--- a/Report--Java Software Developer Internship at Incedo Inc.docx
+++ b/Report--Java Software Developer Internship at Incedo Inc.docx
@@ -386,29 +386,47 @@
         <w:jc w:val="both"/>
         <w:rPr>
           <w:rFonts w:ascii="Times New Roman" w:hAnsi="Times New Roman" w:cs="Times New Roman"/>
-          <w:sz w:val="24"/>
-          <w:szCs w:val="24"/>
+          <w:sz w:val="28"/>
+          <w:szCs w:val="28"/>
         </w:rPr>
       </w:pPr>
       <w:r>
         <w:rPr>
           <w:rFonts w:ascii="Times New Roman" w:hAnsi="Times New Roman" w:cs="Times New Roman"/>
-          <w:sz w:val="24"/>
-          <w:szCs w:val="24"/>
+          <w:sz w:val="28"/>
+          <w:szCs w:val="28"/>
         </w:rPr>
         <w:t xml:space="preserve">I hereby declare that the project work entitled </w:t>
       </w:r>
       <w:r>
         <w:rPr>
           <w:b/>
-        </w:rPr>
-        <w:t>“Gym Management System Using Spring Boot Microservices and React”</w:t>
+          <w:sz w:val="28"/>
+          <w:szCs w:val="28"/>
+        </w:rPr>
+        <w:t>“</w:t>
+      </w:r>
+      <w:r>
+        <w:rPr>
+          <w:rFonts w:ascii="Agency FB" w:hAnsi="Agency FB"/>
+          <w:sz w:val="28"/>
+          <w:szCs w:val="28"/>
+        </w:rPr>
+        <w:t>Java Software Developer Internship at Incedo Inc.</w:t>
+      </w:r>
+      <w:r>
+        <w:rPr>
+          <w:b/>
+          <w:sz w:val="28"/>
+          <w:szCs w:val="28"/>
+        </w:rPr>
+        <w:t>”</w:t>
       </w:r>
       <w:r>
         <w:rPr>
           <w:rFonts w:ascii="Times New Roman" w:hAnsi="Times New Roman" w:cs="Times New Roman"/>
-          <w:sz w:val="24"/>
-          <w:szCs w:val="24"/>
+          <w:sz w:val="28"/>
+          <w:szCs w:val="28"/>
         </w:rPr>
         <w:t xml:space="preserve"> is an authentic record of my own work carried out at </w:t>
       </w:r>
@@ -417,16 +435,16 @@
           <w:rFonts w:ascii="Times New Roman" w:hAnsi="Times New Roman" w:cs="Times New Roman"/>
           <w:b/>
           <w:bCs/>
-          <w:sz w:val="24"/>
-          <w:szCs w:val="24"/>
+          <w:sz w:val="28"/>
+          <w:szCs w:val="28"/>
         </w:rPr>
         <w:t>Incedo Inc</w:t>
       </w:r>
       <w:r>
         <w:rPr>
           <w:rFonts w:ascii="Times New Roman" w:hAnsi="Times New Roman" w:cs="Times New Roman"/>
-          <w:sz w:val="24"/>
-          <w:szCs w:val="24"/>
+          <w:sz w:val="28"/>
+          <w:szCs w:val="28"/>
         </w:rPr>
         <w:t xml:space="preserve"> as requirements of six months project semester for the award of degree of B.E. at University Institute of Engineering &amp; Technology, Panjab University, Chandigarh under the guidance of </w:t>
       </w:r>
@@ -435,48 +453,151 @@
           <w:rFonts w:ascii="Times New Roman" w:hAnsi="Times New Roman" w:cs="Times New Roman"/>
           <w:b/>
           <w:bCs/>
-          <w:sz w:val="24"/>
-          <w:szCs w:val="24"/>
-        </w:rPr>
-        <w:t>Ruchi Jain</w:t>
+          <w:sz w:val="28"/>
+          <w:szCs w:val="28"/>
+        </w:rPr>
+        <w:t xml:space="preserve">Ruchi Jain </w:t>
+      </w:r>
+      <w:r>
+        <w:rPr>
+          <w:rFonts w:ascii="Times New Roman" w:hAnsi="Times New Roman" w:cs="Times New Roman"/>
+          <w:sz w:val="28"/>
+          <w:szCs w:val="28"/>
+        </w:rPr>
+        <w:t>and</w:t>
       </w:r>
       <w:r>
         <w:rPr>
           <w:rFonts w:ascii="Times New Roman" w:hAnsi="Times New Roman" w:cs="Times New Roman"/>
           <w:b/>
           <w:bCs/>
-          <w:sz w:val="24"/>
-          <w:szCs w:val="24"/>
-        </w:rPr>
-        <w:t xml:space="preserve"> </w:t>
+          <w:sz w:val="28"/>
+          <w:szCs w:val="28"/>
+        </w:rPr>
+        <w:t xml:space="preserve"> Sukesha Sharma</w:t>
       </w:r>
       <w:r>
         <w:rPr>
           <w:rFonts w:ascii="Times New Roman" w:hAnsi="Times New Roman" w:cs="Times New Roman"/>
-          <w:sz w:val="24"/>
-          <w:szCs w:val="24"/>
-        </w:rPr>
-        <w:t>and</w:t>
+          <w:sz w:val="28"/>
+          <w:szCs w:val="28"/>
+        </w:rPr>
+        <w:t xml:space="preserve">, during </w:t>
       </w:r>
       <w:r>
         <w:rPr>
           <w:rFonts w:ascii="Times New Roman" w:hAnsi="Times New Roman" w:cs="Times New Roman"/>
           <w:b/>
           <w:bCs/>
-          <w:sz w:val="24"/>
-          <w:szCs w:val="24"/>
-        </w:rPr>
-        <w:t xml:space="preserve"> Sukesha Sharma</w:t>
+          <w:sz w:val="28"/>
+          <w:szCs w:val="28"/>
+        </w:rPr>
+        <w:t>____________________</w:t>
       </w:r>
       <w:r>
         <w:rPr>
           <w:rFonts w:ascii="Times New Roman" w:hAnsi="Times New Roman" w:cs="Times New Roman"/>
-          <w:sz w:val="24"/>
-          <w:szCs w:val="24"/>
-        </w:rPr>
-        <w:t xml:space="preserve">, during </w:t>
-      </w:r>
-      <w:r>
+          <w:sz w:val="28"/>
+          <w:szCs w:val="28"/>
+        </w:rPr>
+        <w:t>.</w:t>
+      </w:r>
+    </w:p>
+    <w:p>
+      <w:pPr>
+        <w:jc w:val="right"/>
+        <w:rPr>
+          <w:rFonts w:ascii="Times New Roman" w:hAnsi="Times New Roman" w:cs="Times New Roman"/>
+          <w:sz w:val="24"/>
+          <w:szCs w:val="24"/>
+        </w:rPr>
+      </w:pPr>
+      <w:r>
+        <w:rPr>
+          <w:rFonts w:ascii="Times New Roman" w:hAnsi="Times New Roman" w:cs="Times New Roman"/>
+          <w:sz w:val="24"/>
+          <w:szCs w:val="24"/>
+        </w:rPr>
+        <w:br/>
+      </w:r>
+    </w:p>
+    <w:p>
+      <w:pPr>
+        <w:rPr>
+          <w:rFonts w:ascii="Times New Roman" w:hAnsi="Times New Roman" w:cs="Times New Roman"/>
+          <w:sz w:val="24"/>
+          <w:szCs w:val="24"/>
+        </w:rPr>
+      </w:pPr>
+      <w:r>
+        <w:rPr>
+          <w:rFonts w:ascii="Times New Roman" w:hAnsi="Times New Roman" w:cs="Times New Roman"/>
+          <w:sz w:val="24"/>
+          <w:szCs w:val="24"/>
+        </w:rPr>
+        <w:t>Date: __________________</w:t>
+      </w:r>
+      <w:r>
+        <w:rPr>
+          <w:rFonts w:ascii="Times New Roman" w:hAnsi="Times New Roman" w:cs="Times New Roman"/>
+          <w:sz w:val="24"/>
+          <w:szCs w:val="24"/>
+        </w:rPr>
+        <w:t xml:space="preserve">__ </w:t>
+      </w:r>
+      <w:r>
+        <w:rPr>
+          <w:rFonts w:ascii="Times New Roman" w:hAnsi="Times New Roman" w:cs="Times New Roman"/>
+          <w:sz w:val="24"/>
+          <w:szCs w:val="24"/>
+        </w:rPr>
+        <w:tab/>
+      </w:r>
+      <w:r>
+        <w:rPr>
+          <w:rFonts w:ascii="Times New Roman" w:hAnsi="Times New Roman" w:cs="Times New Roman"/>
+          <w:sz w:val="24"/>
+          <w:szCs w:val="24"/>
+        </w:rPr>
+        <w:tab/>
+      </w:r>
+      <w:r>
+        <w:rPr>
+          <w:rFonts w:ascii="Times New Roman" w:hAnsi="Times New Roman" w:cs="Times New Roman"/>
+          <w:sz w:val="24"/>
+          <w:szCs w:val="24"/>
+        </w:rPr>
+        <w:tab/>
+      </w:r>
+      <w:r>
+        <w:rPr>
+          <w:rFonts w:ascii="Times New Roman" w:hAnsi="Times New Roman" w:cs="Times New Roman"/>
+          <w:sz w:val="24"/>
+          <w:szCs w:val="24"/>
+        </w:rPr>
+        <w:tab/>
+      </w:r>
+      <w:r>
+        <w:rPr>
+          <w:rFonts w:ascii="Times New Roman" w:hAnsi="Times New Roman" w:cs="Times New Roman"/>
+          <w:sz w:val="24"/>
+          <w:szCs w:val="24"/>
+        </w:rPr>
+        <w:tab/>
+      </w:r>
+      <w:r>
+        <w:rPr>
+          <w:rFonts w:ascii="Times New Roman" w:hAnsi="Times New Roman" w:cs="Times New Roman"/>
+          <w:sz w:val="24"/>
+          <w:szCs w:val="24"/>
+        </w:rPr>
+        <w:tab/>
+        <w:t xml:space="preserve"> </w:t>
+      </w:r>
+    </w:p>
+    <w:p>
+      <w:pPr>
+        <w:jc w:val="right"/>
         <w:rPr>
           <w:rFonts w:ascii="Times New Roman" w:hAnsi="Times New Roman" w:cs="Times New Roman"/>
           <w:b/>
@@ -484,112 +605,8 @@
           <w:sz w:val="24"/>
           <w:szCs w:val="24"/>
         </w:rPr>
-        <w:t>____________________</w:t>
-      </w:r>
-      <w:r>
-        <w:rPr>
-          <w:rFonts w:ascii="Times New Roman" w:hAnsi="Times New Roman" w:cs="Times New Roman"/>
-          <w:sz w:val="24"/>
-          <w:szCs w:val="24"/>
-        </w:rPr>
-        <w:t>.</w:t>
-      </w:r>
-    </w:p>
-    <w:p>
-      <w:pPr>
-        <w:jc w:val="right"/>
-        <w:rPr>
-          <w:rFonts w:ascii="Times New Roman" w:hAnsi="Times New Roman" w:cs="Times New Roman"/>
-          <w:sz w:val="24"/>
-          <w:szCs w:val="24"/>
-        </w:rPr>
-      </w:pPr>
-      <w:r>
-        <w:rPr>
-          <w:rFonts w:ascii="Times New Roman" w:hAnsi="Times New Roman" w:cs="Times New Roman"/>
-          <w:sz w:val="24"/>
-          <w:szCs w:val="24"/>
-        </w:rPr>
-        <w:br/>
-      </w:r>
-    </w:p>
-    <w:p>
-      <w:pPr>
-        <w:rPr>
-          <w:rFonts w:ascii="Times New Roman" w:hAnsi="Times New Roman" w:cs="Times New Roman"/>
-          <w:sz w:val="24"/>
-          <w:szCs w:val="24"/>
-        </w:rPr>
-      </w:pPr>
-      <w:r>
-        <w:rPr>
-          <w:rFonts w:ascii="Times New Roman" w:hAnsi="Times New Roman" w:cs="Times New Roman"/>
-          <w:sz w:val="24"/>
-          <w:szCs w:val="24"/>
-        </w:rPr>
-        <w:t>Date: __________________</w:t>
-      </w:r>
-      <w:r>
-        <w:rPr>
-          <w:rFonts w:ascii="Times New Roman" w:hAnsi="Times New Roman" w:cs="Times New Roman"/>
-          <w:sz w:val="24"/>
-          <w:szCs w:val="24"/>
-        </w:rPr>
-        <w:t xml:space="preserve">__ </w:t>
-      </w:r>
-      <w:r>
-        <w:rPr>
-          <w:rFonts w:ascii="Times New Roman" w:hAnsi="Times New Roman" w:cs="Times New Roman"/>
-          <w:sz w:val="24"/>
-          <w:szCs w:val="24"/>
-        </w:rPr>
-        <w:tab/>
-      </w:r>
-      <w:r>
-        <w:rPr>
-          <w:rFonts w:ascii="Times New Roman" w:hAnsi="Times New Roman" w:cs="Times New Roman"/>
-          <w:sz w:val="24"/>
-          <w:szCs w:val="24"/>
-        </w:rPr>
-        <w:tab/>
-      </w:r>
-      <w:r>
-        <w:rPr>
-          <w:rFonts w:ascii="Times New Roman" w:hAnsi="Times New Roman" w:cs="Times New Roman"/>
-          <w:sz w:val="24"/>
-          <w:szCs w:val="24"/>
-        </w:rPr>
-        <w:tab/>
-      </w:r>
-      <w:r>
-        <w:rPr>
-          <w:rFonts w:ascii="Times New Roman" w:hAnsi="Times New Roman" w:cs="Times New Roman"/>
-          <w:sz w:val="24"/>
-          <w:szCs w:val="24"/>
-        </w:rPr>
-        <w:tab/>
-      </w:r>
-      <w:r>
-        <w:rPr>
-          <w:rFonts w:ascii="Times New Roman" w:hAnsi="Times New Roman" w:cs="Times New Roman"/>
-          <w:sz w:val="24"/>
-          <w:szCs w:val="24"/>
-        </w:rPr>
-        <w:tab/>
-      </w:r>
-      <w:r>
-        <w:rPr>
-          <w:rFonts w:ascii="Times New Roman" w:hAnsi="Times New Roman" w:cs="Times New Roman"/>
-          <w:sz w:val="24"/>
-          <w:szCs w:val="24"/>
-        </w:rPr>
-        <w:tab/>
-        <w:t xml:space="preserve"> </w:t>
-      </w:r>
-    </w:p>
-    <w:p>
-      <w:pPr>
-        <w:jc w:val="right"/>
+      </w:pPr>
+      <w:r>
         <w:rPr>
           <w:rFonts w:ascii="Times New Roman" w:hAnsi="Times New Roman" w:cs="Times New Roman"/>
           <w:b/>
@@ -597,8 +614,12 @@
           <w:sz w:val="24"/>
           <w:szCs w:val="24"/>
         </w:rPr>
-      </w:pPr>
-      <w:r>
+        <w:t>Mohd Zaid Habib</w:t>
+      </w:r>
+    </w:p>
+    <w:p>
+      <w:pPr>
+        <w:jc w:val="right"/>
         <w:rPr>
           <w:rFonts w:ascii="Times New Roman" w:hAnsi="Times New Roman" w:cs="Times New Roman"/>
           <w:b/>
@@ -606,12 +627,8 @@
           <w:sz w:val="24"/>
           <w:szCs w:val="24"/>
         </w:rPr>
-        <w:t>Mohd Zaid Habib</w:t>
-      </w:r>
-    </w:p>
-    <w:p>
-      <w:pPr>
-        <w:jc w:val="right"/>
+      </w:pPr>
+      <w:r>
         <w:rPr>
           <w:rFonts w:ascii="Times New Roman" w:hAnsi="Times New Roman" w:cs="Times New Roman"/>
           <w:b/>
@@ -619,8 +636,73 @@
           <w:sz w:val="24"/>
           <w:szCs w:val="24"/>
         </w:rPr>
-      </w:pPr>
-      <w:r>
+        <w:t>UE228071</w:t>
+      </w:r>
+    </w:p>
+    <w:p>
+      <w:pPr>
+        <w:rPr>
+          <w:rFonts w:ascii="Times New Roman" w:hAnsi="Times New Roman" w:cs="Times New Roman"/>
+          <w:sz w:val="24"/>
+          <w:szCs w:val="24"/>
+        </w:rPr>
+      </w:pPr>
+      <w:r>
+        <w:rPr>
+          <w:rFonts w:ascii="Times New Roman" w:hAnsi="Times New Roman" w:cs="Times New Roman"/>
+          <w:sz w:val="24"/>
+          <w:szCs w:val="24"/>
+        </w:rPr>
+        <w:br/>
+      </w:r>
+    </w:p>
+    <w:p>
+      <w:pPr>
+        <w:jc w:val="both"/>
+        <w:rPr>
+          <w:rFonts w:ascii="Times New Roman" w:hAnsi="Times New Roman" w:cs="Times New Roman"/>
+          <w:sz w:val="24"/>
+          <w:szCs w:val="24"/>
+        </w:rPr>
+      </w:pPr>
+      <w:r>
+        <w:rPr>
+          <w:rFonts w:ascii="Times New Roman" w:hAnsi="Times New Roman" w:cs="Times New Roman"/>
+          <w:sz w:val="24"/>
+          <w:szCs w:val="24"/>
+        </w:rPr>
+        <w:br/>
+        <w:t>Certified that the above statement made by the student/trainee is correct to the best of our knowledge and belief.</w:t>
+      </w:r>
+    </w:p>
+    <w:p>
+      <w:pPr>
+        <w:rPr>
+          <w:rFonts w:ascii="Times New Roman" w:hAnsi="Times New Roman" w:cs="Times New Roman"/>
+          <w:sz w:val="24"/>
+          <w:szCs w:val="24"/>
+        </w:rPr>
+      </w:pPr>
+      <w:r>
+        <w:rPr>
+          <w:rFonts w:ascii="Times New Roman" w:hAnsi="Times New Roman" w:cs="Times New Roman"/>
+          <w:sz w:val="24"/>
+          <w:szCs w:val="24"/>
+        </w:rPr>
+        <w:br/>
+      </w:r>
+    </w:p>
+    <w:p>
+      <w:pPr>
+        <w:rPr>
+          <w:rFonts w:ascii="Times New Roman" w:hAnsi="Times New Roman" w:cs="Times New Roman"/>
+          <w:sz w:val="24"/>
+          <w:szCs w:val="24"/>
+        </w:rPr>
+      </w:pPr>
+    </w:p>
+    <w:p>
+      <w:pPr>
         <w:rPr>
           <w:rFonts w:ascii="Times New Roman" w:hAnsi="Times New Roman" w:cs="Times New Roman"/>
           <w:b/>
@@ -628,73 +710,8 @@
           <w:sz w:val="24"/>
           <w:szCs w:val="24"/>
         </w:rPr>
-        <w:t>UE228071</w:t>
-      </w:r>
-    </w:p>
-    <w:p>
-      <w:pPr>
-        <w:rPr>
-          <w:rFonts w:ascii="Times New Roman" w:hAnsi="Times New Roman" w:cs="Times New Roman"/>
-          <w:sz w:val="24"/>
-          <w:szCs w:val="24"/>
-        </w:rPr>
-      </w:pPr>
-      <w:r>
-        <w:rPr>
-          <w:rFonts w:ascii="Times New Roman" w:hAnsi="Times New Roman" w:cs="Times New Roman"/>
-          <w:sz w:val="24"/>
-          <w:szCs w:val="24"/>
-        </w:rPr>
-        <w:br/>
-      </w:r>
-    </w:p>
-    <w:p>
-      <w:pPr>
-        <w:jc w:val="both"/>
-        <w:rPr>
-          <w:rFonts w:ascii="Times New Roman" w:hAnsi="Times New Roman" w:cs="Times New Roman"/>
-          <w:sz w:val="24"/>
-          <w:szCs w:val="24"/>
-        </w:rPr>
-      </w:pPr>
-      <w:r>
-        <w:rPr>
-          <w:rFonts w:ascii="Times New Roman" w:hAnsi="Times New Roman" w:cs="Times New Roman"/>
-          <w:sz w:val="24"/>
-          <w:szCs w:val="24"/>
-        </w:rPr>
-        <w:br/>
-        <w:t>Certified that the above statement made by the student/trainee is correct to the best of our knowledge and belief.</w:t>
-      </w:r>
-    </w:p>
-    <w:p>
-      <w:pPr>
-        <w:rPr>
-          <w:rFonts w:ascii="Times New Roman" w:hAnsi="Times New Roman" w:cs="Times New Roman"/>
-          <w:sz w:val="24"/>
-          <w:szCs w:val="24"/>
-        </w:rPr>
-      </w:pPr>
-      <w:r>
-        <w:rPr>
-          <w:rFonts w:ascii="Times New Roman" w:hAnsi="Times New Roman" w:cs="Times New Roman"/>
-          <w:sz w:val="24"/>
-          <w:szCs w:val="24"/>
-        </w:rPr>
-        <w:br/>
-      </w:r>
-    </w:p>
-    <w:p>
-      <w:pPr>
-        <w:rPr>
-          <w:rFonts w:ascii="Times New Roman" w:hAnsi="Times New Roman" w:cs="Times New Roman"/>
-          <w:sz w:val="24"/>
-          <w:szCs w:val="24"/>
-        </w:rPr>
-      </w:pPr>
-    </w:p>
-    <w:p>
-      <w:pPr>
+      </w:pPr>
+      <w:r>
         <w:rPr>
           <w:rFonts w:ascii="Times New Roman" w:hAnsi="Times New Roman" w:cs="Times New Roman"/>
           <w:b/>
@@ -702,8 +719,11 @@
           <w:sz w:val="24"/>
           <w:szCs w:val="24"/>
         </w:rPr>
-      </w:pPr>
-      <w:r>
+        <w:t>Sukesha Sharma</w:t>
+      </w:r>
+    </w:p>
+    <w:p>
+      <w:pPr>
         <w:rPr>
           <w:rFonts w:ascii="Times New Roman" w:hAnsi="Times New Roman" w:cs="Times New Roman"/>
           <w:b/>
@@ -711,11 +731,8 @@
           <w:sz w:val="24"/>
           <w:szCs w:val="24"/>
         </w:rPr>
-        <w:t>Sukesha Sharma</w:t>
-      </w:r>
-    </w:p>
-    <w:p>
-      <w:pPr>
+      </w:pPr>
+      <w:r>
         <w:rPr>
           <w:rFonts w:ascii="Times New Roman" w:hAnsi="Times New Roman" w:cs="Times New Roman"/>
           <w:b/>
@@ -723,7 +740,8 @@
           <w:sz w:val="24"/>
           <w:szCs w:val="24"/>
         </w:rPr>
-      </w:pPr>
+        <w:t>Professor</w:t>
+      </w:r>
       <w:r>
         <w:rPr>
           <w:rFonts w:ascii="Times New Roman" w:hAnsi="Times New Roman" w:cs="Times New Roman"/>
@@ -732,7 +750,7 @@
           <w:sz w:val="24"/>
           <w:szCs w:val="24"/>
         </w:rPr>
-        <w:t>Professor</w:t>
+        <w:tab/>
       </w:r>
       <w:r>
         <w:rPr>
@@ -742,7 +760,7 @@
           <w:sz w:val="24"/>
           <w:szCs w:val="24"/>
         </w:rPr>
-        <w:tab/>
+        <w:t xml:space="preserve">   </w:t>
       </w:r>
       <w:r>
         <w:rPr>
@@ -783,7 +801,7 @@
           <w:sz w:val="24"/>
           <w:szCs w:val="24"/>
         </w:rPr>
-        <w:t xml:space="preserve">          </w:t>
+        <w:t xml:space="preserve">            </w:t>
       </w:r>
       <w:r>
         <w:rPr>
@@ -793,7 +811,7 @@
           <w:sz w:val="24"/>
           <w:szCs w:val="24"/>
         </w:rPr>
-        <w:t xml:space="preserve">    Ruchi Jain                                                                                    Manager</w:t>
+        <w:t xml:space="preserve">                        </w:t>
       </w:r>
       <w:r>
         <w:rPr>
@@ -803,6 +821,36 @@
           <w:sz w:val="24"/>
           <w:szCs w:val="24"/>
         </w:rPr>
+        <w:t xml:space="preserve">  Ruchi Jain                                                                                    </w:t>
+      </w:r>
+      <w:r>
+        <w:rPr>
+          <w:rFonts w:ascii="Times New Roman" w:hAnsi="Times New Roman" w:cs="Times New Roman"/>
+          <w:b/>
+          <w:bCs/>
+          <w:sz w:val="24"/>
+          <w:szCs w:val="24"/>
+        </w:rPr>
+        <w:t xml:space="preserve">                                                                      </w:t>
+      </w:r>
+      <w:r>
+        <w:rPr>
+          <w:rFonts w:ascii="Times New Roman" w:hAnsi="Times New Roman" w:cs="Times New Roman"/>
+          <w:b/>
+          <w:bCs/>
+          <w:sz w:val="24"/>
+          <w:szCs w:val="24"/>
+        </w:rPr>
+        <w:t>Manager</w:t>
+      </w:r>
+      <w:r>
+        <w:rPr>
+          <w:rFonts w:ascii="Times New Roman" w:hAnsi="Times New Roman" w:cs="Times New Roman"/>
+          <w:b/>
+          <w:bCs/>
+          <w:sz w:val="24"/>
+          <w:szCs w:val="24"/>
+        </w:rPr>
         <w:br/>
       </w:r>
       <w:r>
@@ -925,7 +973,6 @@
           <w:szCs w:val="24"/>
           <w:u w:val="single"/>
         </w:rPr>
-        <w:lastRenderedPageBreak/>
         <w:t>Acknowledgement</w:t>
       </w:r>
     </w:p>
@@ -982,6 +1029,51 @@
       </w:r>
       <w:r>
         <w:rPr>
+          <w:rFonts w:ascii="Agency FB" w:hAnsi="Agency FB"/>
+          <w:sz w:val="32"/>
+          <w:szCs w:val="32"/>
+        </w:rPr>
+        <w:t>Java Software Dev</w:t>
+      </w:r>
+      <w:r>
+        <w:rPr>
+          <w:rFonts w:ascii="Agency FB" w:hAnsi="Agency FB"/>
+          <w:sz w:val="32"/>
+          <w:szCs w:val="32"/>
+        </w:rPr>
+        <w:t>eloper Internship at Incedo Inc</w:t>
+      </w:r>
+      <w:r>
+        <w:rPr>
+          <w:rFonts w:ascii="Times New Roman" w:eastAsia="Times New Roman" w:hAnsi="Times New Roman" w:cs="Times New Roman"/>
+          <w:sz w:val="24"/>
+          <w:szCs w:val="24"/>
+          <w:lang w:val="en-IN" w:eastAsia="en-IN"/>
+        </w:rPr>
+        <w:t>.</w:t>
+      </w:r>
+    </w:p>
+    <w:p>
+      <w:pPr>
+        <w:spacing w:before="100" w:beforeAutospacing="1" w:after="100" w:afterAutospacing="1" w:line="240" w:lineRule="auto"/>
+        <w:rPr>
+          <w:rFonts w:ascii="Times New Roman" w:eastAsia="Times New Roman" w:hAnsi="Times New Roman" w:cs="Times New Roman"/>
+          <w:sz w:val="24"/>
+          <w:szCs w:val="24"/>
+          <w:lang w:val="en-IN" w:eastAsia="en-IN"/>
+        </w:rPr>
+      </w:pPr>
+      <w:r>
+        <w:rPr>
+          <w:rFonts w:ascii="Times New Roman" w:eastAsia="Times New Roman" w:hAnsi="Times New Roman" w:cs="Times New Roman"/>
+          <w:sz w:val="24"/>
+          <w:szCs w:val="24"/>
+          <w:lang w:val="en-IN" w:eastAsia="en-IN"/>
+        </w:rPr>
+        <w:t xml:space="preserve">I would also like to thank my faculty coordinator </w:t>
+      </w:r>
+      <w:r>
+        <w:rPr>
           <w:rFonts w:ascii="Times New Roman" w:eastAsia="Times New Roman" w:hAnsi="Times New Roman" w:cs="Times New Roman"/>
           <w:b/>
           <w:bCs/>
@@ -989,7 +1081,7 @@
           <w:szCs w:val="24"/>
           <w:lang w:val="en-IN" w:eastAsia="en-IN"/>
         </w:rPr>
-        <w:t>“Gym Management System Using Spring Boot Microservices and React”</w:t>
+        <w:t>Dr. Sukesha Sharma</w:t>
       </w:r>
       <w:r>
         <w:rPr>
@@ -998,7 +1090,7 @@
           <w:szCs w:val="24"/>
           <w:lang w:val="en-IN" w:eastAsia="en-IN"/>
         </w:rPr>
-        <w:t>.</w:t>
+        <w:t xml:space="preserve"> for their continuous guidance and support during my internship training.</w:t>
       </w:r>
     </w:p>
     <w:p>
@@ -1018,7 +1110,7 @@
           <w:szCs w:val="24"/>
           <w:lang w:val="en-IN" w:eastAsia="en-IN"/>
         </w:rPr>
-        <w:t xml:space="preserve">I would also like to thank my faculty coordinator </w:t>
+        <w:t xml:space="preserve">I am thankful to </w:t>
       </w:r>
       <w:r>
         <w:rPr>
@@ -1029,7 +1121,7 @@
           <w:szCs w:val="24"/>
           <w:lang w:val="en-IN" w:eastAsia="en-IN"/>
         </w:rPr>
-        <w:t>Dr. Sukesha Sharma</w:t>
+        <w:t>University Institute of Engineering and Technology, Panjab University</w:t>
       </w:r>
       <w:r>
         <w:rPr>
@@ -1038,7 +1130,7 @@
           <w:szCs w:val="24"/>
           <w:lang w:val="en-IN" w:eastAsia="en-IN"/>
         </w:rPr>
-        <w:t xml:space="preserve"> for their continuous guidance and support during my internship training.</w:t>
+        <w:t xml:space="preserve"> for providing me the opportunity to undertake this internship as a part of my academic curriculum.</w:t>
       </w:r>
     </w:p>
     <w:p>
@@ -1058,7 +1150,180 @@
           <w:szCs w:val="24"/>
           <w:lang w:val="en-IN" w:eastAsia="en-IN"/>
         </w:rPr>
-        <w:t xml:space="preserve">I am thankful to </w:t>
+        <w:t>Finally, I would like to thank all those who directly or indirectly helped me during the completion of this work</w:t>
+      </w:r>
+    </w:p>
+    <w:p>
+      <w:pPr>
+        <w:rPr>
+          <w:rFonts w:ascii="Times New Roman" w:hAnsi="Times New Roman" w:cs="Times New Roman"/>
+          <w:b/>
+          <w:sz w:val="24"/>
+          <w:szCs w:val="24"/>
+        </w:rPr>
+      </w:pPr>
+    </w:p>
+    <w:p>
+      <w:pPr>
+        <w:rPr>
+          <w:b/>
+        </w:rPr>
+      </w:pPr>
+    </w:p>
+    <w:p>
+      <w:pPr>
+        <w:rPr>
+          <w:b/>
+        </w:rPr>
+      </w:pPr>
+    </w:p>
+    <w:p>
+      <w:pPr>
+        <w:rPr>
+          <w:b/>
+        </w:rPr>
+      </w:pPr>
+    </w:p>
+    <w:p>
+      <w:pPr>
+        <w:rPr>
+          <w:b/>
+        </w:rPr>
+      </w:pPr>
+    </w:p>
+    <w:p>
+      <w:pPr>
+        <w:rPr>
+          <w:b/>
+        </w:rPr>
+      </w:pPr>
+    </w:p>
+    <w:p>
+      <w:pPr>
+        <w:rPr>
+          <w:b/>
+        </w:rPr>
+      </w:pPr>
+    </w:p>
+    <w:p>
+      <w:pPr>
+        <w:rPr>
+          <w:b/>
+        </w:rPr>
+      </w:pPr>
+    </w:p>
+    <w:p>
+      <w:pPr>
+        <w:rPr>
+          <w:b/>
+        </w:rPr>
+      </w:pPr>
+    </w:p>
+    <w:p>
+      <w:pPr>
+        <w:rPr>
+          <w:b/>
+        </w:rPr>
+      </w:pPr>
+    </w:p>
+    <w:p>
+      <w:pPr>
+        <w:rPr>
+          <w:b/>
+        </w:rPr>
+      </w:pPr>
+    </w:p>
+    <w:p>
+      <w:pPr>
+        <w:rPr>
+          <w:b/>
+        </w:rPr>
+      </w:pPr>
+    </w:p>
+    <w:p>
+      <w:pPr>
+        <w:rPr>
+          <w:b/>
+        </w:rPr>
+      </w:pPr>
+    </w:p>
+    <w:p>
+      <w:pPr>
+        <w:rPr>
+          <w:b/>
+        </w:rPr>
+      </w:pPr>
+    </w:p>
+    <w:p>
+      <w:pPr>
+        <w:rPr>
+          <w:b/>
+        </w:rPr>
+      </w:pPr>
+    </w:p>
+    <w:p>
+      <w:pPr>
+        <w:rPr>
+          <w:rFonts w:ascii="Times New Roman" w:hAnsi="Times New Roman" w:cs="Times New Roman"/>
+          <w:b/>
+          <w:sz w:val="24"/>
+          <w:szCs w:val="24"/>
+          <w:u w:val="single"/>
+        </w:rPr>
+      </w:pPr>
+    </w:p>
+    <w:p>
+      <w:pPr>
+        <w:jc w:val="center"/>
+        <w:rPr>
+          <w:rFonts w:ascii="Times New Roman" w:hAnsi="Times New Roman" w:cs="Times New Roman"/>
+          <w:b/>
+          <w:sz w:val="24"/>
+          <w:szCs w:val="24"/>
+          <w:u w:val="single"/>
+        </w:rPr>
+      </w:pPr>
+      <w:r>
+        <w:rPr>
+          <w:rFonts w:ascii="Times New Roman" w:hAnsi="Times New Roman" w:cs="Times New Roman"/>
+          <w:b/>
+          <w:sz w:val="24"/>
+          <w:szCs w:val="24"/>
+          <w:u w:val="single"/>
+        </w:rPr>
+        <w:t>Abstract</w:t>
+      </w:r>
+    </w:p>
+    <w:p>
+      <w:pPr>
+        <w:jc w:val="center"/>
+        <w:rPr>
+          <w:rFonts w:ascii="Times New Roman" w:hAnsi="Times New Roman" w:cs="Times New Roman"/>
+          <w:b/>
+          <w:sz w:val="24"/>
+          <w:szCs w:val="24"/>
+          <w:u w:val="single"/>
+        </w:rPr>
+      </w:pPr>
+    </w:p>
+    <w:p>
+      <w:pPr>
+        <w:spacing w:before="100" w:beforeAutospacing="1" w:after="100" w:afterAutospacing="1" w:line="240" w:lineRule="auto"/>
+        <w:rPr>
+          <w:rFonts w:ascii="Times New Roman" w:eastAsia="Times New Roman" w:hAnsi="Times New Roman" w:cs="Times New Roman"/>
+          <w:sz w:val="24"/>
+          <w:szCs w:val="24"/>
+          <w:lang w:val="en-IN" w:eastAsia="en-IN"/>
+        </w:rPr>
+      </w:pPr>
+      <w:r>
+        <w:rPr>
+          <w:rFonts w:ascii="Times New Roman" w:eastAsia="Times New Roman" w:hAnsi="Times New Roman" w:cs="Times New Roman"/>
+          <w:sz w:val="24"/>
+          <w:szCs w:val="24"/>
+          <w:lang w:val="en-IN" w:eastAsia="en-IN"/>
+        </w:rPr>
+        <w:t xml:space="preserve">This report presents the work carried out during the first phase of my six-month industrial internship at </w:t>
       </w:r>
       <w:r>
         <w:rPr>
@@ -1069,7 +1334,7 @@
           <w:szCs w:val="24"/>
           <w:lang w:val="en-IN" w:eastAsia="en-IN"/>
         </w:rPr>
-        <w:t>University Institute of Engineering and Technology, Panjab University</w:t>
+        <w:t>Incedo Inc.</w:t>
       </w:r>
       <w:r>
         <w:rPr>
@@ -1078,201 +1343,7 @@
           <w:szCs w:val="24"/>
           <w:lang w:val="en-IN" w:eastAsia="en-IN"/>
         </w:rPr>
-        <w:t xml:space="preserve"> for providing me the opportunity to undertake this internship as a part of my academic curriculum.</w:t>
-      </w:r>
-    </w:p>
-    <w:p>
-      <w:pPr>
-        <w:spacing w:before="100" w:beforeAutospacing="1" w:after="100" w:afterAutospacing="1" w:line="240" w:lineRule="auto"/>
-        <w:rPr>
-          <w:rFonts w:ascii="Times New Roman" w:eastAsia="Times New Roman" w:hAnsi="Times New Roman" w:cs="Times New Roman"/>
-          <w:sz w:val="24"/>
-          <w:szCs w:val="24"/>
-          <w:lang w:val="en-IN" w:eastAsia="en-IN"/>
-        </w:rPr>
-      </w:pPr>
-      <w:r>
-        <w:rPr>
-          <w:rFonts w:ascii="Times New Roman" w:eastAsia="Times New Roman" w:hAnsi="Times New Roman" w:cs="Times New Roman"/>
-          <w:sz w:val="24"/>
-          <w:szCs w:val="24"/>
-          <w:lang w:val="en-IN" w:eastAsia="en-IN"/>
-        </w:rPr>
-        <w:t>Finally, I would like to thank all those who directly or indirectly helped me during the completion of this work</w:t>
-      </w:r>
-    </w:p>
-    <w:p>
-      <w:pPr>
-        <w:rPr>
-          <w:rFonts w:ascii="Times New Roman" w:hAnsi="Times New Roman" w:cs="Times New Roman"/>
-          <w:b/>
-          <w:sz w:val="24"/>
-          <w:szCs w:val="24"/>
-        </w:rPr>
-      </w:pPr>
-    </w:p>
-    <w:p>
-      <w:pPr>
-        <w:rPr>
-          <w:b/>
-        </w:rPr>
-      </w:pPr>
-    </w:p>
-    <w:p>
-      <w:pPr>
-        <w:rPr>
-          <w:b/>
-        </w:rPr>
-      </w:pPr>
-    </w:p>
-    <w:p>
-      <w:pPr>
-        <w:rPr>
-          <w:b/>
-        </w:rPr>
-      </w:pPr>
-    </w:p>
-    <w:p>
-      <w:pPr>
-        <w:rPr>
-          <w:b/>
-        </w:rPr>
-      </w:pPr>
-    </w:p>
-    <w:p>
-      <w:pPr>
-        <w:rPr>
-          <w:b/>
-        </w:rPr>
-      </w:pPr>
-    </w:p>
-    <w:p>
-      <w:pPr>
-        <w:rPr>
-          <w:b/>
-        </w:rPr>
-      </w:pPr>
-    </w:p>
-    <w:p>
-      <w:pPr>
-        <w:rPr>
-          <w:b/>
-        </w:rPr>
-      </w:pPr>
-    </w:p>
-    <w:p>
-      <w:pPr>
-        <w:rPr>
-          <w:b/>
-        </w:rPr>
-      </w:pPr>
-    </w:p>
-    <w:p>
-      <w:pPr>
-        <w:rPr>
-          <w:b/>
-        </w:rPr>
-      </w:pPr>
-    </w:p>
-    <w:p>
-      <w:pPr>
-        <w:rPr>
-          <w:b/>
-        </w:rPr>
-      </w:pPr>
-    </w:p>
-    <w:p>
-      <w:pPr>
-        <w:rPr>
-          <w:b/>
-        </w:rPr>
-      </w:pPr>
-    </w:p>
-    <w:p>
-      <w:pPr>
-        <w:rPr>
-          <w:b/>
-        </w:rPr>
-      </w:pPr>
-    </w:p>
-    <w:p>
-      <w:pPr>
-        <w:rPr>
-          <w:b/>
-        </w:rPr>
-      </w:pPr>
-    </w:p>
-    <w:p>
-      <w:pPr>
-        <w:rPr>
-          <w:b/>
-        </w:rPr>
-      </w:pPr>
-    </w:p>
-    <w:p>
-      <w:pPr>
-        <w:rPr>
-          <w:rFonts w:ascii="Times New Roman" w:hAnsi="Times New Roman" w:cs="Times New Roman"/>
-          <w:b/>
-          <w:sz w:val="24"/>
-          <w:szCs w:val="24"/>
-          <w:u w:val="single"/>
-        </w:rPr>
-      </w:pPr>
-    </w:p>
-    <w:p>
-      <w:pPr>
-        <w:jc w:val="center"/>
-        <w:rPr>
-          <w:rFonts w:ascii="Times New Roman" w:hAnsi="Times New Roman" w:cs="Times New Roman"/>
-          <w:b/>
-          <w:sz w:val="24"/>
-          <w:szCs w:val="24"/>
-          <w:u w:val="single"/>
-        </w:rPr>
-      </w:pPr>
-      <w:r>
-        <w:rPr>
-          <w:rFonts w:ascii="Times New Roman" w:hAnsi="Times New Roman" w:cs="Times New Roman"/>
-          <w:b/>
-          <w:sz w:val="24"/>
-          <w:szCs w:val="24"/>
-          <w:u w:val="single"/>
-        </w:rPr>
-        <w:lastRenderedPageBreak/>
-        <w:t>Abstract</w:t>
-      </w:r>
-    </w:p>
-    <w:p>
-      <w:pPr>
-        <w:jc w:val="center"/>
-        <w:rPr>
-          <w:rFonts w:ascii="Times New Roman" w:hAnsi="Times New Roman" w:cs="Times New Roman"/>
-          <w:b/>
-          <w:sz w:val="24"/>
-          <w:szCs w:val="24"/>
-          <w:u w:val="single"/>
-        </w:rPr>
-      </w:pPr>
-    </w:p>
-    <w:p>
-      <w:pPr>
-        <w:spacing w:before="100" w:beforeAutospacing="1" w:after="100" w:afterAutospacing="1" w:line="240" w:lineRule="auto"/>
-        <w:rPr>
-          <w:rFonts w:ascii="Times New Roman" w:eastAsia="Times New Roman" w:hAnsi="Times New Roman" w:cs="Times New Roman"/>
-          <w:sz w:val="24"/>
-          <w:szCs w:val="24"/>
-          <w:lang w:val="en-IN" w:eastAsia="en-IN"/>
-        </w:rPr>
-      </w:pPr>
-      <w:r>
-        <w:rPr>
-          <w:rFonts w:ascii="Times New Roman" w:eastAsia="Times New Roman" w:hAnsi="Times New Roman" w:cs="Times New Roman"/>
-          <w:sz w:val="24"/>
-          <w:szCs w:val="24"/>
-          <w:lang w:val="en-IN" w:eastAsia="en-IN"/>
-        </w:rPr>
-        <w:t xml:space="preserve">This report presents the work carried out during the first phase of my six-month industrial internship at </w:t>
+        <w:t xml:space="preserve">, from </w:t>
       </w:r>
       <w:r>
         <w:rPr>
@@ -1283,7 +1354,7 @@
           <w:szCs w:val="24"/>
           <w:lang w:val="en-IN" w:eastAsia="en-IN"/>
         </w:rPr>
-        <w:t>Incedo Inc.</w:t>
+        <w:t>13 January 2026 to March 2026</w:t>
       </w:r>
       <w:r>
         <w:rPr>
@@ -1292,7 +1363,27 @@
           <w:szCs w:val="24"/>
           <w:lang w:val="en-IN" w:eastAsia="en-IN"/>
         </w:rPr>
-        <w:t xml:space="preserve">, from </w:t>
+        <w:t>.</w:t>
+      </w:r>
+    </w:p>
+    <w:p>
+      <w:pPr>
+        <w:spacing w:before="100" w:beforeAutospacing="1" w:after="100" w:afterAutospacing="1" w:line="240" w:lineRule="auto"/>
+        <w:rPr>
+          <w:rFonts w:ascii="Times New Roman" w:eastAsia="Times New Roman" w:hAnsi="Times New Roman" w:cs="Times New Roman"/>
+          <w:sz w:val="24"/>
+          <w:szCs w:val="24"/>
+          <w:lang w:val="en-IN" w:eastAsia="en-IN"/>
+        </w:rPr>
+      </w:pPr>
+      <w:r>
+        <w:rPr>
+          <w:rFonts w:ascii="Times New Roman" w:eastAsia="Times New Roman" w:hAnsi="Times New Roman" w:cs="Times New Roman"/>
+          <w:sz w:val="24"/>
+          <w:szCs w:val="24"/>
+          <w:lang w:val="en-IN" w:eastAsia="en-IN"/>
+        </w:rPr>
+        <w:t xml:space="preserve">The internship began with an onboarding process followed by extensive technical training in </w:t>
       </w:r>
       <w:r>
         <w:rPr>
@@ -1303,7 +1394,7 @@
           <w:szCs w:val="24"/>
           <w:lang w:val="en-IN" w:eastAsia="en-IN"/>
         </w:rPr>
-        <w:t>13 January 2026 to March 2026</w:t>
+        <w:t>Java, Spring Boot, React, Microservices, DevOps, and AWS Cloud technologies</w:t>
       </w:r>
       <w:r>
         <w:rPr>
@@ -1312,27 +1403,7 @@
           <w:szCs w:val="24"/>
           <w:lang w:val="en-IN" w:eastAsia="en-IN"/>
         </w:rPr>
-        <w:t>.</w:t>
-      </w:r>
-    </w:p>
-    <w:p>
-      <w:pPr>
-        <w:spacing w:before="100" w:beforeAutospacing="1" w:after="100" w:afterAutospacing="1" w:line="240" w:lineRule="auto"/>
-        <w:rPr>
-          <w:rFonts w:ascii="Times New Roman" w:eastAsia="Times New Roman" w:hAnsi="Times New Roman" w:cs="Times New Roman"/>
-          <w:sz w:val="24"/>
-          <w:szCs w:val="24"/>
-          <w:lang w:val="en-IN" w:eastAsia="en-IN"/>
-        </w:rPr>
-      </w:pPr>
-      <w:r>
-        <w:rPr>
-          <w:rFonts w:ascii="Times New Roman" w:eastAsia="Times New Roman" w:hAnsi="Times New Roman" w:cs="Times New Roman"/>
-          <w:sz w:val="24"/>
-          <w:szCs w:val="24"/>
-          <w:lang w:val="en-IN" w:eastAsia="en-IN"/>
-        </w:rPr>
-        <w:t xml:space="preserve">The internship began with an onboarding process followed by extensive technical training in </w:t>
+        <w:t xml:space="preserve">. During this training period, I learned important software development concepts including </w:t>
       </w:r>
       <w:r>
         <w:rPr>
@@ -1343,7 +1414,7 @@
           <w:szCs w:val="24"/>
           <w:lang w:val="en-IN" w:eastAsia="en-IN"/>
         </w:rPr>
-        <w:t>Java, Spring Boot, React, Microservices, DevOps, and AWS Cloud technologies</w:t>
+        <w:t>object-oriented programming, database management, RESTful API development, containerization using Docker, and frontend development using React</w:t>
       </w:r>
       <w:r>
         <w:rPr>
@@ -1352,7 +1423,27 @@
           <w:szCs w:val="24"/>
           <w:lang w:val="en-IN" w:eastAsia="en-IN"/>
         </w:rPr>
-        <w:t xml:space="preserve">. During this training period, I learned important software development concepts including </w:t>
+        <w:t>.</w:t>
+      </w:r>
+    </w:p>
+    <w:p>
+      <w:pPr>
+        <w:spacing w:before="100" w:beforeAutospacing="1" w:after="100" w:afterAutospacing="1" w:line="240" w:lineRule="auto"/>
+        <w:rPr>
+          <w:rFonts w:ascii="Times New Roman" w:eastAsia="Times New Roman" w:hAnsi="Times New Roman" w:cs="Times New Roman"/>
+          <w:sz w:val="24"/>
+          <w:szCs w:val="24"/>
+          <w:lang w:val="en-IN" w:eastAsia="en-IN"/>
+        </w:rPr>
+      </w:pPr>
+      <w:r>
+        <w:rPr>
+          <w:rFonts w:ascii="Times New Roman" w:eastAsia="Times New Roman" w:hAnsi="Times New Roman" w:cs="Times New Roman"/>
+          <w:sz w:val="24"/>
+          <w:szCs w:val="24"/>
+          <w:lang w:val="en-IN" w:eastAsia="en-IN"/>
+        </w:rPr>
+        <w:t xml:space="preserve">As part of the hands-on learning activities, a </w:t>
       </w:r>
       <w:r>
         <w:rPr>
@@ -1363,7 +1454,7 @@
           <w:szCs w:val="24"/>
           <w:lang w:val="en-IN" w:eastAsia="en-IN"/>
         </w:rPr>
-        <w:t>object-oriented programming, database management, RESTful API development, containerization using Docker, and frontend development using React</w:t>
+        <w:t>Gym Management System</w:t>
       </w:r>
       <w:r>
         <w:rPr>
@@ -1372,7 +1463,7 @@
           <w:szCs w:val="24"/>
           <w:lang w:val="en-IN" w:eastAsia="en-IN"/>
         </w:rPr>
-        <w:t>.</w:t>
+        <w:t xml:space="preserve"> project was developed to apply full-stack development concepts and understand the architecture of enterprise applications.</w:t>
       </w:r>
     </w:p>
     <w:p>
@@ -1392,7 +1483,7 @@
           <w:szCs w:val="24"/>
           <w:lang w:val="en-IN" w:eastAsia="en-IN"/>
         </w:rPr>
-        <w:t xml:space="preserve">As part of the hands-on learning activities, a </w:t>
+        <w:t xml:space="preserve">In addition to technical training, I also completed </w:t>
       </w:r>
       <w:r>
         <w:rPr>
@@ -1403,7 +1494,7 @@
           <w:szCs w:val="24"/>
           <w:lang w:val="en-IN" w:eastAsia="en-IN"/>
         </w:rPr>
-        <w:t>Gym Management System</w:t>
+        <w:t>domain knowledge sessions related to retail banking and financial systems</w:t>
       </w:r>
       <w:r>
         <w:rPr>
@@ -1412,27 +1503,7 @@
           <w:szCs w:val="24"/>
           <w:lang w:val="en-IN" w:eastAsia="en-IN"/>
         </w:rPr>
-        <w:t xml:space="preserve"> project was developed to apply full-stack development concepts and understand the architecture of enterprise applications.</w:t>
-      </w:r>
-    </w:p>
-    <w:p>
-      <w:pPr>
-        <w:spacing w:before="100" w:beforeAutospacing="1" w:after="100" w:afterAutospacing="1" w:line="240" w:lineRule="auto"/>
-        <w:rPr>
-          <w:rFonts w:ascii="Times New Roman" w:eastAsia="Times New Roman" w:hAnsi="Times New Roman" w:cs="Times New Roman"/>
-          <w:sz w:val="24"/>
-          <w:szCs w:val="24"/>
-          <w:lang w:val="en-IN" w:eastAsia="en-IN"/>
-        </w:rPr>
-      </w:pPr>
-      <w:r>
-        <w:rPr>
-          <w:rFonts w:ascii="Times New Roman" w:eastAsia="Times New Roman" w:hAnsi="Times New Roman" w:cs="Times New Roman"/>
-          <w:sz w:val="24"/>
-          <w:szCs w:val="24"/>
-          <w:lang w:val="en-IN" w:eastAsia="en-IN"/>
-        </w:rPr>
-        <w:t xml:space="preserve">In addition to technical training, I also completed </w:t>
+        <w:t xml:space="preserve">, covering topics such as </w:t>
       </w:r>
       <w:r>
         <w:rPr>
@@ -1443,7 +1514,7 @@
           <w:szCs w:val="24"/>
           <w:lang w:val="en-IN" w:eastAsia="en-IN"/>
         </w:rPr>
-        <w:t>domain knowledge sessions related to retail banking and financial systems</w:t>
+        <w:t>retail lending, payment systems, financial risk management, anti-money laundering, and financial fraud prevention</w:t>
       </w:r>
       <w:r>
         <w:rPr>
@@ -1452,7 +1523,27 @@
           <w:szCs w:val="24"/>
           <w:lang w:val="en-IN" w:eastAsia="en-IN"/>
         </w:rPr>
-        <w:t xml:space="preserve">, covering topics such as </w:t>
+        <w:t>.</w:t>
+      </w:r>
+    </w:p>
+    <w:p>
+      <w:pPr>
+        <w:spacing w:before="100" w:beforeAutospacing="1" w:after="100" w:afterAutospacing="1" w:line="240" w:lineRule="auto"/>
+        <w:rPr>
+          <w:rFonts w:ascii="Times New Roman" w:eastAsia="Times New Roman" w:hAnsi="Times New Roman" w:cs="Times New Roman"/>
+          <w:sz w:val="24"/>
+          <w:szCs w:val="24"/>
+          <w:lang w:val="en-IN" w:eastAsia="en-IN"/>
+        </w:rPr>
+      </w:pPr>
+      <w:r>
+        <w:rPr>
+          <w:rFonts w:ascii="Times New Roman" w:eastAsia="Times New Roman" w:hAnsi="Times New Roman" w:cs="Times New Roman"/>
+          <w:sz w:val="24"/>
+          <w:szCs w:val="24"/>
+          <w:lang w:val="en-IN" w:eastAsia="en-IN"/>
+        </w:rPr>
+        <w:t xml:space="preserve">Currently, I am undergoing </w:t>
       </w:r>
       <w:r>
         <w:rPr>
@@ -1463,7 +1554,7 @@
           <w:szCs w:val="24"/>
           <w:lang w:val="en-IN" w:eastAsia="en-IN"/>
         </w:rPr>
-        <w:t>retail lending, payment systems, financial risk management, anti-money laundering, and financial fraud prevention</w:t>
+        <w:t>Agentic AI training on AWS</w:t>
       </w:r>
       <w:r>
         <w:rPr>
@@ -1472,27 +1563,7 @@
           <w:szCs w:val="24"/>
           <w:lang w:val="en-IN" w:eastAsia="en-IN"/>
         </w:rPr>
-        <w:t>.</w:t>
-      </w:r>
-    </w:p>
-    <w:p>
-      <w:pPr>
-        <w:spacing w:before="100" w:beforeAutospacing="1" w:after="100" w:afterAutospacing="1" w:line="240" w:lineRule="auto"/>
-        <w:rPr>
-          <w:rFonts w:ascii="Times New Roman" w:eastAsia="Times New Roman" w:hAnsi="Times New Roman" w:cs="Times New Roman"/>
-          <w:sz w:val="24"/>
-          <w:szCs w:val="24"/>
-          <w:lang w:val="en-IN" w:eastAsia="en-IN"/>
-        </w:rPr>
-      </w:pPr>
-      <w:r>
-        <w:rPr>
-          <w:rFonts w:ascii="Times New Roman" w:eastAsia="Times New Roman" w:hAnsi="Times New Roman" w:cs="Times New Roman"/>
-          <w:sz w:val="24"/>
-          <w:szCs w:val="24"/>
-          <w:lang w:val="en-IN" w:eastAsia="en-IN"/>
-        </w:rPr>
-        <w:t xml:space="preserve">Currently, I am undergoing </w:t>
+        <w:t xml:space="preserve">, where I have completed the prerequisite learning modules related to </w:t>
       </w:r>
       <w:r>
         <w:rPr>
@@ -1503,26 +1574,6 @@
           <w:szCs w:val="24"/>
           <w:lang w:val="en-IN" w:eastAsia="en-IN"/>
         </w:rPr>
-        <w:t>Agentic AI training on AWS</w:t>
-      </w:r>
-      <w:r>
-        <w:rPr>
-          <w:rFonts w:ascii="Times New Roman" w:eastAsia="Times New Roman" w:hAnsi="Times New Roman" w:cs="Times New Roman"/>
-          <w:sz w:val="24"/>
-          <w:szCs w:val="24"/>
-          <w:lang w:val="en-IN" w:eastAsia="en-IN"/>
-        </w:rPr>
-        <w:t xml:space="preserve">, where I have completed the prerequisite learning modules related to </w:t>
-      </w:r>
-      <w:r>
-        <w:rPr>
-          <w:rFonts w:ascii="Times New Roman" w:eastAsia="Times New Roman" w:hAnsi="Times New Roman" w:cs="Times New Roman"/>
-          <w:b/>
-          <w:bCs/>
-          <w:sz w:val="24"/>
-          <w:szCs w:val="24"/>
-          <w:lang w:val="en-IN" w:eastAsia="en-IN"/>
-        </w:rPr>
         <w:t>Generative AI and Agentic AI foundations</w:t>
       </w:r>
       <w:r>
@@ -1660,7 +1711,6 @@
           <w:szCs w:val="28"/>
           <w:u w:val="single"/>
         </w:rPr>
-        <w:lastRenderedPageBreak/>
         <w:t>Introduction to the Industry</w:t>
       </w:r>
     </w:p>
@@ -1881,20 +1931,6 @@
     </w:p>
     <w:p>
       <w:pPr>
-        <w:rPr>
-          <w:b/>
-        </w:rPr>
-      </w:pPr>
-    </w:p>
-    <w:p>
-      <w:pPr>
-        <w:rPr>
-          <w:b/>
-        </w:rPr>
-      </w:pPr>
-    </w:p>
-    <w:p>
-      <w:pPr>
         <w:jc w:val="center"/>
         <w:rPr>
           <w:sz w:val="32"/>
@@ -1914,224 +1950,304 @@
     </w:p>
     <w:p>
       <w:pPr>
-        <w:pStyle w:val="NormalWeb"/>
-      </w:pPr>
-      <w:r>
-        <w:t xml:space="preserve">During the internship, I was assigned to undergo structured training and practical implementation in </w:t>
-      </w:r>
-      <w:r>
-        <w:rPr>
-          <w:rStyle w:val="Strong"/>
-          <w:rFonts w:eastAsiaTheme="minorEastAsia"/>
-        </w:rPr>
-        <w:t>modern full-stack software development technologies</w:t>
-      </w:r>
-      <w:r>
-        <w:t>.</w:t>
-      </w:r>
-    </w:p>
-    <w:p>
-      <w:pPr>
-        <w:pStyle w:val="NormalWeb"/>
-      </w:pPr>
-      <w:r>
+        <w:spacing w:before="100" w:beforeAutospacing="1" w:after="100" w:afterAutospacing="1" w:line="240" w:lineRule="auto"/>
+        <w:rPr>
+          <w:rFonts w:ascii="Times New Roman" w:eastAsia="Times New Roman" w:hAnsi="Times New Roman" w:cs="Times New Roman"/>
+          <w:sz w:val="24"/>
+          <w:szCs w:val="24"/>
+          <w:lang w:val="en-IN" w:eastAsia="en-IN"/>
+        </w:rPr>
+      </w:pPr>
+      <w:r>
+        <w:rPr>
+          <w:rFonts w:ascii="Times New Roman" w:eastAsia="Times New Roman" w:hAnsi="Times New Roman" w:cs="Times New Roman"/>
+          <w:sz w:val="24"/>
+          <w:szCs w:val="24"/>
+          <w:lang w:val="en-IN" w:eastAsia="en-IN"/>
+        </w:rPr>
         <w:t>The key activities included:</w:t>
       </w:r>
     </w:p>
     <w:p>
       <w:pPr>
-        <w:pStyle w:val="NormalWeb"/>
-        <w:numPr>
-          <w:ilvl w:val="0"/>
-          <w:numId w:val="3"/>
-        </w:numPr>
-      </w:pPr>
-      <w:r>
-        <w:t xml:space="preserve">Learning </w:t>
-      </w:r>
-      <w:r>
-        <w:rPr>
-          <w:rStyle w:val="Strong"/>
-          <w:rFonts w:eastAsiaTheme="minorEastAsia"/>
-        </w:rPr>
-        <w:t>Java programming and object-oriented design</w:t>
-      </w:r>
-    </w:p>
-    <w:p>
-      <w:pPr>
-        <w:pStyle w:val="NormalWeb"/>
-        <w:numPr>
-          <w:ilvl w:val="0"/>
-          <w:numId w:val="3"/>
-        </w:numPr>
-      </w:pPr>
-      <w:r>
-        <w:t xml:space="preserve">Developing backend applications using </w:t>
-      </w:r>
-      <w:r>
-        <w:rPr>
-          <w:rStyle w:val="Strong"/>
-          <w:rFonts w:eastAsiaTheme="minorEastAsia"/>
-        </w:rPr>
-        <w:t>Spring Boot</w:t>
-      </w:r>
-    </w:p>
-    <w:p>
-      <w:pPr>
-        <w:pStyle w:val="NormalWeb"/>
-        <w:numPr>
-          <w:ilvl w:val="0"/>
-          <w:numId w:val="3"/>
-        </w:numPr>
-      </w:pPr>
-      <w:r>
-        <w:t xml:space="preserve">Building frontend applications using </w:t>
-      </w:r>
-      <w:r>
-        <w:rPr>
-          <w:rStyle w:val="Strong"/>
-          <w:rFonts w:eastAsiaTheme="minorEastAsia"/>
-        </w:rPr>
-        <w:t>React</w:t>
-      </w:r>
-    </w:p>
-    <w:p>
-      <w:pPr>
-        <w:pStyle w:val="NormalWeb"/>
-        <w:numPr>
-          <w:ilvl w:val="0"/>
-          <w:numId w:val="3"/>
-        </w:numPr>
-      </w:pPr>
-      <w:r>
-        <w:t xml:space="preserve">Understanding </w:t>
-      </w:r>
-      <w:r>
-        <w:rPr>
-          <w:rStyle w:val="Strong"/>
-          <w:rFonts w:eastAsiaTheme="minorEastAsia"/>
-        </w:rPr>
-        <w:t>microservices architecture</w:t>
-      </w:r>
-    </w:p>
-    <w:p>
-      <w:pPr>
-        <w:pStyle w:val="NormalWeb"/>
-        <w:numPr>
-          <w:ilvl w:val="0"/>
-          <w:numId w:val="3"/>
-        </w:numPr>
-      </w:pPr>
-      <w:r>
-        <w:t xml:space="preserve">Learning </w:t>
-      </w:r>
-      <w:r>
-        <w:rPr>
-          <w:rStyle w:val="Strong"/>
-          <w:rFonts w:eastAsiaTheme="minorEastAsia"/>
-        </w:rPr>
-        <w:t>DevOps practices and containerization</w:t>
-      </w:r>
-    </w:p>
-    <w:p>
-      <w:pPr>
-        <w:pStyle w:val="NormalWeb"/>
-        <w:numPr>
-          <w:ilvl w:val="0"/>
-          <w:numId w:val="3"/>
-        </w:numPr>
-      </w:pPr>
-      <w:r>
-        <w:t xml:space="preserve">Deploying applications using </w:t>
-      </w:r>
-      <w:r>
-        <w:rPr>
-          <w:rStyle w:val="Strong"/>
-          <w:rFonts w:eastAsiaTheme="minorEastAsia"/>
-        </w:rPr>
-        <w:t>AWS cloud services</w:t>
-      </w:r>
-    </w:p>
-    <w:p>
-      <w:pPr>
-        <w:pStyle w:val="NormalWeb"/>
-        <w:numPr>
-          <w:ilvl w:val="0"/>
-          <w:numId w:val="3"/>
-        </w:numPr>
-      </w:pPr>
-      <w:r>
-        <w:t xml:space="preserve">Gaining </w:t>
-      </w:r>
-      <w:r>
-        <w:rPr>
-          <w:rStyle w:val="Strong"/>
-          <w:rFonts w:eastAsiaTheme="minorEastAsia"/>
-        </w:rPr>
-        <w:t>financial domain knowledge</w:t>
-      </w:r>
-    </w:p>
-    <w:p>
-      <w:pPr>
-        <w:pStyle w:val="NormalWeb"/>
-        <w:numPr>
-          <w:ilvl w:val="0"/>
-          <w:numId w:val="3"/>
-        </w:numPr>
-      </w:pPr>
-      <w:r>
-        <w:t xml:space="preserve">Learning </w:t>
-      </w:r>
-      <w:r>
-        <w:rPr>
-          <w:rStyle w:val="Strong"/>
-          <w:rFonts w:eastAsiaTheme="minorEastAsia"/>
-        </w:rPr>
-        <w:t>Generative AI and Agentic AI technologies</w:t>
-      </w:r>
-    </w:p>
-    <w:p>
-      <w:pPr>
-        <w:pStyle w:val="NormalWeb"/>
-      </w:pPr>
-      <w:r>
-        <w:t xml:space="preserve">The internship aims to develop both </w:t>
-      </w:r>
-      <w:r>
-        <w:rPr>
-          <w:rStyle w:val="Strong"/>
-          <w:rFonts w:eastAsiaTheme="minorEastAsia"/>
-        </w:rPr>
-        <w:t>technical expertise and industry domain understanding</w:t>
-      </w:r>
-      <w:r>
-        <w:t>.</w:t>
-      </w:r>
-    </w:p>
-    <w:p>
-      <w:pPr>
-        <w:rPr>
+        <w:spacing w:before="100" w:beforeAutospacing="1" w:after="100" w:afterAutospacing="1" w:line="240" w:lineRule="auto"/>
+        <w:rPr>
+          <w:rFonts w:ascii="Times New Roman" w:eastAsia="Times New Roman" w:hAnsi="Times New Roman" w:cs="Times New Roman"/>
+          <w:sz w:val="24"/>
+          <w:szCs w:val="24"/>
+          <w:lang w:val="en-IN" w:eastAsia="en-IN"/>
+        </w:rPr>
+      </w:pPr>
+      <w:r>
+        <w:rPr>
+          <w:rFonts w:ascii="Times New Roman" w:eastAsia="Times New Roman" w:hAnsi="Times New Roman" w:cs="Times New Roman"/>
           <w:b/>
+          <w:bCs/>
+          <w:sz w:val="24"/>
+          <w:szCs w:val="24"/>
+          <w:lang w:val="en-IN" w:eastAsia="en-IN"/>
+        </w:rPr>
+        <w:t>• Learning Java programming and object-oriented design</w:t>
+      </w:r>
+      <w:r>
+        <w:rPr>
+          <w:rFonts w:ascii="Times New Roman" w:eastAsia="Times New Roman" w:hAnsi="Times New Roman" w:cs="Times New Roman"/>
+          <w:sz w:val="24"/>
+          <w:szCs w:val="24"/>
+          <w:lang w:val="en-IN" w:eastAsia="en-IN"/>
+        </w:rPr>
+        <w:br/>
+        <w:t>I studied the fundamentals of Java programming including data types, control structures, methods, and exception handling. I also learned core object-oriented programming concepts such as encapsulation, inheritance, polymorphism, and abstraction.</w:t>
+      </w:r>
+    </w:p>
+    <w:p>
+      <w:pPr>
+        <w:spacing w:before="100" w:beforeAutospacing="1" w:after="100" w:afterAutospacing="1" w:line="240" w:lineRule="auto"/>
+        <w:rPr>
+          <w:rFonts w:ascii="Times New Roman" w:eastAsia="Times New Roman" w:hAnsi="Times New Roman" w:cs="Times New Roman"/>
+          <w:sz w:val="24"/>
+          <w:szCs w:val="24"/>
+          <w:lang w:val="en-IN" w:eastAsia="en-IN"/>
+        </w:rPr>
+      </w:pPr>
+      <w:r>
+        <w:rPr>
+          <w:rFonts w:ascii="Times New Roman" w:eastAsia="Times New Roman" w:hAnsi="Times New Roman" w:cs="Times New Roman"/>
+          <w:b/>
+          <w:bCs/>
+          <w:sz w:val="24"/>
+          <w:szCs w:val="24"/>
+          <w:lang w:val="en-IN" w:eastAsia="en-IN"/>
+        </w:rPr>
+        <w:t>• Developing backend applications using Spring Boot</w:t>
+      </w:r>
+      <w:r>
+        <w:rPr>
+          <w:rFonts w:ascii="Times New Roman" w:eastAsia="Times New Roman" w:hAnsi="Times New Roman" w:cs="Times New Roman"/>
+          <w:sz w:val="24"/>
+          <w:szCs w:val="24"/>
+          <w:lang w:val="en-IN" w:eastAsia="en-IN"/>
+        </w:rPr>
+        <w:br/>
+        <w:t>I learned to build backend applications using the Spring Boot framework. This included creating REST APIs, managing databases using Spring Data JPA, and implementing validation and exception handling.</w:t>
+      </w:r>
+    </w:p>
+    <w:p>
+      <w:pPr>
+        <w:spacing w:before="100" w:beforeAutospacing="1" w:after="100" w:afterAutospacing="1" w:line="240" w:lineRule="auto"/>
+        <w:rPr>
+          <w:rFonts w:ascii="Times New Roman" w:eastAsia="Times New Roman" w:hAnsi="Times New Roman" w:cs="Times New Roman"/>
+          <w:sz w:val="24"/>
+          <w:szCs w:val="24"/>
+          <w:lang w:val="en-IN" w:eastAsia="en-IN"/>
+        </w:rPr>
+      </w:pPr>
+      <w:r>
+        <w:rPr>
+          <w:rFonts w:ascii="Times New Roman" w:eastAsia="Times New Roman" w:hAnsi="Times New Roman" w:cs="Times New Roman"/>
+          <w:b/>
+          <w:bCs/>
+          <w:sz w:val="24"/>
+          <w:szCs w:val="24"/>
+          <w:lang w:val="en-IN" w:eastAsia="en-IN"/>
+        </w:rPr>
+        <w:t>• Building frontend applications using React</w:t>
+      </w:r>
+      <w:r>
+        <w:rPr>
+          <w:rFonts w:ascii="Times New Roman" w:eastAsia="Times New Roman" w:hAnsi="Times New Roman" w:cs="Times New Roman"/>
+          <w:sz w:val="24"/>
+          <w:szCs w:val="24"/>
+          <w:lang w:val="en-IN" w:eastAsia="en-IN"/>
+        </w:rPr>
+        <w:br/>
+        <w:t>I developed user interfaces using React by learning concepts such as components, props, state, and React hooks. I also implemented routing and integrated frontend applications with backend APIs.</w:t>
+      </w:r>
+    </w:p>
+    <w:p>
+      <w:pPr>
+        <w:spacing w:before="100" w:beforeAutospacing="1" w:after="100" w:afterAutospacing="1" w:line="240" w:lineRule="auto"/>
+        <w:rPr>
+          <w:rFonts w:ascii="Times New Roman" w:eastAsia="Times New Roman" w:hAnsi="Times New Roman" w:cs="Times New Roman"/>
+          <w:sz w:val="24"/>
+          <w:szCs w:val="24"/>
+          <w:lang w:val="en-IN" w:eastAsia="en-IN"/>
+        </w:rPr>
+      </w:pPr>
+      <w:r>
+        <w:rPr>
+          <w:rFonts w:ascii="Times New Roman" w:eastAsia="Times New Roman" w:hAnsi="Times New Roman" w:cs="Times New Roman"/>
+          <w:b/>
+          <w:bCs/>
+          <w:sz w:val="24"/>
+          <w:szCs w:val="24"/>
+          <w:lang w:val="en-IN" w:eastAsia="en-IN"/>
+        </w:rPr>
+        <w:t>• Understanding microservices architecture</w:t>
+      </w:r>
+      <w:r>
+        <w:rPr>
+          <w:rFonts w:ascii="Times New Roman" w:eastAsia="Times New Roman" w:hAnsi="Times New Roman" w:cs="Times New Roman"/>
+          <w:sz w:val="24"/>
+          <w:szCs w:val="24"/>
+          <w:lang w:val="en-IN" w:eastAsia="en-IN"/>
+        </w:rPr>
+        <w:br/>
+        <w:t>I studied the fundamentals of microservices architecture where applications are divided into smaller independent services. I learned how services communicate using APIs and how distributed systems improve scalability and maintainability.</w:t>
+      </w:r>
+    </w:p>
+    <w:p>
+      <w:pPr>
+        <w:spacing w:before="100" w:beforeAutospacing="1" w:after="100" w:afterAutospacing="1" w:line="240" w:lineRule="auto"/>
+        <w:rPr>
+          <w:rFonts w:ascii="Times New Roman" w:eastAsia="Times New Roman" w:hAnsi="Times New Roman" w:cs="Times New Roman"/>
+          <w:sz w:val="24"/>
+          <w:szCs w:val="24"/>
+          <w:lang w:val="en-IN" w:eastAsia="en-IN"/>
+        </w:rPr>
+      </w:pPr>
+      <w:r>
+        <w:rPr>
+          <w:rFonts w:ascii="Times New Roman" w:eastAsia="Times New Roman" w:hAnsi="Times New Roman" w:cs="Times New Roman"/>
+          <w:b/>
+          <w:bCs/>
+          <w:sz w:val="24"/>
+          <w:szCs w:val="24"/>
+          <w:lang w:val="en-IN" w:eastAsia="en-IN"/>
+        </w:rPr>
+        <w:t>• Learning DevOps practices and containerization</w:t>
+      </w:r>
+      <w:r>
+        <w:rPr>
+          <w:rFonts w:ascii="Times New Roman" w:eastAsia="Times New Roman" w:hAnsi="Times New Roman" w:cs="Times New Roman"/>
+          <w:sz w:val="24"/>
+          <w:szCs w:val="24"/>
+          <w:lang w:val="en-IN" w:eastAsia="en-IN"/>
+        </w:rPr>
+        <w:br/>
+        <w:t>I gained basic knowledge of DevOps concepts and containerization using Docker. This included creating Docker images, running containers, and understanding how containerization simplifies application deployment.</w:t>
+      </w:r>
+    </w:p>
+    <w:p>
+      <w:pPr>
+        <w:spacing w:before="100" w:beforeAutospacing="1" w:after="100" w:afterAutospacing="1" w:line="240" w:lineRule="auto"/>
+        <w:rPr>
+          <w:rFonts w:ascii="Times New Roman" w:eastAsia="Times New Roman" w:hAnsi="Times New Roman" w:cs="Times New Roman"/>
+          <w:sz w:val="24"/>
+          <w:szCs w:val="24"/>
+          <w:lang w:val="en-IN" w:eastAsia="en-IN"/>
+        </w:rPr>
+      </w:pPr>
+      <w:r>
+        <w:rPr>
+          <w:rFonts w:ascii="Times New Roman" w:eastAsia="Times New Roman" w:hAnsi="Times New Roman" w:cs="Times New Roman"/>
+          <w:b/>
+          <w:bCs/>
+          <w:sz w:val="24"/>
+          <w:szCs w:val="24"/>
+          <w:lang w:val="en-IN" w:eastAsia="en-IN"/>
+        </w:rPr>
+        <w:t>• Deploying applications using AWS cloud services</w:t>
+      </w:r>
+      <w:r>
+        <w:rPr>
+          <w:rFonts w:ascii="Times New Roman" w:eastAsia="Times New Roman" w:hAnsi="Times New Roman" w:cs="Times New Roman"/>
+          <w:sz w:val="24"/>
+          <w:szCs w:val="24"/>
+          <w:lang w:val="en-IN" w:eastAsia="en-IN"/>
+        </w:rPr>
+        <w:br/>
+        <w:t>I learned how to deploy applications on cloud infrastructure using Amazon Web Services. This included understanding cloud computing concepts and deploying applications on services such as AWS EC2.</w:t>
+      </w:r>
+    </w:p>
+    <w:p>
+      <w:pPr>
+        <w:spacing w:before="100" w:beforeAutospacing="1" w:after="100" w:afterAutospacing="1" w:line="240" w:lineRule="auto"/>
+        <w:rPr>
+          <w:rFonts w:ascii="Times New Roman" w:eastAsia="Times New Roman" w:hAnsi="Times New Roman" w:cs="Times New Roman"/>
+          <w:sz w:val="24"/>
+          <w:szCs w:val="24"/>
+          <w:lang w:val="en-IN" w:eastAsia="en-IN"/>
+        </w:rPr>
+      </w:pPr>
+      <w:r>
+        <w:rPr>
+          <w:rFonts w:ascii="Times New Roman" w:eastAsia="Times New Roman" w:hAnsi="Times New Roman" w:cs="Times New Roman"/>
+          <w:b/>
+          <w:bCs/>
+          <w:sz w:val="24"/>
+          <w:szCs w:val="24"/>
+          <w:lang w:val="en-IN" w:eastAsia="en-IN"/>
+        </w:rPr>
+        <w:t>• Gaining financial domain knowledge</w:t>
+      </w:r>
+      <w:r>
+        <w:rPr>
+          <w:rFonts w:ascii="Times New Roman" w:eastAsia="Times New Roman" w:hAnsi="Times New Roman" w:cs="Times New Roman"/>
+          <w:sz w:val="24"/>
+          <w:szCs w:val="24"/>
+          <w:lang w:val="en-IN" w:eastAsia="en-IN"/>
+        </w:rPr>
+        <w:br/>
+        <w:t>I attended training sessions focused on the financial services domain. These sessions covered topics such as retail banking, payment systems, financial risks, and fraud prevention.</w:t>
+      </w:r>
+    </w:p>
+    <w:p>
+      <w:pPr>
+        <w:spacing w:before="100" w:beforeAutospacing="1" w:after="100" w:afterAutospacing="1" w:line="240" w:lineRule="auto"/>
+        <w:rPr>
+          <w:rFonts w:ascii="Times New Roman" w:eastAsia="Times New Roman" w:hAnsi="Times New Roman" w:cs="Times New Roman"/>
+          <w:sz w:val="24"/>
+          <w:szCs w:val="24"/>
+          <w:lang w:val="en-IN" w:eastAsia="en-IN"/>
+        </w:rPr>
+      </w:pPr>
+      <w:r>
+        <w:rPr>
+          <w:rFonts w:ascii="Times New Roman" w:eastAsia="Times New Roman" w:hAnsi="Times New Roman" w:cs="Times New Roman"/>
+          <w:b/>
+          <w:bCs/>
+          <w:sz w:val="24"/>
+          <w:szCs w:val="24"/>
+          <w:lang w:val="en-IN" w:eastAsia="en-IN"/>
+        </w:rPr>
+        <w:t>• Learning Generative AI and Agentic AI technologies</w:t>
+      </w:r>
+      <w:r>
+        <w:rPr>
+          <w:rFonts w:ascii="Times New Roman" w:eastAsia="Times New Roman" w:hAnsi="Times New Roman" w:cs="Times New Roman"/>
+          <w:sz w:val="24"/>
+          <w:szCs w:val="24"/>
+          <w:lang w:val="en-IN" w:eastAsia="en-IN"/>
+        </w:rPr>
+        <w:br/>
+        <w:t>I also participated in training related to Generative AI and Agentic AI using AWS platforms. This included understanding large language models, AI agents, and their applications in enterprise solutions.</w:t>
+      </w:r>
+    </w:p>
+    <w:p/>
+    <w:p>
+      <w:pPr>
+        <w:jc w:val="center"/>
+        <w:rPr>
           <w:sz w:val="32"/>
           <w:szCs w:val="32"/>
           <w:u w:val="single"/>
         </w:rPr>
       </w:pPr>
-    </w:p>
-    <w:p>
-      <w:pPr>
-        <w:rPr>
-          <w:b/>
+      <w:r>
+        <w:rPr>
           <w:sz w:val="32"/>
           <w:szCs w:val="32"/>
           <w:u w:val="single"/>
         </w:rPr>
-      </w:pPr>
-    </w:p>
-    <w:p>
-      <w:pPr>
-        <w:rPr>
-          <w:b/>
+        <w:lastRenderedPageBreak/>
+        <w:t>Objectives of the Internship</w:t>
+      </w:r>
+    </w:p>
+    <w:p>
+      <w:pPr>
+        <w:jc w:val="center"/>
+        <w:rPr>
           <w:sz w:val="32"/>
           <w:szCs w:val="32"/>
           <w:u w:val="single"/>
@@ -2140,325 +2256,136 @@
     </w:p>
     <w:p>
       <w:pPr>
-        <w:rPr>
-          <w:b/>
-          <w:sz w:val="32"/>
-          <w:szCs w:val="32"/>
-          <w:u w:val="single"/>
-        </w:rPr>
-      </w:pPr>
-    </w:p>
-    <w:p>
-      <w:pPr>
-        <w:rPr>
-          <w:b/>
-          <w:sz w:val="32"/>
-          <w:szCs w:val="32"/>
-          <w:u w:val="single"/>
-        </w:rPr>
-      </w:pPr>
-    </w:p>
-    <w:p>
-      <w:pPr>
-        <w:rPr>
-          <w:b/>
-          <w:sz w:val="32"/>
-          <w:szCs w:val="32"/>
-          <w:u w:val="single"/>
-        </w:rPr>
-      </w:pPr>
-    </w:p>
-    <w:p>
-      <w:pPr>
-        <w:rPr>
-          <w:b/>
-          <w:sz w:val="32"/>
-          <w:szCs w:val="32"/>
-          <w:u w:val="single"/>
-        </w:rPr>
-      </w:pPr>
-    </w:p>
-    <w:p>
-      <w:pPr>
-        <w:rPr>
-          <w:b/>
-          <w:sz w:val="32"/>
-          <w:szCs w:val="32"/>
-          <w:u w:val="single"/>
-        </w:rPr>
-      </w:pPr>
-    </w:p>
-    <w:p>
-      <w:pPr>
-        <w:rPr>
-          <w:b/>
-          <w:sz w:val="32"/>
-          <w:szCs w:val="32"/>
-          <w:u w:val="single"/>
-        </w:rPr>
-      </w:pPr>
-    </w:p>
-    <w:p>
-      <w:pPr>
-        <w:rPr>
-          <w:b/>
-          <w:sz w:val="32"/>
-          <w:szCs w:val="32"/>
-          <w:u w:val="single"/>
-        </w:rPr>
-      </w:pPr>
-    </w:p>
-    <w:p>
-      <w:pPr>
-        <w:rPr>
-          <w:b/>
-          <w:sz w:val="32"/>
-          <w:szCs w:val="32"/>
-          <w:u w:val="single"/>
-        </w:rPr>
-      </w:pPr>
-    </w:p>
-    <w:p/>
-    <w:p>
-      <w:pPr>
-        <w:jc w:val="center"/>
-        <w:rPr>
-          <w:sz w:val="32"/>
-          <w:szCs w:val="32"/>
-          <w:u w:val="single"/>
-        </w:rPr>
-      </w:pPr>
-      <w:r>
-        <w:rPr>
-          <w:sz w:val="32"/>
-          <w:szCs w:val="32"/>
-          <w:u w:val="single"/>
-        </w:rPr>
-        <w:lastRenderedPageBreak/>
-        <w:t>Objectives of the Internship</w:t>
-      </w:r>
-    </w:p>
-    <w:p>
-      <w:pPr>
-        <w:rPr>
-          <w:sz w:val="32"/>
-          <w:szCs w:val="32"/>
-          <w:u w:val="single"/>
-        </w:rPr>
-      </w:pPr>
-    </w:p>
-    <w:p>
-      <w:pPr>
         <w:pStyle w:val="NormalWeb"/>
-        <w:numPr>
-          <w:ilvl w:val="0"/>
-          <w:numId w:val="4"/>
-        </w:numPr>
-      </w:pPr>
-      <w:r>
-        <w:t xml:space="preserve">To gain practical knowledge of </w:t>
+      </w:pPr>
+      <w:r>
+        <w:t xml:space="preserve">• </w:t>
       </w:r>
       <w:r>
         <w:rPr>
           <w:rStyle w:val="Strong"/>
           <w:rFonts w:eastAsiaTheme="minorEastAsia"/>
         </w:rPr>
-        <w:t>enterprise software development</w:t>
+        <w:t>To gain practical knowledge of enterprise software development</w:t>
+      </w:r>
+      <w:r>
+        <w:br/>
+        <w:t>The internship aims to provide hands-on experience in developing real-world enterprise applications and understanding industry software development practices.</w:t>
       </w:r>
     </w:p>
     <w:p>
       <w:pPr>
         <w:pStyle w:val="NormalWeb"/>
-        <w:numPr>
-          <w:ilvl w:val="0"/>
-          <w:numId w:val="4"/>
-        </w:numPr>
-      </w:pPr>
-      <w:r>
-        <w:t xml:space="preserve">To learn </w:t>
+      </w:pPr>
+      <w:r>
+        <w:t xml:space="preserve">• </w:t>
       </w:r>
       <w:r>
         <w:rPr>
           <w:rStyle w:val="Strong"/>
           <w:rFonts w:eastAsiaTheme="minorEastAsia"/>
         </w:rPr>
-        <w:t>Java full-stack development technologies</w:t>
+        <w:t>To learn Java full-stack development technologies</w:t>
+      </w:r>
+      <w:r>
+        <w:br/>
+        <w:t>To build a strong foundation in Java-based full-stack development by learning backend and frontend technologies used in modern software systems.</w:t>
       </w:r>
     </w:p>
     <w:p>
       <w:pPr>
         <w:pStyle w:val="NormalWeb"/>
-        <w:numPr>
-          <w:ilvl w:val="0"/>
-          <w:numId w:val="4"/>
-        </w:numPr>
-      </w:pPr>
-      <w:r>
-        <w:t xml:space="preserve">To understand </w:t>
+      </w:pPr>
+      <w:r>
+        <w:t xml:space="preserve">• </w:t>
       </w:r>
       <w:r>
         <w:rPr>
           <w:rStyle w:val="Strong"/>
           <w:rFonts w:eastAsiaTheme="minorEastAsia"/>
         </w:rPr>
-        <w:t>microservices architecture</w:t>
+        <w:t>To understand microservices architecture</w:t>
+      </w:r>
+      <w:r>
+        <w:br/>
+        <w:t>To study how large applications are designed using microservices, where systems are divided into smaller, independent services that communicate through APIs.</w:t>
       </w:r>
     </w:p>
     <w:p>
       <w:pPr>
         <w:pStyle w:val="NormalWeb"/>
-        <w:numPr>
-          <w:ilvl w:val="0"/>
-          <w:numId w:val="4"/>
-        </w:numPr>
-      </w:pPr>
-      <w:r>
-        <w:t xml:space="preserve">To develop applications using </w:t>
+      </w:pPr>
+      <w:r>
+        <w:t xml:space="preserve">• </w:t>
       </w:r>
       <w:r>
         <w:rPr>
           <w:rStyle w:val="Strong"/>
           <w:rFonts w:eastAsiaTheme="minorEastAsia"/>
         </w:rPr>
-        <w:t>Spring Boot and React</w:t>
+        <w:t>To develop applications using Spring Boot and React</w:t>
+      </w:r>
+      <w:r>
+        <w:br/>
+        <w:t>To gain practical experience in building backend services using Spring Boot and creating dynamic user interfaces using React.</w:t>
       </w:r>
     </w:p>
     <w:p>
       <w:pPr>
         <w:pStyle w:val="NormalWeb"/>
-        <w:numPr>
-          <w:ilvl w:val="0"/>
-          <w:numId w:val="4"/>
-        </w:numPr>
-      </w:pPr>
-      <w:r>
-        <w:t xml:space="preserve">To understand </w:t>
+      </w:pPr>
+      <w:r>
+        <w:t xml:space="preserve">• </w:t>
       </w:r>
       <w:r>
         <w:rPr>
           <w:rStyle w:val="Strong"/>
           <w:rFonts w:eastAsiaTheme="minorEastAsia"/>
         </w:rPr>
-        <w:t>cloud deployment using AWS</w:t>
+        <w:t>To understand cloud deployment using AWS</w:t>
+      </w:r>
+      <w:r>
+        <w:br/>
+        <w:t>To learn how applications are deployed, managed, and scaled using cloud computing platforms such as Amazon Web Services.</w:t>
       </w:r>
     </w:p>
     <w:p>
       <w:pPr>
         <w:pStyle w:val="NormalWeb"/>
-        <w:numPr>
-          <w:ilvl w:val="0"/>
-          <w:numId w:val="4"/>
-        </w:numPr>
-      </w:pPr>
-      <w:r>
-        <w:t xml:space="preserve">To gain knowledge about </w:t>
+      </w:pPr>
+      <w:r>
+        <w:t xml:space="preserve">• </w:t>
       </w:r>
       <w:r>
         <w:rPr>
           <w:rStyle w:val="Strong"/>
           <w:rFonts w:eastAsiaTheme="minorEastAsia"/>
         </w:rPr>
-        <w:t>financial industry domains</w:t>
+        <w:t>To gain knowledge about financial industry domains</w:t>
+      </w:r>
+      <w:r>
+        <w:br/>
+        <w:t>To understand the fundamentals of financial systems, banking operations, and industry regulations relevant to enterprise software solutions.</w:t>
       </w:r>
     </w:p>
     <w:p>
       <w:pPr>
         <w:pStyle w:val="NormalWeb"/>
-        <w:numPr>
-          <w:ilvl w:val="0"/>
-          <w:numId w:val="4"/>
-        </w:numPr>
-      </w:pPr>
-      <w:r>
-        <w:t xml:space="preserve">To explore </w:t>
+      </w:pPr>
+      <w:r>
+        <w:t xml:space="preserve">• </w:t>
       </w:r>
       <w:r>
         <w:rPr>
           <w:rStyle w:val="Strong"/>
           <w:rFonts w:eastAsiaTheme="minorEastAsia"/>
         </w:rPr>
-        <w:t>AI and Agentic AI technologies</w:t>
-      </w:r>
-    </w:p>
-    <w:p>
-      <w:pPr>
-        <w:rPr>
-          <w:b/>
-          <w:sz w:val="32"/>
-          <w:szCs w:val="32"/>
-          <w:u w:val="single"/>
-        </w:rPr>
-      </w:pPr>
-    </w:p>
-    <w:p>
-      <w:pPr>
-        <w:rPr>
-          <w:b/>
-          <w:sz w:val="32"/>
-          <w:szCs w:val="32"/>
-          <w:u w:val="single"/>
-        </w:rPr>
-      </w:pPr>
-    </w:p>
-    <w:p>
-      <w:pPr>
-        <w:rPr>
-          <w:b/>
-          <w:sz w:val="32"/>
-          <w:szCs w:val="32"/>
-          <w:u w:val="single"/>
-        </w:rPr>
-      </w:pPr>
-    </w:p>
-    <w:p>
-      <w:pPr>
-        <w:rPr>
-          <w:b/>
-          <w:sz w:val="32"/>
-          <w:szCs w:val="32"/>
-          <w:u w:val="single"/>
-        </w:rPr>
-      </w:pPr>
-    </w:p>
-    <w:p>
-      <w:pPr>
-        <w:rPr>
-          <w:b/>
-          <w:sz w:val="32"/>
-          <w:szCs w:val="32"/>
-          <w:u w:val="single"/>
-        </w:rPr>
-      </w:pPr>
-    </w:p>
-    <w:p>
-      <w:pPr>
-        <w:rPr>
-          <w:b/>
-          <w:sz w:val="32"/>
-          <w:szCs w:val="32"/>
-          <w:u w:val="single"/>
-        </w:rPr>
-      </w:pPr>
-    </w:p>
-    <w:p>
-      <w:pPr>
-        <w:rPr>
-          <w:b/>
-          <w:sz w:val="32"/>
-          <w:szCs w:val="32"/>
-          <w:u w:val="single"/>
-        </w:rPr>
-      </w:pPr>
-    </w:p>
-    <w:p>
-      <w:pPr>
-        <w:rPr>
-          <w:b/>
-          <w:sz w:val="32"/>
-          <w:szCs w:val="32"/>
-          <w:u w:val="single"/>
-        </w:rPr>
-      </w:pPr>
+        <w:t>To explore AI and Agentic AI technologies</w:t>
+      </w:r>
+      <w:r>
+        <w:br/>
+        <w:t>To gain exposure to emerging technologies such as Generative AI and Agentic AI and understand their role in modern intelligent applications.</w:t>
+      </w:r>
     </w:p>
     <w:p>
       <w:pPr>
@@ -2561,7 +2488,7 @@
         <w:tblLook w:val="04A0" w:firstRow="1" w:lastRow="0" w:firstColumn="1" w:lastColumn="0" w:noHBand="0" w:noVBand="1"/>
       </w:tblPr>
       <w:tblGrid>
-        <w:gridCol w:w="8479"/>
+        <w:gridCol w:w="8461"/>
         <w:gridCol w:w="81"/>
       </w:tblGrid>
       <w:tr>
@@ -2577,20 +2504,20 @@
           <w:tbl>
             <w:tblPr>
               <w:tblStyle w:val="TableGrid"/>
-              <w:tblW w:w="8394" w:type="dxa"/>
+              <w:tblW w:w="8376" w:type="dxa"/>
               <w:tblLook w:val="04A0" w:firstRow="1" w:lastRow="0" w:firstColumn="1" w:lastColumn="0" w:noHBand="0" w:noVBand="1"/>
             </w:tblPr>
             <w:tblGrid>
-              <w:gridCol w:w="4197"/>
-              <w:gridCol w:w="4197"/>
+              <w:gridCol w:w="4188"/>
+              <w:gridCol w:w="4188"/>
             </w:tblGrid>
             <w:tr>
               <w:trPr>
-                <w:trHeight w:val="356"/>
+                <w:trHeight w:val="1175"/>
               </w:trPr>
               <w:tc>
                 <w:tcPr>
-                  <w:tcW w:w="4197" w:type="dxa"/>
+                  <w:tcW w:w="4188" w:type="dxa"/>
                 </w:tcPr>
                 <w:p>
                   <w:pPr>
@@ -2615,7 +2542,7 @@
               </w:tc>
               <w:tc>
                 <w:tcPr>
-                  <w:tcW w:w="4197" w:type="dxa"/>
+                  <w:tcW w:w="4188" w:type="dxa"/>
                 </w:tcPr>
                 <w:p>
                   <w:pPr>
@@ -2641,11 +2568,11 @@
             </w:tr>
             <w:tr>
               <w:trPr>
-                <w:trHeight w:val="343"/>
+                <w:trHeight w:val="1132"/>
               </w:trPr>
               <w:tc>
                 <w:tcPr>
-                  <w:tcW w:w="4197" w:type="dxa"/>
+                  <w:tcW w:w="4188" w:type="dxa"/>
                 </w:tcPr>
                 <w:p>
                   <w:pPr>
@@ -2667,7 +2594,7 @@
               </w:tc>
               <w:tc>
                 <w:tcPr>
-                  <w:tcW w:w="4197" w:type="dxa"/>
+                  <w:tcW w:w="4188" w:type="dxa"/>
                 </w:tcPr>
                 <w:p>
                   <w:pPr>
@@ -2690,11 +2617,11 @@
             </w:tr>
             <w:tr>
               <w:trPr>
-                <w:trHeight w:val="356"/>
+                <w:trHeight w:val="1175"/>
               </w:trPr>
               <w:tc>
                 <w:tcPr>
-                  <w:tcW w:w="4197" w:type="dxa"/>
+                  <w:tcW w:w="4188" w:type="dxa"/>
                 </w:tcPr>
                 <w:p>
                   <w:pPr>
@@ -2716,7 +2643,7 @@
               </w:tc>
               <w:tc>
                 <w:tcPr>
-                  <w:tcW w:w="4197" w:type="dxa"/>
+                  <w:tcW w:w="4188" w:type="dxa"/>
                 </w:tcPr>
                 <w:p>
                   <w:pPr>
@@ -2739,11 +2666,11 @@
             </w:tr>
             <w:tr>
               <w:trPr>
-                <w:trHeight w:val="343"/>
+                <w:trHeight w:val="1132"/>
               </w:trPr>
               <w:tc>
                 <w:tcPr>
-                  <w:tcW w:w="4197" w:type="dxa"/>
+                  <w:tcW w:w="4188" w:type="dxa"/>
                 </w:tcPr>
                 <w:p>
                   <w:pPr>
@@ -2765,7 +2692,7 @@
               </w:tc>
               <w:tc>
                 <w:tcPr>
-                  <w:tcW w:w="4197" w:type="dxa"/>
+                  <w:tcW w:w="4188" w:type="dxa"/>
                 </w:tcPr>
                 <w:p>
                   <w:pPr>
@@ -2788,11 +2715,11 @@
             </w:tr>
             <w:tr>
               <w:trPr>
-                <w:trHeight w:val="356"/>
+                <w:trHeight w:val="1175"/>
               </w:trPr>
               <w:tc>
                 <w:tcPr>
-                  <w:tcW w:w="4197" w:type="dxa"/>
+                  <w:tcW w:w="4188" w:type="dxa"/>
                 </w:tcPr>
                 <w:p>
                   <w:pPr>
@@ -2814,7 +2741,7 @@
               </w:tc>
               <w:tc>
                 <w:tcPr>
-                  <w:tcW w:w="4197" w:type="dxa"/>
+                  <w:tcW w:w="4188" w:type="dxa"/>
                 </w:tcPr>
                 <w:p>
                   <w:pPr>
@@ -2837,11 +2764,11 @@
             </w:tr>
             <w:tr>
               <w:trPr>
-                <w:trHeight w:val="356"/>
+                <w:trHeight w:val="1175"/>
               </w:trPr>
               <w:tc>
                 <w:tcPr>
-                  <w:tcW w:w="4197" w:type="dxa"/>
+                  <w:tcW w:w="4188" w:type="dxa"/>
                 </w:tcPr>
                 <w:p>
                   <w:pPr>
@@ -2863,7 +2790,7 @@
               </w:tc>
               <w:tc>
                 <w:tcPr>
-                  <w:tcW w:w="4197" w:type="dxa"/>
+                  <w:tcW w:w="4188" w:type="dxa"/>
                 </w:tcPr>
                 <w:p>
                   <w:pPr>
@@ -3756,6 +3683,1926 @@
     </w:p>
     <w:p>
       <w:pPr>
+        <w:pStyle w:val="Heading1"/>
+        <w:jc w:val="center"/>
+        <w:rPr>
+          <w:color w:val="auto"/>
+          <w:u w:val="single"/>
+        </w:rPr>
+      </w:pPr>
+      <w:r>
+        <w:rPr>
+          <w:color w:val="auto"/>
+          <w:u w:val="single"/>
+        </w:rPr>
+        <w:lastRenderedPageBreak/>
+        <w:t>Project – Gym Management System</w:t>
+      </w:r>
+    </w:p>
+    <w:p>
+      <w:pPr>
+        <w:pStyle w:val="Heading2"/>
+      </w:pPr>
+      <w:r>
+        <w:t>1. Project Overview</w:t>
+      </w:r>
+    </w:p>
+    <w:p>
+      <w:pPr>
+        <w:pStyle w:val="NormalWeb"/>
+      </w:pPr>
+      <w:r>
+        <w:t xml:space="preserve">During the </w:t>
+      </w:r>
+      <w:r>
+        <w:rPr>
+          <w:rStyle w:val="Strong"/>
+          <w:rFonts w:eastAsiaTheme="minorEastAsia"/>
+        </w:rPr>
+        <w:t>Java Full Stack training phase of the internship</w:t>
+      </w:r>
+      <w:r>
+        <w:t xml:space="preserve">, a project titled </w:t>
+      </w:r>
+      <w:r>
+        <w:rPr>
+          <w:rStyle w:val="Strong"/>
+          <w:rFonts w:eastAsiaTheme="minorEastAsia"/>
+        </w:rPr>
+        <w:t>Gym Management System</w:t>
+      </w:r>
+      <w:r>
+        <w:t xml:space="preserve"> was developed as a practice project to apply the concepts learned during the training.</w:t>
+      </w:r>
+    </w:p>
+    <w:p>
+      <w:pPr>
+        <w:pStyle w:val="NormalWeb"/>
+      </w:pPr>
+      <w:r>
+        <w:t xml:space="preserve">The objective of this project was to simulate a </w:t>
+      </w:r>
+      <w:r>
+        <w:rPr>
+          <w:rStyle w:val="Strong"/>
+          <w:rFonts w:eastAsiaTheme="minorEastAsia"/>
+        </w:rPr>
+        <w:t>real-world enterprise application used for managing gym operations efficiently</w:t>
+      </w:r>
+      <w:r>
+        <w:t>. The system allows administrators to manage gym members, trainers, attendance records, class bookings, and gym inventory through a structured microservices architecture.</w:t>
+      </w:r>
+    </w:p>
+    <w:p>
+      <w:pPr>
+        <w:pStyle w:val="NormalWeb"/>
+      </w:pPr>
+      <w:r>
+        <w:t xml:space="preserve">The project was designed using </w:t>
+      </w:r>
+      <w:r>
+        <w:rPr>
+          <w:rStyle w:val="Strong"/>
+          <w:rFonts w:eastAsiaTheme="minorEastAsia"/>
+        </w:rPr>
+        <w:t>modern full-stack development technologies</w:t>
+      </w:r>
+      <w:r>
+        <w:t xml:space="preserve"> including Spring Boot for backend services, React for the frontend interface, MySQL for database management, and Docker and AWS for deployment.</w:t>
+      </w:r>
+    </w:p>
+    <w:p>
+      <w:pPr>
+        <w:pStyle w:val="NormalWeb"/>
+      </w:pPr>
+      <w:r>
+        <w:t xml:space="preserve">This project helped in understanding </w:t>
+      </w:r>
+      <w:r>
+        <w:rPr>
+          <w:rStyle w:val="Strong"/>
+          <w:rFonts w:eastAsiaTheme="minorEastAsia"/>
+        </w:rPr>
+        <w:t>REST API development, microservices architecture, authentication mechanisms, and cloud deployment practices</w:t>
+      </w:r>
+      <w:r>
+        <w:t xml:space="preserve"> in a practical development environment.</w:t>
+      </w:r>
+    </w:p>
+    <w:p>
+      <w:r>
+        <w:pict>
+          <v:rect id="_x0000_i1116" style="width:0;height:1.5pt" o:hralign="center" o:hrstd="t" o:hr="t" fillcolor="#a0a0a0" stroked="f"/>
+        </w:pict>
+      </w:r>
+    </w:p>
+    <w:p>
+      <w:pPr>
+        <w:pStyle w:val="Heading1"/>
+      </w:pPr>
+      <w:r>
+        <w:t>2. Key Features of the System</w:t>
+      </w:r>
+    </w:p>
+    <w:p>
+      <w:pPr>
+        <w:pStyle w:val="NormalWeb"/>
+      </w:pPr>
+      <w:r>
+        <w:t>The Gym Management System includes several features that help manage different gym operations effectively.</w:t>
+      </w:r>
+    </w:p>
+    <w:p>
+      <w:pPr>
+        <w:pStyle w:val="NormalWeb"/>
+      </w:pPr>
+      <w:r>
+        <w:t>Main features include:</w:t>
+      </w:r>
+    </w:p>
+    <w:p>
+      <w:pPr>
+        <w:pStyle w:val="NormalWeb"/>
+      </w:pPr>
+      <w:r>
+        <w:t>• User authentication and authorization using JWT</w:t>
+      </w:r>
+      <w:r>
+        <w:br/>
+        <w:t>• Management of gym members and membership plans</w:t>
+      </w:r>
+      <w:r>
+        <w:br/>
+        <w:t>• Trainer management and assignment to members</w:t>
+      </w:r>
+      <w:r>
+        <w:br/>
+        <w:t>• Attendance tracking for member check-in and check-out</w:t>
+      </w:r>
+      <w:r>
+        <w:br/>
+        <w:t>• Class scheduling and booking system</w:t>
+      </w:r>
+      <w:r>
+        <w:br/>
+        <w:t>• Inventory management for gym equipment and assets</w:t>
+      </w:r>
+    </w:p>
+    <w:p>
+      <w:pPr>
+        <w:pStyle w:val="NormalWeb"/>
+      </w:pPr>
+      <w:r>
+        <w:t xml:space="preserve">These features together create a </w:t>
+      </w:r>
+      <w:r>
+        <w:rPr>
+          <w:rStyle w:val="Strong"/>
+          <w:rFonts w:eastAsiaTheme="minorEastAsia"/>
+        </w:rPr>
+        <w:t>complete gym management platform capable of handling day-to-day operational tasks</w:t>
+      </w:r>
+      <w:r>
+        <w:t>.</w:t>
+      </w:r>
+    </w:p>
+    <w:p>
+      <w:r>
+        <w:pict>
+          <v:rect id="_x0000_i1117" style="width:0;height:1.5pt" o:hralign="center" o:hrstd="t" o:hr="t" fillcolor="#a0a0a0" stroked="f"/>
+        </w:pict>
+      </w:r>
+    </w:p>
+    <w:p>
+      <w:pPr>
+        <w:pStyle w:val="Heading1"/>
+      </w:pPr>
+      <w:r>
+        <w:lastRenderedPageBreak/>
+        <w:t>3. System Architecture</w:t>
+      </w:r>
+    </w:p>
+    <w:p>
+      <w:pPr>
+        <w:pStyle w:val="NormalWeb"/>
+      </w:pPr>
+      <w:r>
+        <w:t xml:space="preserve">The Gym Management System is built using a </w:t>
+      </w:r>
+      <w:r>
+        <w:rPr>
+          <w:rStyle w:val="Strong"/>
+          <w:rFonts w:eastAsiaTheme="minorEastAsia"/>
+        </w:rPr>
+        <w:t>microservices-based architecture</w:t>
+      </w:r>
+      <w:r>
+        <w:t xml:space="preserve"> where the entire system is divided into multiple independent services.</w:t>
+      </w:r>
+    </w:p>
+    <w:p>
+      <w:pPr>
+        <w:pStyle w:val="NormalWeb"/>
+      </w:pPr>
+      <w:r>
+        <w:t>Each service performs a specific task and communicates with other services through APIs.</w:t>
+      </w:r>
+    </w:p>
+    <w:p>
+      <w:pPr>
+        <w:pStyle w:val="NormalWeb"/>
+      </w:pPr>
+      <w:r>
+        <w:t>The system consists of the following microservices:</w:t>
+      </w:r>
+    </w:p>
+    <w:tbl>
+      <w:tblPr>
+        <w:tblW w:w="9829" w:type="dxa"/>
+        <w:tblCellSpacing w:w="15" w:type="dxa"/>
+        <w:tblCellMar>
+          <w:top w:w="15" w:type="dxa"/>
+          <w:left w:w="15" w:type="dxa"/>
+          <w:bottom w:w="15" w:type="dxa"/>
+          <w:right w:w="15" w:type="dxa"/>
+        </w:tblCellMar>
+        <w:tblLook w:val="04A0" w:firstRow="1" w:lastRow="0" w:firstColumn="1" w:lastColumn="0" w:noHBand="0" w:noVBand="1"/>
+      </w:tblPr>
+      <w:tblGrid>
+        <w:gridCol w:w="2541"/>
+        <w:gridCol w:w="7288"/>
+      </w:tblGrid>
+      <w:tr>
+        <w:trPr>
+          <w:trHeight w:val="352"/>
+          <w:tblHeader/>
+          <w:tblCellSpacing w:w="15" w:type="dxa"/>
+        </w:trPr>
+        <w:tc>
+          <w:tcPr>
+            <w:tcW w:w="0" w:type="auto"/>
+            <w:tcBorders>
+              <w:top w:val="single" w:sz="12" w:space="0" w:color="auto"/>
+              <w:left w:val="single" w:sz="12" w:space="0" w:color="auto"/>
+              <w:bottom w:val="single" w:sz="12" w:space="0" w:color="auto"/>
+              <w:right w:val="single" w:sz="12" w:space="0" w:color="auto"/>
+            </w:tcBorders>
+            <w:vAlign w:val="center"/>
+            <w:hideMark/>
+          </w:tcPr>
+          <w:p>
+            <w:pPr>
+              <w:jc w:val="center"/>
+              <w:rPr>
+                <w:b/>
+                <w:bCs/>
+              </w:rPr>
+            </w:pPr>
+            <w:r>
+              <w:rPr>
+                <w:b/>
+                <w:bCs/>
+              </w:rPr>
+              <w:t>Microservice</w:t>
+            </w:r>
+          </w:p>
+        </w:tc>
+        <w:tc>
+          <w:tcPr>
+            <w:tcW w:w="0" w:type="auto"/>
+            <w:tcBorders>
+              <w:top w:val="single" w:sz="12" w:space="0" w:color="auto"/>
+              <w:left w:val="single" w:sz="12" w:space="0" w:color="auto"/>
+              <w:bottom w:val="single" w:sz="12" w:space="0" w:color="auto"/>
+              <w:right w:val="single" w:sz="12" w:space="0" w:color="auto"/>
+            </w:tcBorders>
+            <w:vAlign w:val="center"/>
+            <w:hideMark/>
+          </w:tcPr>
+          <w:p>
+            <w:pPr>
+              <w:jc w:val="center"/>
+              <w:rPr>
+                <w:b/>
+                <w:bCs/>
+              </w:rPr>
+            </w:pPr>
+            <w:r>
+              <w:rPr>
+                <w:b/>
+                <w:bCs/>
+              </w:rPr>
+              <w:t>Description</w:t>
+            </w:r>
+          </w:p>
+        </w:tc>
+      </w:tr>
+      <w:tr>
+        <w:trPr>
+          <w:trHeight w:val="577"/>
+          <w:tblCellSpacing w:w="15" w:type="dxa"/>
+        </w:trPr>
+        <w:tc>
+          <w:tcPr>
+            <w:tcW w:w="0" w:type="auto"/>
+            <w:tcBorders>
+              <w:top w:val="single" w:sz="12" w:space="0" w:color="auto"/>
+              <w:left w:val="single" w:sz="12" w:space="0" w:color="auto"/>
+              <w:right w:val="single" w:sz="12" w:space="0" w:color="auto"/>
+            </w:tcBorders>
+            <w:vAlign w:val="center"/>
+            <w:hideMark/>
+          </w:tcPr>
+          <w:p>
+            <w:r>
+              <w:t>API Gateway</w:t>
+            </w:r>
+          </w:p>
+        </w:tc>
+        <w:tc>
+          <w:tcPr>
+            <w:tcW w:w="0" w:type="auto"/>
+            <w:tcBorders>
+              <w:top w:val="single" w:sz="12" w:space="0" w:color="auto"/>
+              <w:left w:val="single" w:sz="12" w:space="0" w:color="auto"/>
+              <w:right w:val="single" w:sz="12" w:space="0" w:color="auto"/>
+            </w:tcBorders>
+            <w:vAlign w:val="center"/>
+            <w:hideMark/>
+          </w:tcPr>
+          <w:p>
+            <w:r>
+              <w:t>Entry point that routes all client requests to appropriate microservices</w:t>
+            </w:r>
+          </w:p>
+        </w:tc>
+      </w:tr>
+      <w:tr>
+        <w:trPr>
+          <w:trHeight w:val="359"/>
+          <w:tblCellSpacing w:w="15" w:type="dxa"/>
+        </w:trPr>
+        <w:tc>
+          <w:tcPr>
+            <w:tcW w:w="0" w:type="auto"/>
+            <w:tcBorders>
+              <w:top w:val="single" w:sz="12" w:space="0" w:color="auto"/>
+              <w:left w:val="single" w:sz="12" w:space="0" w:color="auto"/>
+              <w:right w:val="single" w:sz="12" w:space="0" w:color="auto"/>
+            </w:tcBorders>
+            <w:vAlign w:val="center"/>
+            <w:hideMark/>
+          </w:tcPr>
+          <w:p>
+            <w:r>
+              <w:t>Auth Service</w:t>
+            </w:r>
+          </w:p>
+        </w:tc>
+        <w:tc>
+          <w:tcPr>
+            <w:tcW w:w="0" w:type="auto"/>
+            <w:tcBorders>
+              <w:top w:val="single" w:sz="12" w:space="0" w:color="auto"/>
+              <w:left w:val="single" w:sz="12" w:space="0" w:color="auto"/>
+              <w:right w:val="single" w:sz="12" w:space="0" w:color="auto"/>
+            </w:tcBorders>
+            <w:vAlign w:val="center"/>
+            <w:hideMark/>
+          </w:tcPr>
+          <w:p>
+            <w:r>
+              <w:t>Handles user registration, login, and JWT authentication</w:t>
+            </w:r>
+          </w:p>
+        </w:tc>
+      </w:tr>
+      <w:tr>
+        <w:trPr>
+          <w:trHeight w:val="359"/>
+          <w:tblCellSpacing w:w="15" w:type="dxa"/>
+        </w:trPr>
+        <w:tc>
+          <w:tcPr>
+            <w:tcW w:w="0" w:type="auto"/>
+            <w:tcBorders>
+              <w:top w:val="single" w:sz="12" w:space="0" w:color="auto"/>
+              <w:left w:val="single" w:sz="12" w:space="0" w:color="auto"/>
+              <w:right w:val="single" w:sz="12" w:space="0" w:color="auto"/>
+            </w:tcBorders>
+            <w:vAlign w:val="center"/>
+            <w:hideMark/>
+          </w:tcPr>
+          <w:p>
+            <w:r>
+              <w:t>Member Service</w:t>
+            </w:r>
+          </w:p>
+        </w:tc>
+        <w:tc>
+          <w:tcPr>
+            <w:tcW w:w="0" w:type="auto"/>
+            <w:tcBorders>
+              <w:top w:val="single" w:sz="12" w:space="0" w:color="auto"/>
+              <w:right w:val="single" w:sz="12" w:space="0" w:color="auto"/>
+            </w:tcBorders>
+            <w:vAlign w:val="center"/>
+            <w:hideMark/>
+          </w:tcPr>
+          <w:p>
+            <w:r>
+              <w:t>Manages gym members, memberships, and subscription plans</w:t>
+            </w:r>
+          </w:p>
+        </w:tc>
+      </w:tr>
+      <w:tr>
+        <w:trPr>
+          <w:trHeight w:val="359"/>
+          <w:tblCellSpacing w:w="15" w:type="dxa"/>
+        </w:trPr>
+        <w:tc>
+          <w:tcPr>
+            <w:tcW w:w="0" w:type="auto"/>
+            <w:tcBorders>
+              <w:top w:val="single" w:sz="12" w:space="0" w:color="auto"/>
+              <w:left w:val="single" w:sz="12" w:space="0" w:color="auto"/>
+              <w:bottom w:val="single" w:sz="12" w:space="0" w:color="auto"/>
+              <w:right w:val="single" w:sz="12" w:space="0" w:color="auto"/>
+            </w:tcBorders>
+            <w:vAlign w:val="center"/>
+            <w:hideMark/>
+          </w:tcPr>
+          <w:p>
+            <w:r>
+              <w:t>Attendance Service</w:t>
+            </w:r>
+          </w:p>
+        </w:tc>
+        <w:tc>
+          <w:tcPr>
+            <w:tcW w:w="0" w:type="auto"/>
+            <w:tcBorders>
+              <w:top w:val="single" w:sz="12" w:space="0" w:color="auto"/>
+              <w:bottom w:val="single" w:sz="12" w:space="0" w:color="auto"/>
+              <w:right w:val="single" w:sz="12" w:space="0" w:color="auto"/>
+            </w:tcBorders>
+            <w:vAlign w:val="center"/>
+            <w:hideMark/>
+          </w:tcPr>
+          <w:p>
+            <w:r>
+              <w:t>Tracks member check-in and check-out activities</w:t>
+            </w:r>
+          </w:p>
+        </w:tc>
+      </w:tr>
+      <w:tr>
+        <w:trPr>
+          <w:trHeight w:val="359"/>
+          <w:tblCellSpacing w:w="15" w:type="dxa"/>
+        </w:trPr>
+        <w:tc>
+          <w:tcPr>
+            <w:tcW w:w="0" w:type="auto"/>
+            <w:tcBorders>
+              <w:left w:val="single" w:sz="12" w:space="0" w:color="auto"/>
+              <w:right w:val="single" w:sz="12" w:space="0" w:color="auto"/>
+            </w:tcBorders>
+            <w:vAlign w:val="center"/>
+            <w:hideMark/>
+          </w:tcPr>
+          <w:p>
+            <w:r>
+              <w:t>Trainer Service</w:t>
+            </w:r>
+          </w:p>
+        </w:tc>
+        <w:tc>
+          <w:tcPr>
+            <w:tcW w:w="0" w:type="auto"/>
+            <w:tcBorders>
+              <w:left w:val="single" w:sz="12" w:space="0" w:color="auto"/>
+              <w:right w:val="single" w:sz="12" w:space="0" w:color="auto"/>
+            </w:tcBorders>
+            <w:vAlign w:val="center"/>
+            <w:hideMark/>
+          </w:tcPr>
+          <w:p>
+            <w:r>
+              <w:t>Manages trainers and assigns them to members</w:t>
+            </w:r>
+          </w:p>
+        </w:tc>
+      </w:tr>
+      <w:tr>
+        <w:trPr>
+          <w:trHeight w:val="570"/>
+          <w:tblCellSpacing w:w="15" w:type="dxa"/>
+        </w:trPr>
+        <w:tc>
+          <w:tcPr>
+            <w:tcW w:w="0" w:type="auto"/>
+            <w:tcBorders>
+              <w:top w:val="single" w:sz="12" w:space="0" w:color="auto"/>
+              <w:left w:val="single" w:sz="12" w:space="0" w:color="auto"/>
+              <w:bottom w:val="single" w:sz="12" w:space="0" w:color="auto"/>
+              <w:right w:val="single" w:sz="12" w:space="0" w:color="auto"/>
+            </w:tcBorders>
+            <w:vAlign w:val="center"/>
+            <w:hideMark/>
+          </w:tcPr>
+          <w:p>
+            <w:r>
+              <w:t>Class &amp; Booking Service</w:t>
+            </w:r>
+          </w:p>
+        </w:tc>
+        <w:tc>
+          <w:tcPr>
+            <w:tcW w:w="0" w:type="auto"/>
+            <w:tcBorders>
+              <w:top w:val="single" w:sz="12" w:space="0" w:color="auto"/>
+              <w:bottom w:val="single" w:sz="12" w:space="0" w:color="auto"/>
+              <w:right w:val="single" w:sz="12" w:space="0" w:color="auto"/>
+            </w:tcBorders>
+            <w:vAlign w:val="center"/>
+            <w:hideMark/>
+          </w:tcPr>
+          <w:p>
+            <w:r>
+              <w:t>Handles gym classes, sessions, and member bookings</w:t>
+            </w:r>
+          </w:p>
+        </w:tc>
+      </w:tr>
+      <w:tr>
+        <w:trPr>
+          <w:trHeight w:val="359"/>
+          <w:tblCellSpacing w:w="15" w:type="dxa"/>
+        </w:trPr>
+        <w:tc>
+          <w:tcPr>
+            <w:tcW w:w="0" w:type="auto"/>
+            <w:tcBorders>
+              <w:left w:val="single" w:sz="12" w:space="0" w:color="auto"/>
+              <w:bottom w:val="single" w:sz="12" w:space="0" w:color="auto"/>
+              <w:right w:val="single" w:sz="12" w:space="0" w:color="auto"/>
+            </w:tcBorders>
+            <w:vAlign w:val="center"/>
+            <w:hideMark/>
+          </w:tcPr>
+          <w:p>
+            <w:r>
+              <w:t>Inventory Service</w:t>
+            </w:r>
+          </w:p>
+        </w:tc>
+        <w:tc>
+          <w:tcPr>
+            <w:tcW w:w="0" w:type="auto"/>
+            <w:tcBorders>
+              <w:bottom w:val="single" w:sz="12" w:space="0" w:color="auto"/>
+              <w:right w:val="single" w:sz="12" w:space="0" w:color="auto"/>
+            </w:tcBorders>
+            <w:vAlign w:val="center"/>
+            <w:hideMark/>
+          </w:tcPr>
+          <w:p>
+            <w:r>
+              <w:t>Manages gym equipment and maintenance records</w:t>
+            </w:r>
+          </w:p>
+        </w:tc>
+      </w:tr>
+    </w:tbl>
+    <w:p>
+      <w:pPr>
+        <w:pStyle w:val="NormalWeb"/>
+      </w:pPr>
+      <w:r>
+        <w:t xml:space="preserve">The API Gateway acts as a </w:t>
+      </w:r>
+      <w:r>
+        <w:rPr>
+          <w:rStyle w:val="Strong"/>
+          <w:rFonts w:eastAsiaTheme="minorEastAsia"/>
+        </w:rPr>
+        <w:t>central entry point</w:t>
+      </w:r>
+      <w:r>
+        <w:t>, ensuring secure and organized communication between clients and backend services.</w:t>
+      </w:r>
+    </w:p>
+    <w:p>
+      <w:r>
+        <w:pict>
+          <v:rect id="_x0000_i1118" style="width:0;height:1.5pt" o:hralign="center" o:hrstd="t" o:hr="t" fillcolor="#a0a0a0" stroked="f"/>
+        </w:pict>
+      </w:r>
+    </w:p>
+    <w:p>
+      <w:pPr>
+        <w:pStyle w:val="Heading1"/>
+      </w:pPr>
+      <w:r>
+        <w:t>4. Layered Architecture</w:t>
+      </w:r>
+    </w:p>
+    <w:p>
+      <w:pPr>
+        <w:pStyle w:val="NormalWeb"/>
+      </w:pPr>
+      <w:r>
+        <w:t xml:space="preserve">Each microservice in the system follows a </w:t>
+      </w:r>
+      <w:r>
+        <w:rPr>
+          <w:rStyle w:val="Strong"/>
+          <w:rFonts w:eastAsiaTheme="minorEastAsia"/>
+        </w:rPr>
+        <w:t>layered architecture</w:t>
+      </w:r>
+      <w:r>
+        <w:t xml:space="preserve"> to maintain separation of concerns and improve maintainability.</w:t>
+      </w:r>
+    </w:p>
+    <w:p>
+      <w:pPr>
+        <w:pStyle w:val="NormalWeb"/>
+      </w:pPr>
+      <w:r>
+        <w:t>The main layers include:</w:t>
+      </w:r>
+    </w:p>
+    <w:p>
+      <w:pPr>
+        <w:pStyle w:val="NormalWeb"/>
+      </w:pPr>
+      <w:r>
+        <w:t xml:space="preserve">• </w:t>
+      </w:r>
+      <w:r>
+        <w:rPr>
+          <w:rStyle w:val="Strong"/>
+          <w:rFonts w:eastAsiaTheme="minorEastAsia"/>
+        </w:rPr>
+        <w:t>Controller Layer</w:t>
+      </w:r>
+      <w:r>
+        <w:t xml:space="preserve"> – Handles incoming HTTP requests and exposes REST APIs</w:t>
+      </w:r>
+      <w:r>
+        <w:br/>
+        <w:t xml:space="preserve">• </w:t>
+      </w:r>
+      <w:r>
+        <w:rPr>
+          <w:rStyle w:val="Strong"/>
+          <w:rFonts w:eastAsiaTheme="minorEastAsia"/>
+        </w:rPr>
+        <w:t>Service Layer</w:t>
+      </w:r>
+      <w:r>
+        <w:t xml:space="preserve"> – Contains business logic and application rules</w:t>
+      </w:r>
+      <w:r>
+        <w:br/>
+        <w:t xml:space="preserve">• </w:t>
+      </w:r>
+      <w:r>
+        <w:rPr>
+          <w:rStyle w:val="Strong"/>
+          <w:rFonts w:eastAsiaTheme="minorEastAsia"/>
+        </w:rPr>
+        <w:t>Repository Layer</w:t>
+      </w:r>
+      <w:r>
+        <w:t xml:space="preserve"> – Manages database interactions using Spring Data JPA</w:t>
+      </w:r>
+      <w:r>
+        <w:br/>
+        <w:t xml:space="preserve">• </w:t>
+      </w:r>
+      <w:r>
+        <w:rPr>
+          <w:rStyle w:val="Strong"/>
+          <w:rFonts w:eastAsiaTheme="minorEastAsia"/>
+        </w:rPr>
+        <w:t>Entity Layer</w:t>
+      </w:r>
+      <w:r>
+        <w:t xml:space="preserve"> – Represents database tables using Java classes</w:t>
+      </w:r>
+      <w:r>
+        <w:br/>
+      </w:r>
+      <w:r>
+        <w:lastRenderedPageBreak/>
+        <w:t xml:space="preserve">• </w:t>
+      </w:r>
+      <w:r>
+        <w:rPr>
+          <w:rStyle w:val="Strong"/>
+          <w:rFonts w:eastAsiaTheme="minorEastAsia"/>
+        </w:rPr>
+        <w:t>DTO Layer</w:t>
+      </w:r>
+      <w:r>
+        <w:t xml:space="preserve"> – Used for request and response data transfer</w:t>
+      </w:r>
+      <w:r>
+        <w:br/>
+        <w:t xml:space="preserve">• </w:t>
+      </w:r>
+      <w:r>
+        <w:rPr>
+          <w:rStyle w:val="Strong"/>
+          <w:rFonts w:eastAsiaTheme="minorEastAsia"/>
+        </w:rPr>
+        <w:t>Exception Handling</w:t>
+      </w:r>
+      <w:r>
+        <w:t xml:space="preserve"> – Global exception management using </w:t>
+      </w:r>
+      <w:r>
+        <w:rPr>
+          <w:rStyle w:val="HTMLCode"/>
+        </w:rPr>
+        <w:t>@ControllerAdvice</w:t>
+      </w:r>
+      <w:r>
+        <w:br/>
+        <w:t xml:space="preserve">• </w:t>
+      </w:r>
+      <w:r>
+        <w:rPr>
+          <w:rStyle w:val="Strong"/>
+          <w:rFonts w:eastAsiaTheme="minorEastAsia"/>
+        </w:rPr>
+        <w:t>Security Layer</w:t>
+      </w:r>
+      <w:r>
+        <w:t xml:space="preserve"> – Handles authentication and authorization using JWT tokens</w:t>
+      </w:r>
+    </w:p>
+    <w:p>
+      <w:pPr>
+        <w:pStyle w:val="NormalWeb"/>
+      </w:pPr>
+      <w:r>
+        <w:t xml:space="preserve">This architecture ensures that the application remains </w:t>
+      </w:r>
+      <w:r>
+        <w:rPr>
+          <w:rStyle w:val="Strong"/>
+          <w:rFonts w:eastAsiaTheme="minorEastAsia"/>
+        </w:rPr>
+        <w:t>modular, scalable, and easy to maintain</w:t>
+      </w:r>
+      <w:r>
+        <w:t>.</w:t>
+      </w:r>
+    </w:p>
+    <w:p>
+      <w:r>
+        <w:pict>
+          <v:rect id="_x0000_i1119" style="width:0;height:1.5pt" o:hralign="center" o:hrstd="t" o:hr="t" fillcolor="#a0a0a0" stroked="f"/>
+        </w:pict>
+      </w:r>
+    </w:p>
+    <w:p>
+      <w:pPr>
+        <w:pStyle w:val="Heading1"/>
+      </w:pPr>
+      <w:r>
+        <w:t>5. Technologies Used</w:t>
+      </w:r>
+    </w:p>
+    <w:p>
+      <w:pPr>
+        <w:pStyle w:val="Heading2"/>
+      </w:pPr>
+      <w:r>
+        <w:t>Backend Technologies</w:t>
+      </w:r>
+    </w:p>
+    <w:p>
+      <w:pPr>
+        <w:pStyle w:val="NormalWeb"/>
+      </w:pPr>
+      <w:r>
+        <w:t>The backend of the application was developed using the following technologies:</w:t>
+      </w:r>
+    </w:p>
+    <w:p>
+      <w:pPr>
+        <w:pStyle w:val="NormalWeb"/>
+      </w:pPr>
+      <w:r>
+        <w:t xml:space="preserve">• </w:t>
+      </w:r>
+      <w:r>
+        <w:rPr>
+          <w:rStyle w:val="Strong"/>
+          <w:rFonts w:eastAsiaTheme="minorEastAsia"/>
+        </w:rPr>
+        <w:t>Java</w:t>
+      </w:r>
+      <w:r>
+        <w:t xml:space="preserve"> – Core programming language used for application development</w:t>
+      </w:r>
+      <w:r>
+        <w:br/>
+        <w:t xml:space="preserve">• </w:t>
+      </w:r>
+      <w:r>
+        <w:rPr>
+          <w:rStyle w:val="Strong"/>
+          <w:rFonts w:eastAsiaTheme="minorEastAsia"/>
+        </w:rPr>
+        <w:t>Spring Boot</w:t>
+      </w:r>
+      <w:r>
+        <w:t xml:space="preserve"> – Framework used for building RESTful web services</w:t>
+      </w:r>
+      <w:r>
+        <w:br/>
+        <w:t xml:space="preserve">• </w:t>
+      </w:r>
+      <w:r>
+        <w:rPr>
+          <w:rStyle w:val="Strong"/>
+          <w:rFonts w:eastAsiaTheme="minorEastAsia"/>
+        </w:rPr>
+        <w:t>Spring Data JPA</w:t>
+      </w:r>
+      <w:r>
+        <w:t xml:space="preserve"> – Used for database interaction and ORM mapping</w:t>
+      </w:r>
+      <w:r>
+        <w:br/>
+        <w:t xml:space="preserve">• </w:t>
+      </w:r>
+      <w:r>
+        <w:rPr>
+          <w:rStyle w:val="Strong"/>
+          <w:rFonts w:eastAsiaTheme="minorEastAsia"/>
+        </w:rPr>
+        <w:t>Spring Security</w:t>
+      </w:r>
+      <w:r>
+        <w:t xml:space="preserve"> – Provides authentication and authorization features</w:t>
+      </w:r>
+      <w:r>
+        <w:br/>
+        <w:t xml:space="preserve">• </w:t>
+      </w:r>
+      <w:r>
+        <w:rPr>
+          <w:rStyle w:val="Strong"/>
+          <w:rFonts w:eastAsiaTheme="minorEastAsia"/>
+        </w:rPr>
+        <w:t>JWT (JSON Web Token)</w:t>
+      </w:r>
+      <w:r>
+        <w:t xml:space="preserve"> – Used for secure API authentication</w:t>
+      </w:r>
+    </w:p>
+    <w:p>
+      <w:pPr>
+        <w:pStyle w:val="NormalWeb"/>
+      </w:pPr>
+      <w:r>
+        <w:t xml:space="preserve">These technologies enabled the development of </w:t>
+      </w:r>
+      <w:r>
+        <w:rPr>
+          <w:rStyle w:val="Strong"/>
+          <w:rFonts w:eastAsiaTheme="minorEastAsia"/>
+        </w:rPr>
+        <w:t>secure, scalable, and maintainable backend services</w:t>
+      </w:r>
+      <w:r>
+        <w:t>.</w:t>
+      </w:r>
+    </w:p>
+    <w:p>
+      <w:r>
+        <w:pict>
+          <v:rect id="_x0000_i1120" style="width:0;height:1.5pt" o:hralign="center" o:hrstd="t" o:hr="t" fillcolor="#a0a0a0" stroked="f"/>
+        </w:pict>
+      </w:r>
+    </w:p>
+    <w:p>
+      <w:pPr>
+        <w:pStyle w:val="Heading2"/>
+      </w:pPr>
+      <w:r>
+        <w:t>Frontend Technologies</w:t>
+      </w:r>
+    </w:p>
+    <w:p>
+      <w:pPr>
+        <w:pStyle w:val="NormalWeb"/>
+      </w:pPr>
+      <w:r>
+        <w:t>The frontend interface of the system was built using modern JavaScript technologies.</w:t>
+      </w:r>
+    </w:p>
+    <w:p>
+      <w:pPr>
+        <w:pStyle w:val="NormalWeb"/>
+      </w:pPr>
+      <w:r>
+        <w:t xml:space="preserve">• </w:t>
+      </w:r>
+      <w:r>
+        <w:rPr>
+          <w:rStyle w:val="Strong"/>
+          <w:rFonts w:eastAsiaTheme="minorEastAsia"/>
+        </w:rPr>
+        <w:t>React</w:t>
+      </w:r>
+      <w:r>
+        <w:t xml:space="preserve"> – JavaScript library for building dynamic user interfaces</w:t>
+      </w:r>
+      <w:r>
+        <w:br/>
+        <w:t xml:space="preserve">• </w:t>
+      </w:r>
+      <w:r>
+        <w:rPr>
+          <w:rStyle w:val="Strong"/>
+          <w:rFonts w:eastAsiaTheme="minorEastAsia"/>
+        </w:rPr>
+        <w:t>Axios</w:t>
+      </w:r>
+      <w:r>
+        <w:t xml:space="preserve"> – Used for making API requests to backend services</w:t>
+      </w:r>
+      <w:r>
+        <w:br/>
+        <w:t xml:space="preserve">• </w:t>
+      </w:r>
+      <w:r>
+        <w:rPr>
+          <w:rStyle w:val="Strong"/>
+          <w:rFonts w:eastAsiaTheme="minorEastAsia"/>
+        </w:rPr>
+        <w:t>React Router</w:t>
+      </w:r>
+      <w:r>
+        <w:t xml:space="preserve"> – Enables navigation between application pages</w:t>
+      </w:r>
+    </w:p>
+    <w:p>
+      <w:pPr>
+        <w:pStyle w:val="NormalWeb"/>
+      </w:pPr>
+      <w:r>
+        <w:t>The frontend interacts with backend APIs to display and manage gym-related data.</w:t>
+      </w:r>
+    </w:p>
+    <w:p>
+      <w:r>
+        <w:pict>
+          <v:rect id="_x0000_i1121" style="width:0;height:1.5pt" o:hralign="center" o:hrstd="t" o:hr="t" fillcolor="#a0a0a0" stroked="f"/>
+        </w:pict>
+      </w:r>
+    </w:p>
+    <w:p>
+      <w:pPr>
+        <w:pStyle w:val="Heading2"/>
+      </w:pPr>
+      <w:r>
+        <w:t>Database</w:t>
+      </w:r>
+    </w:p>
+    <w:p>
+      <w:pPr>
+        <w:pStyle w:val="NormalWeb"/>
+      </w:pPr>
+      <w:r>
+        <w:t xml:space="preserve">The system uses </w:t>
+      </w:r>
+      <w:r>
+        <w:rPr>
+          <w:rStyle w:val="Strong"/>
+          <w:rFonts w:eastAsiaTheme="minorEastAsia"/>
+        </w:rPr>
+        <w:t>MySQL</w:t>
+      </w:r>
+      <w:r>
+        <w:t xml:space="preserve"> as the relational database management system.</w:t>
+      </w:r>
+    </w:p>
+    <w:p>
+      <w:pPr>
+        <w:pStyle w:val="NormalWeb"/>
+      </w:pPr>
+      <w:r>
+        <w:t xml:space="preserve">Each microservice maintains its own database to ensure </w:t>
+      </w:r>
+      <w:r>
+        <w:rPr>
+          <w:rStyle w:val="Strong"/>
+          <w:rFonts w:eastAsiaTheme="minorEastAsia"/>
+        </w:rPr>
+        <w:t>data isolation and scalability</w:t>
+      </w:r>
+      <w:r>
+        <w:t>, which is a common practice in microservices architecture.</w:t>
+      </w:r>
+    </w:p>
+    <w:p>
+      <w:pPr>
+        <w:pStyle w:val="NormalWeb"/>
+      </w:pPr>
+      <w:r>
+        <w:lastRenderedPageBreak/>
+        <w:t>Separate databases include:</w:t>
+      </w:r>
+    </w:p>
+    <w:p>
+      <w:pPr>
+        <w:pStyle w:val="NormalWeb"/>
+      </w:pPr>
+      <w:r>
+        <w:t>• gym_auth</w:t>
+      </w:r>
+      <w:r>
+        <w:br/>
+        <w:t>• gym_member</w:t>
+      </w:r>
+      <w:r>
+        <w:br/>
+        <w:t>• gym_attendance</w:t>
+      </w:r>
+      <w:r>
+        <w:br/>
+        <w:t>• gym_trainer</w:t>
+      </w:r>
+      <w:r>
+        <w:br/>
+        <w:t>• gym_class</w:t>
+      </w:r>
+      <w:r>
+        <w:br/>
+        <w:t>• gym_inventory</w:t>
+      </w:r>
+    </w:p>
+    <w:p>
+      <w:r>
+        <w:pict>
+          <v:rect id="_x0000_i1122" style="width:0;height:1.5pt" o:hralign="center" o:hrstd="t" o:hr="t" fillcolor="#a0a0a0" stroked="f"/>
+        </w:pict>
+      </w:r>
+    </w:p>
+    <w:p>
+      <w:pPr>
+        <w:pStyle w:val="Heading2"/>
+      </w:pPr>
+      <w:r>
+        <w:t>Deployment Tools</w:t>
+      </w:r>
+    </w:p>
+    <w:p>
+      <w:pPr>
+        <w:pStyle w:val="NormalWeb"/>
+      </w:pPr>
+      <w:r>
+        <w:t>The application was deployed using modern DevOps tools.</w:t>
+      </w:r>
+    </w:p>
+    <w:p>
+      <w:pPr>
+        <w:pStyle w:val="NormalWeb"/>
+      </w:pPr>
+      <w:r>
+        <w:t xml:space="preserve">• </w:t>
+      </w:r>
+      <w:r>
+        <w:rPr>
+          <w:rStyle w:val="Strong"/>
+          <w:rFonts w:eastAsiaTheme="minorEastAsia"/>
+        </w:rPr>
+        <w:t>Docker</w:t>
+      </w:r>
+      <w:r>
+        <w:t xml:space="preserve"> – Used for containerizing applications and ensuring consistent runtime environments</w:t>
+      </w:r>
+      <w:r>
+        <w:br/>
+        <w:t xml:space="preserve">• </w:t>
+      </w:r>
+      <w:r>
+        <w:rPr>
+          <w:rStyle w:val="Strong"/>
+          <w:rFonts w:eastAsiaTheme="minorEastAsia"/>
+        </w:rPr>
+        <w:t>AWS EC2</w:t>
+      </w:r>
+      <w:r>
+        <w:t xml:space="preserve"> – Cloud virtual machines used to host the backend services</w:t>
+      </w:r>
+      <w:r>
+        <w:br/>
+        <w:t xml:space="preserve">• </w:t>
+      </w:r>
+      <w:r>
+        <w:rPr>
+          <w:rStyle w:val="Strong"/>
+          <w:rFonts w:eastAsiaTheme="minorEastAsia"/>
+        </w:rPr>
+        <w:t>Docker Compose</w:t>
+      </w:r>
+      <w:r>
+        <w:t xml:space="preserve"> – Used to manage multiple containers for the microservices system</w:t>
+      </w:r>
+    </w:p>
+    <w:p>
+      <w:pPr>
+        <w:pStyle w:val="NormalWeb"/>
+      </w:pPr>
+      <w:r>
+        <w:t xml:space="preserve">These tools help in deploying applications in </w:t>
+      </w:r>
+      <w:r>
+        <w:rPr>
+          <w:rStyle w:val="Strong"/>
+          <w:rFonts w:eastAsiaTheme="minorEastAsia"/>
+        </w:rPr>
+        <w:t>cloud environments similar to production systems</w:t>
+      </w:r>
+      <w:r>
+        <w:t>.</w:t>
+      </w:r>
+    </w:p>
+    <w:p>
+      <w:r>
+        <w:pict>
+          <v:rect id="_x0000_i1123" style="width:0;height:1.5pt" o:hralign="center" o:hrstd="t" o:hr="t" fillcolor="#a0a0a0" stroked="f"/>
+        </w:pict>
+      </w:r>
+    </w:p>
+    <w:p>
+      <w:pPr>
+        <w:pStyle w:val="Heading1"/>
+      </w:pPr>
+      <w:r>
+        <w:t>6. Development Workflow</w:t>
+      </w:r>
+    </w:p>
+    <w:p>
+      <w:pPr>
+        <w:pStyle w:val="NormalWeb"/>
+      </w:pPr>
+      <w:r>
+        <w:t>The development of the Gym Management System followed a structured workflow where each microservice was implemented step-by-step.</w:t>
+      </w:r>
+    </w:p>
+    <w:p>
+      <w:pPr>
+        <w:pStyle w:val="NormalWeb"/>
+      </w:pPr>
+      <w:r>
+        <w:t>The general development process included:</w:t>
+      </w:r>
+    </w:p>
+    <w:p>
+      <w:pPr>
+        <w:pStyle w:val="NormalWeb"/>
+        <w:numPr>
+          <w:ilvl w:val="0"/>
+          <w:numId w:val="32"/>
+        </w:numPr>
+      </w:pPr>
+      <w:r>
+        <w:t>Creating the project structure and dependencies</w:t>
+      </w:r>
+    </w:p>
+    <w:p>
+      <w:pPr>
+        <w:pStyle w:val="NormalWeb"/>
+        <w:numPr>
+          <w:ilvl w:val="0"/>
+          <w:numId w:val="32"/>
+        </w:numPr>
+      </w:pPr>
+      <w:r>
+        <w:t>Designing database tables and entity models</w:t>
+      </w:r>
+    </w:p>
+    <w:p>
+      <w:pPr>
+        <w:pStyle w:val="NormalWeb"/>
+        <w:numPr>
+          <w:ilvl w:val="0"/>
+          <w:numId w:val="32"/>
+        </w:numPr>
+      </w:pPr>
+      <w:r>
+        <w:t>Implementing repository interfaces for data access</w:t>
+      </w:r>
+    </w:p>
+    <w:p>
+      <w:pPr>
+        <w:pStyle w:val="NormalWeb"/>
+        <w:numPr>
+          <w:ilvl w:val="0"/>
+          <w:numId w:val="32"/>
+        </w:numPr>
+      </w:pPr>
+      <w:r>
+        <w:t>Developing service classes containing business logic</w:t>
+      </w:r>
+    </w:p>
+    <w:p>
+      <w:pPr>
+        <w:pStyle w:val="NormalWeb"/>
+        <w:numPr>
+          <w:ilvl w:val="0"/>
+          <w:numId w:val="32"/>
+        </w:numPr>
+      </w:pPr>
+      <w:r>
+        <w:t>Creating REST controllers for API endpoints</w:t>
+      </w:r>
+    </w:p>
+    <w:p>
+      <w:pPr>
+        <w:pStyle w:val="NormalWeb"/>
+        <w:numPr>
+          <w:ilvl w:val="0"/>
+          <w:numId w:val="32"/>
+        </w:numPr>
+      </w:pPr>
+      <w:r>
+        <w:t>Implementing security using JWT authentication</w:t>
+      </w:r>
+    </w:p>
+    <w:p>
+      <w:pPr>
+        <w:pStyle w:val="NormalWeb"/>
+        <w:numPr>
+          <w:ilvl w:val="0"/>
+          <w:numId w:val="32"/>
+        </w:numPr>
+      </w:pPr>
+      <w:r>
+        <w:t>Testing APIs using Postman and Swagger</w:t>
+      </w:r>
+    </w:p>
+    <w:p>
+      <w:pPr>
+        <w:pStyle w:val="NormalWeb"/>
+        <w:numPr>
+          <w:ilvl w:val="0"/>
+          <w:numId w:val="32"/>
+        </w:numPr>
+      </w:pPr>
+      <w:r>
+        <w:t>Deploying services using Docker and AWS</w:t>
+      </w:r>
+    </w:p>
+    <w:p>
+      <w:pPr>
+        <w:pStyle w:val="NormalWeb"/>
+      </w:pPr>
+      <w:r>
+        <w:t xml:space="preserve">This approach ensured that each component of the system was </w:t>
+      </w:r>
+      <w:r>
+        <w:rPr>
+          <w:rStyle w:val="Strong"/>
+          <w:rFonts w:eastAsiaTheme="minorEastAsia"/>
+        </w:rPr>
+        <w:t>developed, tested, and integrated systematically</w:t>
+      </w:r>
+      <w:r>
+        <w:t>.</w:t>
+      </w:r>
+    </w:p>
+    <w:p>
+      <w:r>
+        <w:pict>
+          <v:rect id="_x0000_i1124" style="width:0;height:1.5pt" o:hralign="center" o:hrstd="t" o:hr="t" fillcolor="#a0a0a0" stroked="f"/>
+        </w:pict>
+      </w:r>
+    </w:p>
+    <w:p>
+      <w:pPr>
+        <w:pStyle w:val="Heading1"/>
+      </w:pPr>
+      <w:r>
+        <w:lastRenderedPageBreak/>
+        <w:t>7. API Testing</w:t>
+      </w:r>
+    </w:p>
+    <w:p>
+      <w:pPr>
+        <w:pStyle w:val="NormalWeb"/>
+      </w:pPr>
+      <w:r>
+        <w:t xml:space="preserve">The APIs developed in the system were tested using </w:t>
+      </w:r>
+      <w:r>
+        <w:rPr>
+          <w:rStyle w:val="Strong"/>
+          <w:rFonts w:eastAsiaTheme="minorEastAsia"/>
+        </w:rPr>
+        <w:t>Postman and Swagger UI</w:t>
+      </w:r>
+      <w:r>
+        <w:t>.</w:t>
+      </w:r>
+    </w:p>
+    <w:p>
+      <w:pPr>
+        <w:pStyle w:val="NormalWeb"/>
+      </w:pPr>
+      <w:r>
+        <w:t>Typical API workflow included:</w:t>
+      </w:r>
+    </w:p>
+    <w:p>
+      <w:pPr>
+        <w:pStyle w:val="NormalWeb"/>
+        <w:numPr>
+          <w:ilvl w:val="0"/>
+          <w:numId w:val="33"/>
+        </w:numPr>
+      </w:pPr>
+      <w:r>
+        <w:t>Register a user</w:t>
+      </w:r>
+    </w:p>
+    <w:p>
+      <w:pPr>
+        <w:pStyle w:val="NormalWeb"/>
+        <w:numPr>
+          <w:ilvl w:val="0"/>
+          <w:numId w:val="33"/>
+        </w:numPr>
+      </w:pPr>
+      <w:r>
+        <w:t>Login and receive JWT token</w:t>
+      </w:r>
+    </w:p>
+    <w:p>
+      <w:pPr>
+        <w:pStyle w:val="NormalWeb"/>
+        <w:numPr>
+          <w:ilvl w:val="0"/>
+          <w:numId w:val="33"/>
+        </w:numPr>
+      </w:pPr>
+      <w:r>
+        <w:t>Pass JWT token in Authorization header</w:t>
+      </w:r>
+    </w:p>
+    <w:p>
+      <w:pPr>
+        <w:pStyle w:val="NormalWeb"/>
+        <w:numPr>
+          <w:ilvl w:val="0"/>
+          <w:numId w:val="33"/>
+        </w:numPr>
+      </w:pPr>
+      <w:r>
+        <w:t>Access protected APIs such as member creation, trainer assignment, and attendance tracking</w:t>
+      </w:r>
+    </w:p>
+    <w:p>
+      <w:pPr>
+        <w:pStyle w:val="NormalWeb"/>
+      </w:pPr>
+      <w:r>
+        <w:t xml:space="preserve">This process ensured that </w:t>
+      </w:r>
+      <w:r>
+        <w:rPr>
+          <w:rStyle w:val="Strong"/>
+          <w:rFonts w:eastAsiaTheme="minorEastAsia"/>
+        </w:rPr>
+        <w:t>authentication and service communication worked correctly across the microservices architecture</w:t>
+      </w:r>
+      <w:r>
+        <w:t>.</w:t>
+      </w:r>
+    </w:p>
+    <w:p>
+      <w:r>
+        <w:pict>
+          <v:rect id="_x0000_i1144" style="width:0;height:1.5pt" o:hralign="center" o:hrstd="t" o:hr="t" fillcolor="#a0a0a0" stroked="f"/>
+        </w:pict>
+      </w:r>
+    </w:p>
+    <w:p/>
+    <w:p>
+      <w:pPr>
+        <w:pStyle w:val="Heading1"/>
+      </w:pPr>
+      <w:r>
+        <w:t>8.</w:t>
+      </w:r>
+      <w:r>
+        <w:t>Project</w:t>
+      </w:r>
+      <w:r>
+        <w:t xml:space="preserve"> Screenshots(Frontend)</w:t>
+      </w:r>
+    </w:p>
+    <w:p>
+      <w:r>
+        <w:t>1-Login page</w:t>
+      </w:r>
+    </w:p>
+    <w:p>
+      <w:pPr>
+        <w:pStyle w:val="ListParagraph"/>
+      </w:pPr>
+      <w:r>
+        <w:drawing>
+          <wp:inline distT="0" distB="0" distL="0" distR="0" wp14:anchorId="10868CD7" wp14:editId="1B0E8719">
+            <wp:extent cx="5486400" cy="2886075"/>
+            <wp:effectExtent l="0" t="0" r="0" b="9525"/>
+            <wp:docPr id="2" name="Picture 2"/>
+            <wp:cNvGraphicFramePr>
+              <a:graphicFrameLocks xmlns:a="http://schemas.openxmlformats.org/drawingml/2006/main" noChangeAspect="1"/>
+            </wp:cNvGraphicFramePr>
+            <a:graphic xmlns:a="http://schemas.openxmlformats.org/drawingml/2006/main">
+              <a:graphicData uri="http://schemas.openxmlformats.org/drawingml/2006/picture">
+                <pic:pic xmlns:pic="http://schemas.openxmlformats.org/drawingml/2006/picture">
+                  <pic:nvPicPr>
+                    <pic:cNvPr id="1" name=""/>
+                    <pic:cNvPicPr/>
+                  </pic:nvPicPr>
+                  <pic:blipFill>
+                    <a:blip r:embed="rId6"/>
+                    <a:stretch>
+                      <a:fillRect/>
+                    </a:stretch>
+                  </pic:blipFill>
+                  <pic:spPr>
+                    <a:xfrm>
+                      <a:off x="0" y="0"/>
+                      <a:ext cx="5486400" cy="2886075"/>
+                    </a:xfrm>
+                    <a:prstGeom prst="rect">
+                      <a:avLst/>
+                    </a:prstGeom>
+                  </pic:spPr>
+                </pic:pic>
+              </a:graphicData>
+            </a:graphic>
+          </wp:inline>
+        </w:drawing>
+      </w:r>
+    </w:p>
+    <w:p>
+      <w:pPr>
+        <w:pStyle w:val="ListParagraph"/>
+      </w:pPr>
+    </w:p>
+    <w:p>
+      <w:pPr>
+        <w:pStyle w:val="ListParagraph"/>
+      </w:pPr>
+    </w:p>
+    <w:p>
+      <w:pPr>
+        <w:pStyle w:val="ListParagraph"/>
+      </w:pPr>
+    </w:p>
+    <w:p>
+      <w:pPr>
+        <w:pStyle w:val="ListParagraph"/>
+      </w:pPr>
+    </w:p>
+    <w:p>
+      <w:pPr>
+        <w:pStyle w:val="ListParagraph"/>
+      </w:pPr>
+    </w:p>
+    <w:p>
+      <w:pPr>
+        <w:pStyle w:val="ListParagraph"/>
+      </w:pPr>
+    </w:p>
+    <w:p>
+      <w:pPr>
+        <w:pStyle w:val="ListParagraph"/>
+      </w:pPr>
+      <w:r>
+        <w:lastRenderedPageBreak/>
+        <w:t>2-Home Page</w:t>
+      </w:r>
+    </w:p>
+    <w:p>
+      <w:pPr>
+        <w:pStyle w:val="ListParagraph"/>
+      </w:pPr>
+    </w:p>
+    <w:p>
+      <w:pPr>
+        <w:pStyle w:val="ListParagraph"/>
+      </w:pPr>
+      <w:r>
+        <w:drawing>
+          <wp:inline distT="0" distB="0" distL="0" distR="0" wp14:anchorId="54AAC97A" wp14:editId="1AACE15D">
+            <wp:extent cx="5486400" cy="3011170"/>
+            <wp:effectExtent l="0" t="0" r="0" b="0"/>
+            <wp:docPr id="3" name="Picture 3"/>
+            <wp:cNvGraphicFramePr>
+              <a:graphicFrameLocks xmlns:a="http://schemas.openxmlformats.org/drawingml/2006/main" noChangeAspect="1"/>
+            </wp:cNvGraphicFramePr>
+            <a:graphic xmlns:a="http://schemas.openxmlformats.org/drawingml/2006/main">
+              <a:graphicData uri="http://schemas.openxmlformats.org/drawingml/2006/picture">
+                <pic:pic xmlns:pic="http://schemas.openxmlformats.org/drawingml/2006/picture">
+                  <pic:nvPicPr>
+                    <pic:cNvPr id="1" name=""/>
+                    <pic:cNvPicPr/>
+                  </pic:nvPicPr>
+                  <pic:blipFill>
+                    <a:blip r:embed="rId7"/>
+                    <a:stretch>
+                      <a:fillRect/>
+                    </a:stretch>
+                  </pic:blipFill>
+                  <pic:spPr>
+                    <a:xfrm>
+                      <a:off x="0" y="0"/>
+                      <a:ext cx="5486400" cy="3011170"/>
+                    </a:xfrm>
+                    <a:prstGeom prst="rect">
+                      <a:avLst/>
+                    </a:prstGeom>
+                  </pic:spPr>
+                </pic:pic>
+              </a:graphicData>
+            </a:graphic>
+          </wp:inline>
+        </w:drawing>
+      </w:r>
+    </w:p>
+    <w:p>
+      <w:pPr>
+        <w:pStyle w:val="ListParagraph"/>
+      </w:pPr>
+    </w:p>
+    <w:p>
+      <w:pPr>
+        <w:pStyle w:val="ListParagraph"/>
+      </w:pPr>
+    </w:p>
+    <w:p>
+      <w:pPr>
+        <w:pStyle w:val="ListParagraph"/>
+      </w:pPr>
+    </w:p>
+    <w:p>
+      <w:pPr>
+        <w:pStyle w:val="ListParagraph"/>
+      </w:pPr>
+    </w:p>
+    <w:p>
+      <w:pPr>
+        <w:pStyle w:val="ListParagraph"/>
+      </w:pPr>
+    </w:p>
+    <w:p>
+      <w:pPr>
+        <w:pStyle w:val="ListParagraph"/>
+      </w:pPr>
+    </w:p>
+    <w:p>
+      <w:pPr>
+        <w:pStyle w:val="ListParagraph"/>
+      </w:pPr>
+    </w:p>
+    <w:p>
+      <w:r>
+        <w:t>3-Member Page</w:t>
+      </w:r>
+    </w:p>
+    <w:p>
+      <w:pPr>
+        <w:pStyle w:val="ListParagraph"/>
+      </w:pPr>
+      <w:r>
+        <w:drawing>
+          <wp:inline distT="0" distB="0" distL="0" distR="0" wp14:anchorId="164727C0" wp14:editId="47BB883B">
+            <wp:extent cx="5486400" cy="2917190"/>
+            <wp:effectExtent l="0" t="0" r="0" b="0"/>
+            <wp:docPr id="4" name="Picture 4"/>
+            <wp:cNvGraphicFramePr>
+              <a:graphicFrameLocks xmlns:a="http://schemas.openxmlformats.org/drawingml/2006/main" noChangeAspect="1"/>
+            </wp:cNvGraphicFramePr>
+            <a:graphic xmlns:a="http://schemas.openxmlformats.org/drawingml/2006/main">
+              <a:graphicData uri="http://schemas.openxmlformats.org/drawingml/2006/picture">
+                <pic:pic xmlns:pic="http://schemas.openxmlformats.org/drawingml/2006/picture">
+                  <pic:nvPicPr>
+                    <pic:cNvPr id="1" name=""/>
+                    <pic:cNvPicPr/>
+                  </pic:nvPicPr>
+                  <pic:blipFill>
+                    <a:blip r:embed="rId8"/>
+                    <a:stretch>
+                      <a:fillRect/>
+                    </a:stretch>
+                  </pic:blipFill>
+                  <pic:spPr>
+                    <a:xfrm>
+                      <a:off x="0" y="0"/>
+                      <a:ext cx="5486400" cy="2917190"/>
+                    </a:xfrm>
+                    <a:prstGeom prst="rect">
+                      <a:avLst/>
+                    </a:prstGeom>
+                  </pic:spPr>
+                </pic:pic>
+              </a:graphicData>
+            </a:graphic>
+          </wp:inline>
+        </w:drawing>
+      </w:r>
+    </w:p>
+    <w:p>
+      <w:pPr>
+        <w:pStyle w:val="ListParagraph"/>
+      </w:pPr>
+    </w:p>
+    <w:p>
+      <w:pPr>
+        <w:pStyle w:val="ListParagraph"/>
+      </w:pPr>
+      <w:r>
+        <w:t>4-Trainer Page</w:t>
+      </w:r>
+    </w:p>
+    <w:p>
+      <w:pPr>
+        <w:pStyle w:val="ListParagraph"/>
+      </w:pPr>
+      <w:r>
+        <w:drawing>
+          <wp:inline distT="0" distB="0" distL="0" distR="0" wp14:anchorId="295F5728" wp14:editId="1D36B062">
+            <wp:extent cx="5486400" cy="2933065"/>
+            <wp:effectExtent l="0" t="0" r="0" b="635"/>
+            <wp:docPr id="5" name="Picture 5"/>
+            <wp:cNvGraphicFramePr>
+              <a:graphicFrameLocks xmlns:a="http://schemas.openxmlformats.org/drawingml/2006/main" noChangeAspect="1"/>
+            </wp:cNvGraphicFramePr>
+            <a:graphic xmlns:a="http://schemas.openxmlformats.org/drawingml/2006/main">
+              <a:graphicData uri="http://schemas.openxmlformats.org/drawingml/2006/picture">
+                <pic:pic xmlns:pic="http://schemas.openxmlformats.org/drawingml/2006/picture">
+                  <pic:nvPicPr>
+                    <pic:cNvPr id="1" name=""/>
+                    <pic:cNvPicPr/>
+                  </pic:nvPicPr>
+                  <pic:blipFill>
+                    <a:blip r:embed="rId9"/>
+                    <a:stretch>
+                      <a:fillRect/>
+                    </a:stretch>
+                  </pic:blipFill>
+                  <pic:spPr>
+                    <a:xfrm>
+                      <a:off x="0" y="0"/>
+                      <a:ext cx="5486400" cy="2933065"/>
+                    </a:xfrm>
+                    <a:prstGeom prst="rect">
+                      <a:avLst/>
+                    </a:prstGeom>
+                  </pic:spPr>
+                </pic:pic>
+              </a:graphicData>
+            </a:graphic>
+          </wp:inline>
+        </w:drawing>
+      </w:r>
+    </w:p>
+    <w:p>
+      <w:pPr>
+        <w:pStyle w:val="ListParagraph"/>
+      </w:pPr>
+      <w:r>
+        <w:t>5-Inventory page</w:t>
+      </w:r>
+    </w:p>
+    <w:p>
+      <w:pPr>
+        <w:pStyle w:val="ListParagraph"/>
+      </w:pPr>
+      <w:r>
+        <w:drawing>
+          <wp:inline distT="0" distB="0" distL="0" distR="0" wp14:anchorId="1FFA9123" wp14:editId="6A9EA2A3">
+            <wp:extent cx="5486400" cy="2992120"/>
+            <wp:effectExtent l="0" t="0" r="0" b="0"/>
+            <wp:docPr id="9" name="Picture 9"/>
+            <wp:cNvGraphicFramePr>
+              <a:graphicFrameLocks xmlns:a="http://schemas.openxmlformats.org/drawingml/2006/main" noChangeAspect="1"/>
+            </wp:cNvGraphicFramePr>
+            <a:graphic xmlns:a="http://schemas.openxmlformats.org/drawingml/2006/main">
+              <a:graphicData uri="http://schemas.openxmlformats.org/drawingml/2006/picture">
+                <pic:pic xmlns:pic="http://schemas.openxmlformats.org/drawingml/2006/picture">
+                  <pic:nvPicPr>
+                    <pic:cNvPr id="1" name=""/>
+                    <pic:cNvPicPr/>
+                  </pic:nvPicPr>
+                  <pic:blipFill>
+                    <a:blip r:embed="rId10"/>
+                    <a:stretch>
+                      <a:fillRect/>
+                    </a:stretch>
+                  </pic:blipFill>
+                  <pic:spPr>
+                    <a:xfrm>
+                      <a:off x="0" y="0"/>
+                      <a:ext cx="5486400" cy="2992120"/>
+                    </a:xfrm>
+                    <a:prstGeom prst="rect">
+                      <a:avLst/>
+                    </a:prstGeom>
+                  </pic:spPr>
+                </pic:pic>
+              </a:graphicData>
+            </a:graphic>
+          </wp:inline>
+        </w:drawing>
+      </w:r>
+    </w:p>
+    <w:p>
+      <w:pPr>
+        <w:pStyle w:val="ListParagraph"/>
+      </w:pPr>
+      <w:r>
+        <w:lastRenderedPageBreak/>
+        <w:t>6-Attendance Page</w:t>
+      </w:r>
+      <w:r>
+        <w:drawing>
+          <wp:inline distT="0" distB="0" distL="0" distR="0" wp14:anchorId="21E17FBD" wp14:editId="5027979B">
+            <wp:extent cx="5422900" cy="2197063"/>
+            <wp:effectExtent l="0" t="0" r="6350" b="0"/>
+            <wp:docPr id="7" name="Picture 7"/>
+            <wp:cNvGraphicFramePr>
+              <a:graphicFrameLocks xmlns:a="http://schemas.openxmlformats.org/drawingml/2006/main" noChangeAspect="1"/>
+            </wp:cNvGraphicFramePr>
+            <a:graphic xmlns:a="http://schemas.openxmlformats.org/drawingml/2006/main">
+              <a:graphicData uri="http://schemas.openxmlformats.org/drawingml/2006/picture">
+                <pic:pic xmlns:pic="http://schemas.openxmlformats.org/drawingml/2006/picture">
+                  <pic:nvPicPr>
+                    <pic:cNvPr id="1" name=""/>
+                    <pic:cNvPicPr/>
+                  </pic:nvPicPr>
+                  <pic:blipFill>
+                    <a:blip r:embed="rId11"/>
+                    <a:stretch>
+                      <a:fillRect/>
+                    </a:stretch>
+                  </pic:blipFill>
+                  <pic:spPr>
+                    <a:xfrm>
+                      <a:off x="0" y="0"/>
+                      <a:ext cx="5476481" cy="2218771"/>
+                    </a:xfrm>
+                    <a:prstGeom prst="rect">
+                      <a:avLst/>
+                    </a:prstGeom>
+                  </pic:spPr>
+                </pic:pic>
+              </a:graphicData>
+            </a:graphic>
+          </wp:inline>
+        </w:drawing>
+      </w:r>
+    </w:p>
+    <w:p>
+      <w:pPr>
+        <w:pStyle w:val="ListParagraph"/>
+      </w:pPr>
+    </w:p>
+    <w:p>
+      <w:pPr>
+        <w:pStyle w:val="ListParagraph"/>
+      </w:pPr>
+      <w:r>
+        <w:t>7-Class Booking Page</w:t>
+      </w:r>
+      <w:r>
+        <w:drawing>
+          <wp:inline distT="0" distB="0" distL="0" distR="0" wp14:anchorId="0D3E04BF" wp14:editId="3598C794">
+            <wp:extent cx="5486400" cy="3008630"/>
+            <wp:effectExtent l="0" t="0" r="0" b="1270"/>
+            <wp:docPr id="8" name="Picture 8"/>
+            <wp:cNvGraphicFramePr>
+              <a:graphicFrameLocks xmlns:a="http://schemas.openxmlformats.org/drawingml/2006/main" noChangeAspect="1"/>
+            </wp:cNvGraphicFramePr>
+            <a:graphic xmlns:a="http://schemas.openxmlformats.org/drawingml/2006/main">
+              <a:graphicData uri="http://schemas.openxmlformats.org/drawingml/2006/picture">
+                <pic:pic xmlns:pic="http://schemas.openxmlformats.org/drawingml/2006/picture">
+                  <pic:nvPicPr>
+                    <pic:cNvPr id="1" name=""/>
+                    <pic:cNvPicPr/>
+                  </pic:nvPicPr>
+                  <pic:blipFill>
+                    <a:blip r:embed="rId12"/>
+                    <a:stretch>
+                      <a:fillRect/>
+                    </a:stretch>
+                  </pic:blipFill>
+                  <pic:spPr>
+                    <a:xfrm>
+                      <a:off x="0" y="0"/>
+                      <a:ext cx="5486400" cy="3008630"/>
+                    </a:xfrm>
+                    <a:prstGeom prst="rect">
+                      <a:avLst/>
+                    </a:prstGeom>
+                  </pic:spPr>
+                </pic:pic>
+              </a:graphicData>
+            </a:graphic>
+          </wp:inline>
+        </w:drawing>
+      </w:r>
+    </w:p>
+    <w:p>
+      <w:pPr>
+        <w:pStyle w:val="NormalWeb"/>
+      </w:pPr>
+    </w:p>
+    <w:p>
+      <w:r>
+        <w:pict>
+          <v:rect id="_x0000_i1125" style="width:0;height:1.5pt" o:hralign="center" o:hrstd="t" o:hr="t" fillcolor="#a0a0a0" stroked="f"/>
+        </w:pict>
+      </w:r>
+    </w:p>
+    <w:p/>
+    <w:p/>
+    <w:p/>
+    <w:p>
+      <w:pPr>
+        <w:pStyle w:val="Heading1"/>
+      </w:pPr>
+      <w:r>
+        <w:lastRenderedPageBreak/>
+        <w:t>9</w:t>
+      </w:r>
+      <w:r>
+        <w:t>. Learning Outcomes from the Project</w:t>
+      </w:r>
+    </w:p>
+    <w:p>
+      <w:pPr>
+        <w:pStyle w:val="NormalWeb"/>
+      </w:pPr>
+      <w:r>
+        <w:t>The Gym Management System project provided practical experience in several important software development areas.</w:t>
+      </w:r>
+    </w:p>
+    <w:p>
+      <w:pPr>
+        <w:pStyle w:val="NormalWeb"/>
+      </w:pPr>
+      <w:r>
+        <w:t>Key learnings include:</w:t>
+      </w:r>
+    </w:p>
+    <w:p>
+      <w:pPr>
+        <w:pStyle w:val="NormalWeb"/>
+      </w:pPr>
+      <w:r>
+        <w:t>• Full-stack application development using Java and React</w:t>
+      </w:r>
+      <w:r>
+        <w:br/>
+        <w:t>• Designing and implementing REST APIs</w:t>
+      </w:r>
+      <w:r>
+        <w:br/>
+        <w:t>• Implementing authentication and authorization using JWT</w:t>
+      </w:r>
+      <w:r>
+        <w:br/>
+        <w:t>• Understanding microservices architecture and service communication</w:t>
+      </w:r>
+      <w:r>
+        <w:br/>
+        <w:t>• Managing databases using Spring Data JPA and MySQL</w:t>
+      </w:r>
+      <w:r>
+        <w:br/>
+        <w:t>• Deploying applications using Docker and AWS cloud infrastructure</w:t>
+      </w:r>
+    </w:p>
+    <w:p>
+      <w:pPr>
         <w:rPr>
           <w:sz w:val="32"/>
           <w:szCs w:val="32"/>
@@ -3765,308 +5612,114 @@
     </w:p>
     <w:p>
       <w:pPr>
-        <w:jc w:val="center"/>
         <w:rPr>
           <w:sz w:val="32"/>
           <w:szCs w:val="32"/>
           <w:u w:val="single"/>
         </w:rPr>
       </w:pPr>
-      <w:r>
+    </w:p>
+    <w:p>
+      <w:pPr>
         <w:rPr>
           <w:sz w:val="32"/>
           <w:szCs w:val="32"/>
           <w:u w:val="single"/>
         </w:rPr>
-        <w:lastRenderedPageBreak/>
-        <w:t>Practice Project – Gym Management System</w:t>
-      </w:r>
-    </w:p>
-    <w:p>
-      <w:pPr>
-        <w:pStyle w:val="NormalWeb"/>
-      </w:pPr>
-      <w:r>
-        <w:t xml:space="preserve">During the Java full stack training phase, a </w:t>
-      </w:r>
-      <w:r>
-        <w:rPr>
-          <w:rStyle w:val="Strong"/>
-          <w:rFonts w:eastAsiaTheme="minorEastAsia"/>
-        </w:rPr>
-        <w:t>Gym Management System</w:t>
-      </w:r>
-      <w:r>
-        <w:t xml:space="preserve"> was developed as a practice project to apply the concepts learned during the training.</w:t>
-      </w:r>
-    </w:p>
-    <w:p>
-      <w:pPr>
-        <w:pStyle w:val="NormalWeb"/>
-      </w:pPr>
-      <w:r>
-        <w:t xml:space="preserve">The purpose of this project was to simulate a </w:t>
-      </w:r>
-      <w:r>
-        <w:rPr>
-          <w:rStyle w:val="Strong"/>
-          <w:rFonts w:eastAsiaTheme="minorEastAsia"/>
-        </w:rPr>
-        <w:t>real-world application for managing gym operations</w:t>
-      </w:r>
-      <w:r>
-        <w:t>.</w:t>
-      </w:r>
-    </w:p>
-    <w:p>
-      <w:pPr>
-        <w:pStyle w:val="NormalWeb"/>
-      </w:pPr>
-      <w:r>
-        <w:t>The system allows management of:</w:t>
-      </w:r>
-    </w:p>
-    <w:p>
-      <w:pPr>
-        <w:pStyle w:val="NormalWeb"/>
-        <w:numPr>
-          <w:ilvl w:val="0"/>
-          <w:numId w:val="27"/>
-        </w:numPr>
-      </w:pPr>
-      <w:r>
-        <w:t>Gym members</w:t>
-      </w:r>
-    </w:p>
-    <w:p>
-      <w:pPr>
-        <w:pStyle w:val="NormalWeb"/>
-        <w:numPr>
-          <w:ilvl w:val="0"/>
-          <w:numId w:val="27"/>
-        </w:numPr>
-      </w:pPr>
-      <w:r>
-        <w:t>Trainers</w:t>
-      </w:r>
-    </w:p>
-    <w:p>
-      <w:pPr>
-        <w:pStyle w:val="NormalWeb"/>
-        <w:numPr>
-          <w:ilvl w:val="0"/>
-          <w:numId w:val="27"/>
-        </w:numPr>
-      </w:pPr>
-      <w:r>
-        <w:t>Membership information</w:t>
-      </w:r>
-    </w:p>
-    <w:p>
-      <w:pPr>
-        <w:pStyle w:val="NormalWeb"/>
-        <w:numPr>
-          <w:ilvl w:val="0"/>
-          <w:numId w:val="27"/>
-        </w:numPr>
-      </w:pPr>
-      <w:r>
-        <w:t>Authentication and authorization</w:t>
-      </w:r>
-    </w:p>
-    <w:p>
-      <w:pPr>
-        <w:pStyle w:val="Heading3"/>
-      </w:pPr>
-      <w:r>
-        <w:t>Technologies Used</w:t>
-      </w:r>
-    </w:p>
-    <w:p>
-      <w:pPr>
-        <w:pStyle w:val="NormalWeb"/>
-      </w:pPr>
-      <w:r>
-        <w:t>Backend:</w:t>
-      </w:r>
-    </w:p>
-    <w:p>
-      <w:pPr>
-        <w:pStyle w:val="NormalWeb"/>
-        <w:numPr>
-          <w:ilvl w:val="0"/>
-          <w:numId w:val="28"/>
-        </w:numPr>
-      </w:pPr>
-      <w:r>
-        <w:t>Java</w:t>
-      </w:r>
-    </w:p>
-    <w:p>
-      <w:pPr>
-        <w:pStyle w:val="NormalWeb"/>
-        <w:numPr>
-          <w:ilvl w:val="0"/>
-          <w:numId w:val="28"/>
-        </w:numPr>
-      </w:pPr>
-      <w:r>
-        <w:t>Spring Boot</w:t>
-      </w:r>
-    </w:p>
-    <w:p>
-      <w:pPr>
-        <w:pStyle w:val="NormalWeb"/>
-        <w:numPr>
-          <w:ilvl w:val="0"/>
-          <w:numId w:val="28"/>
-        </w:numPr>
-      </w:pPr>
-      <w:r>
-        <w:t>Spring Data JPA</w:t>
-      </w:r>
-    </w:p>
-    <w:p>
-      <w:pPr>
-        <w:pStyle w:val="NormalWeb"/>
-        <w:numPr>
-          <w:ilvl w:val="0"/>
-          <w:numId w:val="28"/>
-        </w:numPr>
-      </w:pPr>
-      <w:r>
-        <w:t>Spring Security</w:t>
-      </w:r>
-    </w:p>
-    <w:p>
-      <w:pPr>
-        <w:pStyle w:val="NormalWeb"/>
-        <w:numPr>
-          <w:ilvl w:val="0"/>
-          <w:numId w:val="28"/>
-        </w:numPr>
-      </w:pPr>
-      <w:r>
-        <w:t>JWT authentication</w:t>
-      </w:r>
-    </w:p>
-    <w:p>
-      <w:pPr>
-        <w:pStyle w:val="NormalWeb"/>
-      </w:pPr>
-      <w:r>
-        <w:t>Frontend:</w:t>
-      </w:r>
-    </w:p>
-    <w:p>
-      <w:pPr>
-        <w:pStyle w:val="NormalWeb"/>
-        <w:numPr>
-          <w:ilvl w:val="0"/>
-          <w:numId w:val="29"/>
-        </w:numPr>
-      </w:pPr>
-      <w:r>
-        <w:t>React</w:t>
-      </w:r>
-    </w:p>
-    <w:p>
-      <w:pPr>
-        <w:pStyle w:val="NormalWeb"/>
-        <w:numPr>
-          <w:ilvl w:val="0"/>
-          <w:numId w:val="29"/>
-        </w:numPr>
-      </w:pPr>
-      <w:r>
-        <w:t>Axios</w:t>
-      </w:r>
-    </w:p>
-    <w:p>
-      <w:pPr>
-        <w:pStyle w:val="NormalWeb"/>
-        <w:numPr>
-          <w:ilvl w:val="0"/>
-          <w:numId w:val="29"/>
-        </w:numPr>
-      </w:pPr>
-      <w:r>
-        <w:t>React Router</w:t>
-      </w:r>
-    </w:p>
-    <w:p>
-      <w:pPr>
-        <w:pStyle w:val="NormalWeb"/>
-      </w:pPr>
-      <w:r>
-        <w:t>Database:</w:t>
-      </w:r>
-    </w:p>
-    <w:p>
-      <w:pPr>
-        <w:pStyle w:val="NormalWeb"/>
-        <w:numPr>
-          <w:ilvl w:val="0"/>
-          <w:numId w:val="30"/>
-        </w:numPr>
-      </w:pPr>
-      <w:r>
-        <w:t>MySQL</w:t>
-      </w:r>
-    </w:p>
-    <w:p>
-      <w:pPr>
-        <w:pStyle w:val="NormalWeb"/>
-      </w:pPr>
-      <w:r>
-        <w:t>Deployment Tools:</w:t>
-      </w:r>
-    </w:p>
-    <w:p>
-      <w:pPr>
-        <w:pStyle w:val="NormalWeb"/>
-        <w:numPr>
-          <w:ilvl w:val="0"/>
-          <w:numId w:val="31"/>
-        </w:numPr>
-      </w:pPr>
-      <w:r>
-        <w:t>Docker</w:t>
-      </w:r>
-    </w:p>
-    <w:p>
-      <w:pPr>
-        <w:pStyle w:val="NormalWeb"/>
-        <w:numPr>
-          <w:ilvl w:val="0"/>
-          <w:numId w:val="31"/>
-        </w:numPr>
-      </w:pPr>
-      <w:r>
-        <w:t>AWS EC2</w:t>
-      </w:r>
-    </w:p>
-    <w:p>
-      <w:pPr>
-        <w:pStyle w:val="NormalWeb"/>
-      </w:pPr>
-      <w:r>
-        <w:t xml:space="preserve">This project helped in understanding </w:t>
-      </w:r>
-      <w:r>
-        <w:rPr>
-          <w:rStyle w:val="Strong"/>
-          <w:rFonts w:eastAsiaTheme="minorEastAsia"/>
-        </w:rPr>
-        <w:t>full-stack development, REST API design, and microservices architecture in a practical environment</w:t>
-      </w:r>
-      <w:r>
-        <w:t>.</w:t>
-      </w:r>
-    </w:p>
-    <w:p>
-      <w:pPr>
-        <w:jc w:val="center"/>
+      </w:pPr>
+    </w:p>
+    <w:p>
+      <w:pPr>
+        <w:rPr>
+          <w:sz w:val="32"/>
+          <w:szCs w:val="32"/>
+          <w:u w:val="single"/>
+        </w:rPr>
+      </w:pPr>
+    </w:p>
+    <w:p>
+      <w:pPr>
+        <w:rPr>
+          <w:sz w:val="32"/>
+          <w:szCs w:val="32"/>
+          <w:u w:val="single"/>
+        </w:rPr>
+      </w:pPr>
+    </w:p>
+    <w:p>
+      <w:pPr>
+        <w:rPr>
+          <w:sz w:val="32"/>
+          <w:szCs w:val="32"/>
+          <w:u w:val="single"/>
+        </w:rPr>
+      </w:pPr>
+    </w:p>
+    <w:p>
+      <w:pPr>
+        <w:rPr>
+          <w:sz w:val="32"/>
+          <w:szCs w:val="32"/>
+          <w:u w:val="single"/>
+        </w:rPr>
+      </w:pPr>
+    </w:p>
+    <w:p>
+      <w:pPr>
+        <w:rPr>
+          <w:sz w:val="32"/>
+          <w:szCs w:val="32"/>
+          <w:u w:val="single"/>
+        </w:rPr>
+      </w:pPr>
+    </w:p>
+    <w:p>
+      <w:pPr>
+        <w:rPr>
+          <w:sz w:val="32"/>
+          <w:szCs w:val="32"/>
+          <w:u w:val="single"/>
+        </w:rPr>
+      </w:pPr>
+    </w:p>
+    <w:p>
+      <w:pPr>
+        <w:rPr>
+          <w:sz w:val="32"/>
+          <w:szCs w:val="32"/>
+          <w:u w:val="single"/>
+        </w:rPr>
+      </w:pPr>
+    </w:p>
+    <w:p>
+      <w:pPr>
+        <w:rPr>
+          <w:sz w:val="32"/>
+          <w:szCs w:val="32"/>
+          <w:u w:val="single"/>
+        </w:rPr>
+      </w:pPr>
+    </w:p>
+    <w:p>
+      <w:pPr>
+        <w:rPr>
+          <w:sz w:val="32"/>
+          <w:szCs w:val="32"/>
+          <w:u w:val="single"/>
+        </w:rPr>
+      </w:pPr>
+    </w:p>
+    <w:p>
+      <w:pPr>
+        <w:rPr>
+          <w:sz w:val="32"/>
+          <w:szCs w:val="32"/>
+          <w:u w:val="single"/>
+        </w:rPr>
+      </w:pPr>
+    </w:p>
+    <w:p>
+      <w:pPr>
         <w:rPr>
           <w:sz w:val="32"/>
           <w:szCs w:val="32"/>
@@ -4148,21 +5801,6 @@
           </w:p>
           <w:p>
             <w:pPr>
-              <w:pStyle w:val="NormalWeb"/>
-            </w:pPr>
-            <w:r>
-              <w:t>The training covered important financial concepts relevant to enterprise software systems.</w:t>
-            </w:r>
-          </w:p>
-          <w:p>
-            <w:r>
-              <w:pict>
-                <v:rect id="_x0000_i1039" style="width:0;height:1.5pt" o:hralign="center" o:hrstd="t" o:hr="t" fillcolor="#a0a0a0" stroked="f"/>
-              </w:pict>
-            </w:r>
-          </w:p>
-          <w:p>
-            <w:pPr>
               <w:pStyle w:val="Heading3"/>
             </w:pPr>
             <w:r>
@@ -4262,13 +5900,6 @@
             </w:r>
           </w:p>
           <w:p>
-            <w:r>
-              <w:pict>
-                <v:rect id="_x0000_i1040" style="width:0;height:1.5pt" o:hralign="center" o:hrstd="t" o:hr="t" fillcolor="#a0a0a0" stroked="f"/>
-              </w:pict>
-            </w:r>
-          </w:p>
-          <w:p>
             <w:pPr>
               <w:pStyle w:val="Heading3"/>
             </w:pPr>
@@ -4291,15 +5922,7 @@
               <w:t>personal loan</w:t>
             </w:r>
             <w:r>
-              <w:t xml:space="preserve"> is typically an unsecured loan repaid in fixed installments over a specified time period.</w:t>
-            </w:r>
-          </w:p>
-          <w:p>
-            <w:pPr>
-              <w:pStyle w:val="NormalWeb"/>
-            </w:pPr>
-            <w:r>
-              <w:t xml:space="preserve">A </w:t>
+              <w:t xml:space="preserve"> is typically an unsecured loan repaid in fixed installments over a specified time period.A </w:t>
             </w:r>
             <w:r>
               <w:rPr>
@@ -4313,13 +5936,6 @@
             </w:r>
           </w:p>
           <w:p>
-            <w:r>
-              <w:pict>
-                <v:rect id="_x0000_i1041" style="width:0;height:1.5pt" o:hralign="center" o:hrstd="t" o:hr="t" fillcolor="#a0a0a0" stroked="f"/>
-              </w:pict>
-            </w:r>
-          </w:p>
-          <w:p>
             <w:pPr>
               <w:pStyle w:val="Heading3"/>
             </w:pPr>
@@ -4354,18 +5970,10 @@
             </w:r>
           </w:p>
           <w:p>
-            <w:r>
-              <w:pict>
-                <v:rect id="_x0000_i1042" style="width:0;height:1.5pt" o:hralign="center" o:hrstd="t" o:hr="t" fillcolor="#a0a0a0" stroked="f"/>
-              </w:pict>
-            </w:r>
-          </w:p>
-          <w:p>
             <w:pPr>
               <w:pStyle w:val="Heading3"/>
             </w:pPr>
             <w:r>
-              <w:lastRenderedPageBreak/>
               <w:t>Anti-Money Laundering (AML) and KYC</w:t>
             </w:r>
           </w:p>
@@ -4432,17 +6040,11 @@
             </w:r>
           </w:p>
           <w:p>
-            <w:r>
-              <w:pict>
-                <v:rect id="_x0000_i1043" style="width:0;height:1.5pt" o:hralign="center" o:hrstd="t" o:hr="t" fillcolor="#a0a0a0" stroked="f"/>
-              </w:pict>
-            </w:r>
-          </w:p>
-          <w:p>
             <w:pPr>
               <w:pStyle w:val="Heading3"/>
             </w:pPr>
             <w:r>
+              <w:lastRenderedPageBreak/>
               <w:t>Financial Risk Management</w:t>
             </w:r>
           </w:p>
@@ -4520,13 +6122,6 @@
             </w:r>
           </w:p>
           <w:p>
-            <w:r>
-              <w:pict>
-                <v:rect id="_x0000_i1044" style="width:0;height:1.5pt" o:hralign="center" o:hrstd="t" o:hr="t" fillcolor="#a0a0a0" stroked="f"/>
-              </w:pict>
-            </w:r>
-          </w:p>
-          <w:p>
             <w:pPr>
               <w:pStyle w:val="Heading3"/>
             </w:pPr>
@@ -4617,38 +6212,10 @@
             </w:r>
           </w:p>
           <w:p>
-            <w:r>
-              <w:pict>
-                <v:rect id="_x0000_i1045" style="width:0;height:1.5pt" o:hralign="center" o:hrstd="t" o:hr="t" fillcolor="#a0a0a0" stroked="f"/>
-              </w:pict>
-            </w:r>
-          </w:p>
-          <w:p>
             <w:pPr>
               <w:pStyle w:val="Heading3"/>
             </w:pPr>
-          </w:p>
-          <w:p>
-            <w:pPr>
-              <w:pStyle w:val="Heading3"/>
-            </w:pPr>
-          </w:p>
-          <w:p>
-            <w:pPr>
-              <w:pStyle w:val="Heading3"/>
-            </w:pPr>
-          </w:p>
-          <w:p>
-            <w:pPr>
-              <w:pStyle w:val="Heading3"/>
-            </w:pPr>
-          </w:p>
-          <w:p>
-            <w:pPr>
-              <w:pStyle w:val="Heading3"/>
-            </w:pPr>
-            <w:r>
-              <w:lastRenderedPageBreak/>
+            <w:r>
               <w:t>Financial Fraud</w:t>
             </w:r>
           </w:p>
@@ -4815,270 +6382,6 @@
           <w:p>
             <w:pPr>
               <w:spacing w:after="0" w:line="240" w:lineRule="auto"/>
-              <w:rPr>
-                <w:rFonts w:ascii="Times New Roman" w:eastAsia="Times New Roman" w:hAnsi="Times New Roman" w:cs="Times New Roman"/>
-                <w:sz w:val="24"/>
-                <w:szCs w:val="24"/>
-                <w:lang w:val="en-IN" w:eastAsia="en-IN"/>
-              </w:rPr>
-            </w:pPr>
-          </w:p>
-          <w:p>
-            <w:pPr>
-              <w:spacing w:after="0" w:line="240" w:lineRule="auto"/>
-              <w:rPr>
-                <w:rFonts w:ascii="Times New Roman" w:eastAsia="Times New Roman" w:hAnsi="Times New Roman" w:cs="Times New Roman"/>
-                <w:sz w:val="24"/>
-                <w:szCs w:val="24"/>
-                <w:lang w:val="en-IN" w:eastAsia="en-IN"/>
-              </w:rPr>
-            </w:pPr>
-          </w:p>
-          <w:p>
-            <w:pPr>
-              <w:spacing w:after="0" w:line="240" w:lineRule="auto"/>
-              <w:rPr>
-                <w:rFonts w:ascii="Times New Roman" w:eastAsia="Times New Roman" w:hAnsi="Times New Roman" w:cs="Times New Roman"/>
-                <w:sz w:val="24"/>
-                <w:szCs w:val="24"/>
-                <w:lang w:val="en-IN" w:eastAsia="en-IN"/>
-              </w:rPr>
-            </w:pPr>
-          </w:p>
-          <w:p>
-            <w:pPr>
-              <w:spacing w:after="0" w:line="240" w:lineRule="auto"/>
-              <w:rPr>
-                <w:rFonts w:ascii="Times New Roman" w:eastAsia="Times New Roman" w:hAnsi="Times New Roman" w:cs="Times New Roman"/>
-                <w:sz w:val="24"/>
-                <w:szCs w:val="24"/>
-                <w:lang w:val="en-IN" w:eastAsia="en-IN"/>
-              </w:rPr>
-            </w:pPr>
-          </w:p>
-          <w:p>
-            <w:pPr>
-              <w:spacing w:after="0" w:line="240" w:lineRule="auto"/>
-              <w:rPr>
-                <w:rFonts w:ascii="Times New Roman" w:eastAsia="Times New Roman" w:hAnsi="Times New Roman" w:cs="Times New Roman"/>
-                <w:sz w:val="24"/>
-                <w:szCs w:val="24"/>
-                <w:lang w:val="en-IN" w:eastAsia="en-IN"/>
-              </w:rPr>
-            </w:pPr>
-          </w:p>
-          <w:p>
-            <w:pPr>
-              <w:spacing w:after="0" w:line="240" w:lineRule="auto"/>
-              <w:rPr>
-                <w:rFonts w:ascii="Times New Roman" w:eastAsia="Times New Roman" w:hAnsi="Times New Roman" w:cs="Times New Roman"/>
-                <w:sz w:val="24"/>
-                <w:szCs w:val="24"/>
-                <w:lang w:val="en-IN" w:eastAsia="en-IN"/>
-              </w:rPr>
-            </w:pPr>
-          </w:p>
-          <w:p>
-            <w:pPr>
-              <w:spacing w:after="0" w:line="240" w:lineRule="auto"/>
-              <w:rPr>
-                <w:rFonts w:ascii="Times New Roman" w:eastAsia="Times New Roman" w:hAnsi="Times New Roman" w:cs="Times New Roman"/>
-                <w:sz w:val="24"/>
-                <w:szCs w:val="24"/>
-                <w:lang w:val="en-IN" w:eastAsia="en-IN"/>
-              </w:rPr>
-            </w:pPr>
-          </w:p>
-          <w:p>
-            <w:pPr>
-              <w:spacing w:after="0" w:line="240" w:lineRule="auto"/>
-              <w:rPr>
-                <w:rFonts w:ascii="Times New Roman" w:eastAsia="Times New Roman" w:hAnsi="Times New Roman" w:cs="Times New Roman"/>
-                <w:sz w:val="24"/>
-                <w:szCs w:val="24"/>
-                <w:lang w:val="en-IN" w:eastAsia="en-IN"/>
-              </w:rPr>
-            </w:pPr>
-          </w:p>
-          <w:p>
-            <w:pPr>
-              <w:spacing w:after="0" w:line="240" w:lineRule="auto"/>
-              <w:rPr>
-                <w:rFonts w:ascii="Times New Roman" w:eastAsia="Times New Roman" w:hAnsi="Times New Roman" w:cs="Times New Roman"/>
-                <w:sz w:val="24"/>
-                <w:szCs w:val="24"/>
-                <w:lang w:val="en-IN" w:eastAsia="en-IN"/>
-              </w:rPr>
-            </w:pPr>
-          </w:p>
-          <w:p>
-            <w:pPr>
-              <w:spacing w:after="0" w:line="240" w:lineRule="auto"/>
-              <w:rPr>
-                <w:rFonts w:ascii="Times New Roman" w:eastAsia="Times New Roman" w:hAnsi="Times New Roman" w:cs="Times New Roman"/>
-                <w:sz w:val="24"/>
-                <w:szCs w:val="24"/>
-                <w:lang w:val="en-IN" w:eastAsia="en-IN"/>
-              </w:rPr>
-            </w:pPr>
-          </w:p>
-          <w:p>
-            <w:pPr>
-              <w:spacing w:after="0" w:line="240" w:lineRule="auto"/>
-              <w:rPr>
-                <w:rFonts w:ascii="Times New Roman" w:eastAsia="Times New Roman" w:hAnsi="Times New Roman" w:cs="Times New Roman"/>
-                <w:sz w:val="24"/>
-                <w:szCs w:val="24"/>
-                <w:lang w:val="en-IN" w:eastAsia="en-IN"/>
-              </w:rPr>
-            </w:pPr>
-          </w:p>
-          <w:p>
-            <w:pPr>
-              <w:spacing w:after="0" w:line="240" w:lineRule="auto"/>
-              <w:rPr>
-                <w:rFonts w:ascii="Times New Roman" w:eastAsia="Times New Roman" w:hAnsi="Times New Roman" w:cs="Times New Roman"/>
-                <w:sz w:val="24"/>
-                <w:szCs w:val="24"/>
-                <w:lang w:val="en-IN" w:eastAsia="en-IN"/>
-              </w:rPr>
-            </w:pPr>
-          </w:p>
-          <w:p>
-            <w:pPr>
-              <w:spacing w:after="0" w:line="240" w:lineRule="auto"/>
-              <w:rPr>
-                <w:rFonts w:ascii="Times New Roman" w:eastAsia="Times New Roman" w:hAnsi="Times New Roman" w:cs="Times New Roman"/>
-                <w:sz w:val="24"/>
-                <w:szCs w:val="24"/>
-                <w:lang w:val="en-IN" w:eastAsia="en-IN"/>
-              </w:rPr>
-            </w:pPr>
-          </w:p>
-          <w:p>
-            <w:pPr>
-              <w:spacing w:after="0" w:line="240" w:lineRule="auto"/>
-              <w:rPr>
-                <w:rFonts w:ascii="Times New Roman" w:eastAsia="Times New Roman" w:hAnsi="Times New Roman" w:cs="Times New Roman"/>
-                <w:sz w:val="24"/>
-                <w:szCs w:val="24"/>
-                <w:lang w:val="en-IN" w:eastAsia="en-IN"/>
-              </w:rPr>
-            </w:pPr>
-          </w:p>
-          <w:p>
-            <w:pPr>
-              <w:spacing w:after="0" w:line="240" w:lineRule="auto"/>
-              <w:rPr>
-                <w:rFonts w:ascii="Times New Roman" w:eastAsia="Times New Roman" w:hAnsi="Times New Roman" w:cs="Times New Roman"/>
-                <w:sz w:val="24"/>
-                <w:szCs w:val="24"/>
-                <w:lang w:val="en-IN" w:eastAsia="en-IN"/>
-              </w:rPr>
-            </w:pPr>
-          </w:p>
-          <w:p>
-            <w:pPr>
-              <w:spacing w:after="0" w:line="240" w:lineRule="auto"/>
-              <w:rPr>
-                <w:rFonts w:ascii="Times New Roman" w:eastAsia="Times New Roman" w:hAnsi="Times New Roman" w:cs="Times New Roman"/>
-                <w:sz w:val="24"/>
-                <w:szCs w:val="24"/>
-                <w:lang w:val="en-IN" w:eastAsia="en-IN"/>
-              </w:rPr>
-            </w:pPr>
-          </w:p>
-          <w:p>
-            <w:pPr>
-              <w:spacing w:after="0" w:line="240" w:lineRule="auto"/>
-              <w:rPr>
-                <w:rFonts w:ascii="Times New Roman" w:eastAsia="Times New Roman" w:hAnsi="Times New Roman" w:cs="Times New Roman"/>
-                <w:sz w:val="24"/>
-                <w:szCs w:val="24"/>
-                <w:lang w:val="en-IN" w:eastAsia="en-IN"/>
-              </w:rPr>
-            </w:pPr>
-          </w:p>
-          <w:p>
-            <w:pPr>
-              <w:spacing w:after="0" w:line="240" w:lineRule="auto"/>
-              <w:rPr>
-                <w:rFonts w:ascii="Times New Roman" w:eastAsia="Times New Roman" w:hAnsi="Times New Roman" w:cs="Times New Roman"/>
-                <w:sz w:val="24"/>
-                <w:szCs w:val="24"/>
-                <w:lang w:val="en-IN" w:eastAsia="en-IN"/>
-              </w:rPr>
-            </w:pPr>
-          </w:p>
-          <w:p>
-            <w:pPr>
-              <w:spacing w:after="0" w:line="240" w:lineRule="auto"/>
-              <w:rPr>
-                <w:rFonts w:ascii="Times New Roman" w:eastAsia="Times New Roman" w:hAnsi="Times New Roman" w:cs="Times New Roman"/>
-                <w:sz w:val="24"/>
-                <w:szCs w:val="24"/>
-                <w:lang w:val="en-IN" w:eastAsia="en-IN"/>
-              </w:rPr>
-            </w:pPr>
-          </w:p>
-          <w:p>
-            <w:pPr>
-              <w:spacing w:after="0" w:line="240" w:lineRule="auto"/>
-              <w:rPr>
-                <w:rFonts w:ascii="Times New Roman" w:eastAsia="Times New Roman" w:hAnsi="Times New Roman" w:cs="Times New Roman"/>
-                <w:sz w:val="24"/>
-                <w:szCs w:val="24"/>
-                <w:lang w:val="en-IN" w:eastAsia="en-IN"/>
-              </w:rPr>
-            </w:pPr>
-          </w:p>
-          <w:p>
-            <w:pPr>
-              <w:spacing w:after="0" w:line="240" w:lineRule="auto"/>
-              <w:rPr>
-                <w:rFonts w:ascii="Times New Roman" w:eastAsia="Times New Roman" w:hAnsi="Times New Roman" w:cs="Times New Roman"/>
-                <w:sz w:val="24"/>
-                <w:szCs w:val="24"/>
-                <w:lang w:val="en-IN" w:eastAsia="en-IN"/>
-              </w:rPr>
-            </w:pPr>
-          </w:p>
-          <w:p>
-            <w:pPr>
-              <w:spacing w:after="0" w:line="240" w:lineRule="auto"/>
-              <w:rPr>
-                <w:rFonts w:ascii="Times New Roman" w:eastAsia="Times New Roman" w:hAnsi="Times New Roman" w:cs="Times New Roman"/>
-                <w:sz w:val="24"/>
-                <w:szCs w:val="24"/>
-                <w:lang w:val="en-IN" w:eastAsia="en-IN"/>
-              </w:rPr>
-            </w:pPr>
-          </w:p>
-          <w:p>
-            <w:pPr>
-              <w:spacing w:after="0" w:line="240" w:lineRule="auto"/>
-              <w:rPr>
-                <w:rFonts w:ascii="Times New Roman" w:eastAsia="Times New Roman" w:hAnsi="Times New Roman" w:cs="Times New Roman"/>
-                <w:sz w:val="24"/>
-                <w:szCs w:val="24"/>
-                <w:lang w:val="en-IN" w:eastAsia="en-IN"/>
-              </w:rPr>
-            </w:pPr>
-          </w:p>
-          <w:p>
-            <w:pPr>
-              <w:spacing w:after="0" w:line="240" w:lineRule="auto"/>
-              <w:rPr>
-                <w:rFonts w:ascii="Times New Roman" w:eastAsia="Times New Roman" w:hAnsi="Times New Roman" w:cs="Times New Roman"/>
-                <w:sz w:val="24"/>
-                <w:szCs w:val="24"/>
-                <w:lang w:val="en-IN" w:eastAsia="en-IN"/>
-              </w:rPr>
-            </w:pPr>
-          </w:p>
-          <w:p>
-            <w:pPr>
-              <w:spacing w:after="0" w:line="240" w:lineRule="auto"/>
               <w:jc w:val="center"/>
               <w:rPr>
                 <w:sz w:val="32"/>
@@ -5163,7 +6466,7 @@
           <w:p>
             <w:r>
               <w:pict>
-                <v:rect id="_x0000_i1053" style="width:0;height:1.5pt" o:hralign="center" o:hrstd="t" o:hr="t" fillcolor="#a0a0a0" stroked="f"/>
+                <v:rect id="_x0000_i1101" style="width:0;height:1.5pt" o:hralign="center" o:hrstd="t" o:hr="t" fillcolor="#a0a0a0" stroked="f"/>
               </w:pict>
             </w:r>
           </w:p>
@@ -5302,7 +6605,7 @@
           <w:p>
             <w:r>
               <w:pict>
-                <v:rect id="_x0000_i1054" style="width:0;height:1.5pt" o:hralign="center" o:hrstd="t" o:hr="t" fillcolor="#a0a0a0" stroked="f"/>
+                <v:rect id="_x0000_i1102" style="width:0;height:1.5pt" o:hralign="center" o:hrstd="t" o:hr="t" fillcolor="#a0a0a0" stroked="f"/>
               </w:pict>
             </w:r>
           </w:p>
@@ -5404,7 +6707,7 @@
           <w:p>
             <w:r>
               <w:pict>
-                <v:rect id="_x0000_i1055" style="width:0;height:1.5pt" o:hralign="center" o:hrstd="t" o:hr="t" fillcolor="#a0a0a0" stroked="f"/>
+                <v:rect id="_x0000_i1103" style="width:0;height:1.5pt" o:hralign="center" o:hrstd="t" o:hr="t" fillcolor="#a0a0a0" stroked="f"/>
               </w:pict>
             </w:r>
           </w:p>
@@ -5495,7 +6798,7 @@
           <w:p>
             <w:r>
               <w:pict>
-                <v:rect id="_x0000_i1056" style="width:0;height:1.5pt" o:hralign="center" o:hrstd="t" o:hr="t" fillcolor="#a0a0a0" stroked="f"/>
+                <v:rect id="_x0000_i1104" style="width:0;height:1.5pt" o:hralign="center" o:hrstd="t" o:hr="t" fillcolor="#a0a0a0" stroked="f"/>
               </w:pict>
             </w:r>
           </w:p>
@@ -5726,31 +7029,41 @@
               <w:t>Incedo Inc.</w:t>
             </w:r>
             <w:r>
-              <w:t xml:space="preserve">, I also pursued additional learning and certification courses to enhance my understanding of </w:t>
-            </w:r>
-            <w:r>
               <w:rPr>
                 <w:rStyle w:val="Strong"/>
                 <w:rFonts w:eastAsiaTheme="minorEastAsia"/>
               </w:rPr>
-              <w:t>Artificial Intelligence and cloud technologies</w:t>
-            </w:r>
-            <w:r>
-              <w:t>.</w:t>
-            </w:r>
-          </w:p>
-          <w:p>
-            <w:pPr>
-              <w:pStyle w:val="NormalWeb"/>
-            </w:pPr>
-            <w:r>
-              <w:t xml:space="preserve">These courses helped me strengthen my knowledge of </w:t>
+              <w:t xml:space="preserve"> </w:t>
+            </w:r>
+            <w:r>
+              <w:t>,</w:t>
+            </w:r>
+            <w:r>
+              <w:t xml:space="preserve">I also pursued additional learning and certification courses to enhance my understanding of </w:t>
             </w:r>
             <w:r>
               <w:rPr>
                 <w:rStyle w:val="Strong"/>
                 <w:rFonts w:eastAsiaTheme="minorEastAsia"/>
               </w:rPr>
+              <w:t>Artificial Intelligence and cloud technologies</w:t>
+            </w:r>
+            <w:r>
+              <w:t>.</w:t>
+            </w:r>
+          </w:p>
+          <w:p>
+            <w:pPr>
+              <w:pStyle w:val="NormalWeb"/>
+            </w:pPr>
+            <w:r>
+              <w:t xml:space="preserve">These courses helped me strengthen my knowledge of </w:t>
+            </w:r>
+            <w:r>
+              <w:rPr>
+                <w:rStyle w:val="Strong"/>
+                <w:rFonts w:eastAsiaTheme="minorEastAsia"/>
+              </w:rPr>
               <w:t>AI concepts, prompt engineering techniques, and AWS AI services</w:t>
             </w:r>
             <w:r>
@@ -5760,7 +7073,7 @@
           <w:p>
             <w:r>
               <w:pict>
-                <v:rect id="_x0000_i1061" style="width:0;height:1.5pt" o:hralign="center" o:hrstd="t" o:hr="t" fillcolor="#a0a0a0" stroked="f"/>
+                <v:rect id="_x0000_i1105" style="width:0;height:1.5pt" o:hralign="center" o:hrstd="t" o:hr="t" fillcolor="#a0a0a0" stroked="f"/>
               </w:pict>
             </w:r>
           </w:p>
@@ -5897,7 +7210,7 @@
           <w:p>
             <w:r>
               <w:pict>
-                <v:rect id="_x0000_i1062" style="width:0;height:1.5pt" o:hralign="center" o:hrstd="t" o:hr="t" fillcolor="#a0a0a0" stroked="f"/>
+                <v:rect id="_x0000_i1106" style="width:0;height:1.5pt" o:hralign="center" o:hrstd="t" o:hr="t" fillcolor="#a0a0a0" stroked="f"/>
               </w:pict>
             </w:r>
           </w:p>
@@ -6405,85 +7718,87 @@
               <w:pStyle w:val="NormalWeb"/>
             </w:pPr>
             <w:r>
-              <w:t>During the internship, some challenges were encountered:</w:t>
+              <w:t>During the internship, a few technical challenges were encountered while learning and implementing new technologies. These challenges were gradually overcome through practice, guidance from mentors, and referring to technical documentation.</w:t>
             </w:r>
           </w:p>
           <w:p>
             <w:pPr>
               <w:pStyle w:val="NormalWeb"/>
-              <w:numPr>
-                <w:ilvl w:val="0"/>
-                <w:numId w:val="21"/>
-              </w:numPr>
-            </w:pPr>
-            <w:r>
-              <w:t>Understanding microservices architecture initially</w:t>
-            </w:r>
-          </w:p>
-          <w:p>
-            <w:pPr>
-              <w:pStyle w:val="NormalWeb"/>
-              <w:numPr>
-                <w:ilvl w:val="0"/>
-                <w:numId w:val="21"/>
-              </w:numPr>
-            </w:pPr>
-            <w:r>
-              <w:t>Configuring Spring Security and JWT authentication</w:t>
-            </w:r>
-          </w:p>
-          <w:p>
-            <w:pPr>
-              <w:pStyle w:val="NormalWeb"/>
-              <w:numPr>
-                <w:ilvl w:val="0"/>
-                <w:numId w:val="21"/>
-              </w:numPr>
-            </w:pPr>
-            <w:r>
-              <w:t>Managing communication between multiple services</w:t>
-            </w:r>
-          </w:p>
-          <w:p>
-            <w:pPr>
-              <w:pStyle w:val="NormalWeb"/>
-              <w:numPr>
-                <w:ilvl w:val="0"/>
-                <w:numId w:val="21"/>
-              </w:numPr>
-            </w:pPr>
-            <w:r>
-              <w:t>Deploying applications using Docker and AWS</w:t>
-            </w:r>
-          </w:p>
-          <w:p>
-            <w:pPr>
-              <w:pStyle w:val="NormalWeb"/>
-              <w:numPr>
-                <w:ilvl w:val="0"/>
-                <w:numId w:val="21"/>
-              </w:numPr>
-            </w:pPr>
-            <w:r>
-              <w:t>Learning advanced AI concepts such as agent-based systems</w:t>
-            </w:r>
-          </w:p>
-          <w:p>
-            <w:pPr>
-              <w:pStyle w:val="NormalWeb"/>
-            </w:pPr>
-            <w:r>
-              <w:t xml:space="preserve">These challenges were overcome through </w:t>
-            </w:r>
+            </w:pPr>
             <w:r>
               <w:rPr>
                 <w:rStyle w:val="Strong"/>
                 <w:rFonts w:eastAsiaTheme="minorEastAsia"/>
               </w:rPr>
-              <w:t>continuous practice, mentorship, and documentation</w:t>
-            </w:r>
-            <w:r>
-              <w:t>.</w:t>
+              <w:t>• Understanding microservices architecture initially</w:t>
+            </w:r>
+            <w:r>
+              <w:br/>
+              <w:t>Initially, it was challenging to understand how multiple independent services interact within a distributed system. With further study and practical implementation, I gained a clearer understanding of service communication and system design.</w:t>
+            </w:r>
+          </w:p>
+          <w:p>
+            <w:pPr>
+              <w:pStyle w:val="NormalWeb"/>
+            </w:pPr>
+            <w:r>
+              <w:rPr>
+                <w:rStyle w:val="Strong"/>
+                <w:rFonts w:eastAsiaTheme="minorEastAsia"/>
+              </w:rPr>
+              <w:t>• Configuring Spring Security and JWT authentication</w:t>
+            </w:r>
+            <w:r>
+              <w:br/>
+              <w:t>Setting up authentication and authorization using Spring Security and JWT required careful configuration. Through experimentation and debugging, I learned how to implement secure API access.</w:t>
+            </w:r>
+          </w:p>
+          <w:p>
+            <w:pPr>
+              <w:pStyle w:val="NormalWeb"/>
+            </w:pPr>
+            <w:r>
+              <w:rPr>
+                <w:rStyle w:val="Strong"/>
+                <w:rFonts w:eastAsiaTheme="minorEastAsia"/>
+              </w:rPr>
+              <w:t>• Managing communication between multiple services</w:t>
+            </w:r>
+            <w:r>
+              <w:br/>
+              <w:t>Handling communication between microservices using APIs and clients was complex at first. Over time, I understood how services exchange data and maintain proper coordination.</w:t>
+            </w:r>
+          </w:p>
+          <w:p>
+            <w:pPr>
+              <w:pStyle w:val="NormalWeb"/>
+            </w:pPr>
+            <w:r>
+              <w:rPr>
+                <w:rStyle w:val="Strong"/>
+                <w:rFonts w:eastAsiaTheme="minorEastAsia"/>
+              </w:rPr>
+              <w:t>• Deploying applications using Docker and AWS</w:t>
+            </w:r>
+            <w:r>
+              <w:br/>
+              <w:t>Deploying applications using Docker containers and AWS cloud services involved learning new tools and configurations. With practice, I became familiar with containerization and cloud deployment processes.</w:t>
+            </w:r>
+          </w:p>
+          <w:p>
+            <w:pPr>
+              <w:pStyle w:val="NormalWeb"/>
+            </w:pPr>
+            <w:r>
+              <w:rPr>
+                <w:rStyle w:val="Strong"/>
+                <w:rFonts w:eastAsiaTheme="minorEastAsia"/>
+              </w:rPr>
+              <w:t>• Learning advanced AI concepts such as agent-based systems</w:t>
+            </w:r>
+            <w:r>
+              <w:br/>
+              <w:t>Understanding concepts related to Generative AI and Agentic AI required learning new theoretical and technical concepts. Continuous training and study helped in gaining foundational knowledge in these emerging technologies.</w:t>
             </w:r>
           </w:p>
           <w:p>
@@ -6621,26 +7936,153 @@
           <w:p>
             <w:pPr>
               <w:spacing w:after="0" w:line="240" w:lineRule="auto"/>
-              <w:rPr>
-                <w:rFonts w:ascii="Times New Roman" w:eastAsia="Times New Roman" w:hAnsi="Times New Roman" w:cs="Times New Roman"/>
+              <w:jc w:val="center"/>
+              <w:rPr>
                 <w:sz w:val="32"/>
                 <w:szCs w:val="32"/>
                 <w:u w:val="single"/>
-                <w:lang w:val="en-IN" w:eastAsia="en-IN"/>
-              </w:rPr>
-            </w:pPr>
-          </w:p>
-          <w:p>
-            <w:pPr>
-              <w:spacing w:after="0" w:line="240" w:lineRule="auto"/>
-              <w:rPr>
-                <w:rFonts w:ascii="Times New Roman" w:eastAsia="Times New Roman" w:hAnsi="Times New Roman" w:cs="Times New Roman"/>
+              </w:rPr>
+            </w:pPr>
+            <w:r>
+              <w:rPr>
                 <w:sz w:val="32"/>
                 <w:szCs w:val="32"/>
                 <w:u w:val="single"/>
-                <w:lang w:val="en-IN" w:eastAsia="en-IN"/>
-              </w:rPr>
-            </w:pPr>
+              </w:rPr>
+              <w:lastRenderedPageBreak/>
+              <w:t>Work to be Done in Remaining Internship Period</w:t>
+            </w:r>
+          </w:p>
+          <w:p>
+            <w:pPr>
+              <w:pStyle w:val="NormalWeb"/>
+            </w:pPr>
+            <w:r>
+              <w:t>During the remaining period of the internship, the focus will be on gaining deeper technical knowledge and applying the concepts learned so far through practical implementation and advanced training.</w:t>
+            </w:r>
+          </w:p>
+          <w:p>
+            <w:pPr>
+              <w:pStyle w:val="NormalWeb"/>
+            </w:pPr>
+            <w:r>
+              <w:rPr>
+                <w:rStyle w:val="Strong"/>
+              </w:rPr>
+              <w:t>• Advanced Agentic AI development</w:t>
+            </w:r>
+            <w:r>
+              <w:br/>
+              <w:t>Further learning and implementation of advanced concepts related to Agentic AI, including designing and developing autonomous AI agents for enterprise applications.</w:t>
+            </w:r>
+          </w:p>
+          <w:p>
+            <w:pPr>
+              <w:pStyle w:val="NormalWeb"/>
+            </w:pPr>
+            <w:r>
+              <w:rPr>
+                <w:rStyle w:val="Strong"/>
+              </w:rPr>
+              <w:t>• Hands-on AI labs using AWS services</w:t>
+            </w:r>
+            <w:r>
+              <w:br/>
+              <w:t>Participation in practical labs to gain experience with AWS AI and machine learning services and understand how AI solutions are implemented in cloud environments.</w:t>
+            </w:r>
+          </w:p>
+          <w:p>
+            <w:pPr>
+              <w:pStyle w:val="NormalWeb"/>
+            </w:pPr>
+            <w:r>
+              <w:rPr>
+                <w:rStyle w:val="Strong"/>
+              </w:rPr>
+              <w:t>• Implementation of AI-powered enterprise applications</w:t>
+            </w:r>
+            <w:r>
+              <w:br/>
+              <w:t>Working on building applications that integrate AI capabilities to automate tasks and support intelligent decision-making in enterprise systems.</w:t>
+            </w:r>
+          </w:p>
+          <w:p>
+            <w:pPr>
+              <w:pStyle w:val="NormalWeb"/>
+            </w:pPr>
+            <w:r>
+              <w:rPr>
+                <w:rStyle w:val="Strong"/>
+              </w:rPr>
+              <w:t>• Further improvements to full-stack application projects</w:t>
+            </w:r>
+            <w:r>
+              <w:br/>
+              <w:t>Enhancing existing full-stack projects by improving features, optimizing performance, and implementing additional functionalities.</w:t>
+            </w:r>
+          </w:p>
+          <w:p>
+            <w:pPr>
+              <w:pStyle w:val="NormalWeb"/>
+            </w:pPr>
+            <w:r>
+              <w:rPr>
+                <w:rStyle w:val="Strong"/>
+              </w:rPr>
+              <w:t>• Learning advanced cloud and DevOps practices</w:t>
+            </w:r>
+            <w:r>
+              <w:br/>
+              <w:t>Continuing to develop knowledge of cloud deployment, containerization, and DevOps tools to improve application development and deployment workflows.</w:t>
+            </w:r>
+          </w:p>
+          <w:p>
+            <w:pPr>
+              <w:pStyle w:val="NormalWeb"/>
+            </w:pPr>
+          </w:p>
+          <w:p>
+            <w:pPr>
+              <w:pStyle w:val="NormalWeb"/>
+            </w:pPr>
+          </w:p>
+          <w:p>
+            <w:pPr>
+              <w:pStyle w:val="NormalWeb"/>
+            </w:pPr>
+          </w:p>
+          <w:p>
+            <w:pPr>
+              <w:pStyle w:val="NormalWeb"/>
+            </w:pPr>
+          </w:p>
+          <w:p>
+            <w:pPr>
+              <w:pStyle w:val="NormalWeb"/>
+            </w:pPr>
+          </w:p>
+          <w:p>
+            <w:pPr>
+              <w:pStyle w:val="NormalWeb"/>
+            </w:pPr>
+          </w:p>
+          <w:p>
+            <w:pPr>
+              <w:pStyle w:val="NormalWeb"/>
+            </w:pPr>
+          </w:p>
+          <w:p>
+            <w:pPr>
+              <w:pStyle w:val="NormalWeb"/>
+            </w:pPr>
+          </w:p>
+          <w:p>
+            <w:pPr>
+              <w:pStyle w:val="z-BottomofForm"/>
+            </w:pPr>
+            <w:r>
+              <w:t>Bottom of Form</w:t>
+            </w:r>
           </w:p>
           <w:p>
             <w:pPr>
@@ -6658,37 +8100,211 @@
             <w:pPr>
               <w:spacing w:after="0" w:line="240" w:lineRule="auto"/>
               <w:rPr>
-                <w:rFonts w:ascii="Times New Roman" w:eastAsia="Times New Roman" w:hAnsi="Times New Roman" w:cs="Times New Roman"/>
                 <w:sz w:val="32"/>
                 <w:szCs w:val="32"/>
                 <w:u w:val="single"/>
-                <w:lang w:val="en-IN" w:eastAsia="en-IN"/>
-              </w:rPr>
-            </w:pPr>
-          </w:p>
-          <w:p>
-            <w:pPr>
-              <w:spacing w:after="0" w:line="240" w:lineRule="auto"/>
-              <w:rPr>
-                <w:rFonts w:ascii="Times New Roman" w:eastAsia="Times New Roman" w:hAnsi="Times New Roman" w:cs="Times New Roman"/>
+              </w:rPr>
+            </w:pPr>
+          </w:p>
+          <w:p>
+            <w:pPr>
+              <w:spacing w:after="0" w:line="240" w:lineRule="auto"/>
+              <w:jc w:val="center"/>
+              <w:rPr>
                 <w:sz w:val="32"/>
                 <w:szCs w:val="32"/>
                 <w:u w:val="single"/>
-                <w:lang w:val="en-IN" w:eastAsia="en-IN"/>
-              </w:rPr>
-            </w:pPr>
-          </w:p>
-          <w:p>
-            <w:pPr>
-              <w:spacing w:after="0" w:line="240" w:lineRule="auto"/>
-              <w:rPr>
-                <w:rFonts w:ascii="Times New Roman" w:eastAsia="Times New Roman" w:hAnsi="Times New Roman" w:cs="Times New Roman"/>
+              </w:rPr>
+            </w:pPr>
+            <w:r>
+              <w:rPr>
                 <w:sz w:val="32"/>
                 <w:szCs w:val="32"/>
                 <w:u w:val="single"/>
-                <w:lang w:val="en-IN" w:eastAsia="en-IN"/>
-              </w:rPr>
-            </w:pPr>
+              </w:rPr>
+              <w:lastRenderedPageBreak/>
+              <w:t>Conclusion</w:t>
+            </w:r>
+          </w:p>
+          <w:p>
+            <w:pPr>
+              <w:spacing w:before="100" w:beforeAutospacing="1" w:after="100" w:afterAutospacing="1" w:line="240" w:lineRule="auto"/>
+              <w:rPr>
+                <w:rFonts w:ascii="Times New Roman" w:eastAsia="Times New Roman" w:hAnsi="Times New Roman" w:cs="Times New Roman"/>
+                <w:sz w:val="24"/>
+                <w:szCs w:val="24"/>
+                <w:lang w:val="en-IN" w:eastAsia="en-IN"/>
+              </w:rPr>
+            </w:pPr>
+            <w:r>
+              <w:rPr>
+                <w:rFonts w:ascii="Times New Roman" w:eastAsia="Times New Roman" w:hAnsi="Times New Roman" w:cs="Times New Roman"/>
+                <w:sz w:val="24"/>
+                <w:szCs w:val="24"/>
+                <w:lang w:val="en-IN" w:eastAsia="en-IN"/>
+              </w:rPr>
+              <w:t xml:space="preserve">The first phase of the internship at </w:t>
+            </w:r>
+            <w:r>
+              <w:rPr>
+                <w:rFonts w:ascii="Times New Roman" w:eastAsia="Times New Roman" w:hAnsi="Times New Roman" w:cs="Times New Roman"/>
+                <w:b/>
+                <w:bCs/>
+                <w:sz w:val="24"/>
+                <w:szCs w:val="24"/>
+                <w:lang w:val="en-IN" w:eastAsia="en-IN"/>
+              </w:rPr>
+              <w:t>Incedo Inc.</w:t>
+            </w:r>
+            <w:r>
+              <w:rPr>
+                <w:rFonts w:ascii="Times New Roman" w:eastAsia="Times New Roman" w:hAnsi="Times New Roman" w:cs="Times New Roman"/>
+                <w:sz w:val="24"/>
+                <w:szCs w:val="24"/>
+                <w:lang w:val="en-IN" w:eastAsia="en-IN"/>
+              </w:rPr>
+              <w:t xml:space="preserve"> has been a valuable learning experience.</w:t>
+            </w:r>
+          </w:p>
+          <w:p>
+            <w:pPr>
+              <w:spacing w:before="100" w:beforeAutospacing="1" w:after="100" w:afterAutospacing="1" w:line="240" w:lineRule="auto"/>
+              <w:rPr>
+                <w:rFonts w:ascii="Times New Roman" w:eastAsia="Times New Roman" w:hAnsi="Times New Roman" w:cs="Times New Roman"/>
+                <w:sz w:val="24"/>
+                <w:szCs w:val="24"/>
+                <w:lang w:val="en-IN" w:eastAsia="en-IN"/>
+              </w:rPr>
+            </w:pPr>
+            <w:r>
+              <w:rPr>
+                <w:rFonts w:ascii="Times New Roman" w:eastAsia="Times New Roman" w:hAnsi="Times New Roman" w:cs="Times New Roman"/>
+                <w:sz w:val="24"/>
+                <w:szCs w:val="24"/>
+                <w:lang w:val="en-IN" w:eastAsia="en-IN"/>
+              </w:rPr>
+              <w:t xml:space="preserve">The structured training program provided exposure to </w:t>
+            </w:r>
+            <w:r>
+              <w:rPr>
+                <w:rFonts w:ascii="Times New Roman" w:eastAsia="Times New Roman" w:hAnsi="Times New Roman" w:cs="Times New Roman"/>
+                <w:b/>
+                <w:bCs/>
+                <w:sz w:val="24"/>
+                <w:szCs w:val="24"/>
+                <w:lang w:val="en-IN" w:eastAsia="en-IN"/>
+              </w:rPr>
+              <w:t>Java full stack development, microservices architecture, cloud technologies, and financial industry domain knowledge</w:t>
+            </w:r>
+            <w:r>
+              <w:rPr>
+                <w:rFonts w:ascii="Times New Roman" w:eastAsia="Times New Roman" w:hAnsi="Times New Roman" w:cs="Times New Roman"/>
+                <w:sz w:val="24"/>
+                <w:szCs w:val="24"/>
+                <w:lang w:val="en-IN" w:eastAsia="en-IN"/>
+              </w:rPr>
+              <w:t>.</w:t>
+            </w:r>
+          </w:p>
+          <w:p>
+            <w:pPr>
+              <w:spacing w:before="100" w:beforeAutospacing="1" w:after="100" w:afterAutospacing="1" w:line="240" w:lineRule="auto"/>
+              <w:rPr>
+                <w:rFonts w:ascii="Times New Roman" w:eastAsia="Times New Roman" w:hAnsi="Times New Roman" w:cs="Times New Roman"/>
+                <w:sz w:val="24"/>
+                <w:szCs w:val="24"/>
+                <w:lang w:val="en-IN" w:eastAsia="en-IN"/>
+              </w:rPr>
+            </w:pPr>
+            <w:r>
+              <w:rPr>
+                <w:rFonts w:ascii="Times New Roman" w:eastAsia="Times New Roman" w:hAnsi="Times New Roman" w:cs="Times New Roman"/>
+                <w:sz w:val="24"/>
+                <w:szCs w:val="24"/>
+                <w:lang w:val="en-IN" w:eastAsia="en-IN"/>
+              </w:rPr>
+              <w:t>The hands-on project and AI training helped in understanding how modern enterprise systems are designed and deployed.</w:t>
+            </w:r>
+          </w:p>
+          <w:p>
+            <w:pPr>
+              <w:spacing w:before="100" w:beforeAutospacing="1" w:after="100" w:afterAutospacing="1" w:line="240" w:lineRule="auto"/>
+              <w:rPr>
+                <w:rFonts w:ascii="Times New Roman" w:eastAsia="Times New Roman" w:hAnsi="Times New Roman" w:cs="Times New Roman"/>
+                <w:sz w:val="24"/>
+                <w:szCs w:val="24"/>
+                <w:lang w:val="en-IN" w:eastAsia="en-IN"/>
+              </w:rPr>
+            </w:pPr>
+            <w:r>
+              <w:rPr>
+                <w:rFonts w:ascii="Times New Roman" w:eastAsia="Times New Roman" w:hAnsi="Times New Roman" w:cs="Times New Roman"/>
+                <w:sz w:val="24"/>
+                <w:szCs w:val="24"/>
+                <w:lang w:val="en-IN" w:eastAsia="en-IN"/>
+              </w:rPr>
+              <w:t xml:space="preserve">The ongoing </w:t>
+            </w:r>
+            <w:r>
+              <w:rPr>
+                <w:rFonts w:ascii="Times New Roman" w:eastAsia="Times New Roman" w:hAnsi="Times New Roman" w:cs="Times New Roman"/>
+                <w:b/>
+                <w:bCs/>
+                <w:sz w:val="24"/>
+                <w:szCs w:val="24"/>
+                <w:lang w:val="en-IN" w:eastAsia="en-IN"/>
+              </w:rPr>
+              <w:t>Agentic AI training on AWS</w:t>
+            </w:r>
+            <w:r>
+              <w:rPr>
+                <w:rFonts w:ascii="Times New Roman" w:eastAsia="Times New Roman" w:hAnsi="Times New Roman" w:cs="Times New Roman"/>
+                <w:sz w:val="24"/>
+                <w:szCs w:val="24"/>
+                <w:lang w:val="en-IN" w:eastAsia="en-IN"/>
+              </w:rPr>
+              <w:t xml:space="preserve"> is further expanding my knowledge in emerging technologies that are transforming the future of software development.</w:t>
+            </w:r>
+          </w:p>
+          <w:p>
+            <w:pPr>
+              <w:spacing w:before="100" w:beforeAutospacing="1" w:after="100" w:afterAutospacing="1" w:line="240" w:lineRule="auto"/>
+              <w:rPr>
+                <w:rFonts w:ascii="Times New Roman" w:eastAsia="Times New Roman" w:hAnsi="Times New Roman" w:cs="Times New Roman"/>
+                <w:sz w:val="24"/>
+                <w:szCs w:val="24"/>
+                <w:lang w:val="en-IN" w:eastAsia="en-IN"/>
+              </w:rPr>
+            </w:pPr>
+            <w:r>
+              <w:rPr>
+                <w:rFonts w:ascii="Times New Roman" w:eastAsia="Times New Roman" w:hAnsi="Times New Roman" w:cs="Times New Roman"/>
+                <w:sz w:val="24"/>
+                <w:szCs w:val="24"/>
+                <w:lang w:val="en-IN" w:eastAsia="en-IN"/>
+              </w:rPr>
+              <w:t xml:space="preserve">This internship is helping me develop both </w:t>
+            </w:r>
+            <w:r>
+              <w:rPr>
+                <w:rFonts w:ascii="Times New Roman" w:eastAsia="Times New Roman" w:hAnsi="Times New Roman" w:cs="Times New Roman"/>
+                <w:b/>
+                <w:bCs/>
+                <w:sz w:val="24"/>
+                <w:szCs w:val="24"/>
+                <w:lang w:val="en-IN" w:eastAsia="en-IN"/>
+              </w:rPr>
+              <w:t>technical expertise and industry knowledge required for a career in software engineering and AI-driven systems</w:t>
+            </w:r>
+            <w:r>
+              <w:rPr>
+                <w:rFonts w:ascii="Times New Roman" w:eastAsia="Times New Roman" w:hAnsi="Times New Roman" w:cs="Times New Roman"/>
+                <w:sz w:val="24"/>
+                <w:szCs w:val="24"/>
+                <w:lang w:val="en-IN" w:eastAsia="en-IN"/>
+              </w:rPr>
+              <w:t>.</w:t>
+            </w:r>
           </w:p>
           <w:p>
             <w:pPr>
@@ -6777,111 +8393,26 @@
           <w:p>
             <w:pPr>
               <w:spacing w:after="0" w:line="240" w:lineRule="auto"/>
-              <w:jc w:val="center"/>
-              <w:rPr>
+              <w:rPr>
+                <w:rFonts w:ascii="Times New Roman" w:eastAsia="Times New Roman" w:hAnsi="Times New Roman" w:cs="Times New Roman"/>
                 <w:sz w:val="32"/>
                 <w:szCs w:val="32"/>
                 <w:u w:val="single"/>
-              </w:rPr>
-            </w:pPr>
-            <w:r>
-              <w:rPr>
+                <w:lang w:val="en-IN" w:eastAsia="en-IN"/>
+              </w:rPr>
+            </w:pPr>
+          </w:p>
+          <w:p>
+            <w:pPr>
+              <w:spacing w:after="0" w:line="240" w:lineRule="auto"/>
+              <w:rPr>
+                <w:rFonts w:ascii="Times New Roman" w:eastAsia="Times New Roman" w:hAnsi="Times New Roman" w:cs="Times New Roman"/>
                 <w:sz w:val="32"/>
                 <w:szCs w:val="32"/>
                 <w:u w:val="single"/>
-              </w:rPr>
-              <w:lastRenderedPageBreak/>
-              <w:t>Work to be Done in Remaining Internship Period</w:t>
-            </w:r>
-          </w:p>
-          <w:p>
-            <w:pPr>
-              <w:pStyle w:val="NormalWeb"/>
-            </w:pPr>
-            <w:r>
-              <w:t>The remaining internship period will involve:</w:t>
-            </w:r>
-          </w:p>
-          <w:p>
-            <w:pPr>
-              <w:pStyle w:val="NormalWeb"/>
-              <w:numPr>
-                <w:ilvl w:val="0"/>
-                <w:numId w:val="22"/>
-              </w:numPr>
-            </w:pPr>
-            <w:r>
-              <w:t xml:space="preserve">Advanced </w:t>
-            </w:r>
-            <w:r>
-              <w:rPr>
-                <w:rStyle w:val="Strong"/>
-                <w:rFonts w:eastAsiaTheme="minorEastAsia"/>
-              </w:rPr>
-              <w:t>Agentic AI development</w:t>
-            </w:r>
-          </w:p>
-          <w:p>
-            <w:pPr>
-              <w:pStyle w:val="NormalWeb"/>
-              <w:numPr>
-                <w:ilvl w:val="0"/>
-                <w:numId w:val="22"/>
-              </w:numPr>
-            </w:pPr>
-            <w:r>
-              <w:t>Hands-on AI labs using AWS services</w:t>
-            </w:r>
-          </w:p>
-          <w:p>
-            <w:pPr>
-              <w:pStyle w:val="NormalWeb"/>
-              <w:numPr>
-                <w:ilvl w:val="0"/>
-                <w:numId w:val="22"/>
-              </w:numPr>
-            </w:pPr>
-            <w:r>
-              <w:t xml:space="preserve">Implementation of </w:t>
-            </w:r>
-            <w:r>
-              <w:rPr>
-                <w:rStyle w:val="Strong"/>
-                <w:rFonts w:eastAsiaTheme="minorEastAsia"/>
-              </w:rPr>
-              <w:t>AI-powered enterprise applications</w:t>
-            </w:r>
-          </w:p>
-          <w:p>
-            <w:pPr>
-              <w:pStyle w:val="NormalWeb"/>
-              <w:numPr>
-                <w:ilvl w:val="0"/>
-                <w:numId w:val="22"/>
-              </w:numPr>
-            </w:pPr>
-            <w:r>
-              <w:t>Further improvements to full-stack application projects</w:t>
-            </w:r>
-          </w:p>
-          <w:p>
-            <w:pPr>
-              <w:pStyle w:val="NormalWeb"/>
-              <w:numPr>
-                <w:ilvl w:val="0"/>
-                <w:numId w:val="22"/>
-              </w:numPr>
-            </w:pPr>
-            <w:r>
-              <w:t xml:space="preserve">Learning advanced </w:t>
-            </w:r>
-            <w:r>
-              <w:rPr>
-                <w:rStyle w:val="Strong"/>
-                <w:rFonts w:eastAsiaTheme="minorEastAsia"/>
-              </w:rPr>
-              <w:t>cloud and DevOps practices</w:t>
-            </w:r>
+                <w:lang w:val="en-IN" w:eastAsia="en-IN"/>
+              </w:rPr>
+            </w:pPr>
           </w:p>
           <w:p>
             <w:pPr>
@@ -7019,645 +8550,13 @@
             <w:pPr>
               <w:spacing w:after="0" w:line="240" w:lineRule="auto"/>
               <w:rPr>
-                <w:rFonts w:ascii="Times New Roman" w:eastAsia="Times New Roman" w:hAnsi="Times New Roman" w:cs="Times New Roman"/>
                 <w:sz w:val="32"/>
                 <w:szCs w:val="32"/>
                 <w:u w:val="single"/>
-                <w:lang w:val="en-IN" w:eastAsia="en-IN"/>
-              </w:rPr>
-            </w:pPr>
-          </w:p>
-          <w:p>
-            <w:pPr>
-              <w:spacing w:after="0" w:line="240" w:lineRule="auto"/>
-              <w:rPr>
-                <w:rFonts w:ascii="Times New Roman" w:eastAsia="Times New Roman" w:hAnsi="Times New Roman" w:cs="Times New Roman"/>
-                <w:sz w:val="32"/>
-                <w:szCs w:val="32"/>
-                <w:u w:val="single"/>
-                <w:lang w:val="en-IN" w:eastAsia="en-IN"/>
-              </w:rPr>
-            </w:pPr>
-          </w:p>
-          <w:p>
-            <w:pPr>
-              <w:spacing w:after="0" w:line="240" w:lineRule="auto"/>
-              <w:rPr>
-                <w:rFonts w:ascii="Times New Roman" w:eastAsia="Times New Roman" w:hAnsi="Times New Roman" w:cs="Times New Roman"/>
-                <w:sz w:val="32"/>
-                <w:szCs w:val="32"/>
-                <w:u w:val="single"/>
-                <w:lang w:val="en-IN" w:eastAsia="en-IN"/>
-              </w:rPr>
-            </w:pPr>
-          </w:p>
-          <w:p>
-            <w:pPr>
-              <w:spacing w:after="0" w:line="240" w:lineRule="auto"/>
-              <w:rPr>
-                <w:rFonts w:ascii="Times New Roman" w:eastAsia="Times New Roman" w:hAnsi="Times New Roman" w:cs="Times New Roman"/>
-                <w:sz w:val="32"/>
-                <w:szCs w:val="32"/>
-                <w:u w:val="single"/>
-                <w:lang w:val="en-IN" w:eastAsia="en-IN"/>
-              </w:rPr>
-            </w:pPr>
-          </w:p>
-          <w:p>
-            <w:pPr>
-              <w:spacing w:after="0" w:line="240" w:lineRule="auto"/>
-              <w:rPr>
-                <w:rFonts w:ascii="Times New Roman" w:eastAsia="Times New Roman" w:hAnsi="Times New Roman" w:cs="Times New Roman"/>
-                <w:sz w:val="32"/>
-                <w:szCs w:val="32"/>
-                <w:u w:val="single"/>
-                <w:lang w:val="en-IN" w:eastAsia="en-IN"/>
-              </w:rPr>
-            </w:pPr>
-          </w:p>
-          <w:p>
-            <w:pPr>
-              <w:spacing w:after="0" w:line="240" w:lineRule="auto"/>
-              <w:rPr>
-                <w:rFonts w:ascii="Times New Roman" w:eastAsia="Times New Roman" w:hAnsi="Times New Roman" w:cs="Times New Roman"/>
-                <w:sz w:val="32"/>
-                <w:szCs w:val="32"/>
-                <w:u w:val="single"/>
-                <w:lang w:val="en-IN" w:eastAsia="en-IN"/>
-              </w:rPr>
-            </w:pPr>
-          </w:p>
-          <w:p>
-            <w:pPr>
-              <w:spacing w:after="0" w:line="240" w:lineRule="auto"/>
-              <w:rPr>
-                <w:rFonts w:ascii="Times New Roman" w:eastAsia="Times New Roman" w:hAnsi="Times New Roman" w:cs="Times New Roman"/>
-                <w:sz w:val="32"/>
-                <w:szCs w:val="32"/>
-                <w:u w:val="single"/>
-                <w:lang w:val="en-IN" w:eastAsia="en-IN"/>
-              </w:rPr>
-            </w:pPr>
-          </w:p>
-          <w:p>
-            <w:pPr>
-              <w:spacing w:after="0" w:line="240" w:lineRule="auto"/>
-              <w:rPr>
-                <w:rFonts w:ascii="Times New Roman" w:eastAsia="Times New Roman" w:hAnsi="Times New Roman" w:cs="Times New Roman"/>
-                <w:sz w:val="32"/>
-                <w:szCs w:val="32"/>
-                <w:u w:val="single"/>
-                <w:lang w:val="en-IN" w:eastAsia="en-IN"/>
-              </w:rPr>
-            </w:pPr>
-          </w:p>
-          <w:p>
-            <w:pPr>
-              <w:spacing w:after="0" w:line="240" w:lineRule="auto"/>
-              <w:rPr>
-                <w:rFonts w:ascii="Times New Roman" w:eastAsia="Times New Roman" w:hAnsi="Times New Roman" w:cs="Times New Roman"/>
-                <w:sz w:val="32"/>
-                <w:szCs w:val="32"/>
-                <w:u w:val="single"/>
-                <w:lang w:val="en-IN" w:eastAsia="en-IN"/>
-              </w:rPr>
-            </w:pPr>
-          </w:p>
-          <w:p>
-            <w:pPr>
-              <w:spacing w:after="0" w:line="240" w:lineRule="auto"/>
-              <w:rPr>
-                <w:rFonts w:ascii="Times New Roman" w:eastAsia="Times New Roman" w:hAnsi="Times New Roman" w:cs="Times New Roman"/>
-                <w:sz w:val="32"/>
-                <w:szCs w:val="32"/>
-                <w:u w:val="single"/>
-                <w:lang w:val="en-IN" w:eastAsia="en-IN"/>
-              </w:rPr>
-            </w:pPr>
-          </w:p>
-          <w:p>
-            <w:pPr>
-              <w:spacing w:after="0" w:line="240" w:lineRule="auto"/>
-              <w:rPr>
-                <w:rFonts w:ascii="Times New Roman" w:eastAsia="Times New Roman" w:hAnsi="Times New Roman" w:cs="Times New Roman"/>
-                <w:sz w:val="32"/>
-                <w:szCs w:val="32"/>
-                <w:u w:val="single"/>
-                <w:lang w:val="en-IN" w:eastAsia="en-IN"/>
-              </w:rPr>
-            </w:pPr>
-          </w:p>
-          <w:p>
-            <w:pPr>
-              <w:spacing w:after="0" w:line="240" w:lineRule="auto"/>
-              <w:rPr>
-                <w:rFonts w:ascii="Times New Roman" w:eastAsia="Times New Roman" w:hAnsi="Times New Roman" w:cs="Times New Roman"/>
-                <w:sz w:val="32"/>
-                <w:szCs w:val="32"/>
-                <w:u w:val="single"/>
-                <w:lang w:val="en-IN" w:eastAsia="en-IN"/>
-              </w:rPr>
-            </w:pPr>
-          </w:p>
-          <w:p>
-            <w:pPr>
-              <w:spacing w:after="0" w:line="240" w:lineRule="auto"/>
-              <w:rPr>
-                <w:rFonts w:ascii="Times New Roman" w:eastAsia="Times New Roman" w:hAnsi="Times New Roman" w:cs="Times New Roman"/>
-                <w:sz w:val="32"/>
-                <w:szCs w:val="32"/>
-                <w:u w:val="single"/>
-                <w:lang w:val="en-IN" w:eastAsia="en-IN"/>
-              </w:rPr>
-            </w:pPr>
-          </w:p>
-          <w:p>
-            <w:pPr>
-              <w:spacing w:after="0" w:line="240" w:lineRule="auto"/>
-              <w:rPr>
-                <w:rFonts w:ascii="Times New Roman" w:eastAsia="Times New Roman" w:hAnsi="Times New Roman" w:cs="Times New Roman"/>
-                <w:sz w:val="32"/>
-                <w:szCs w:val="32"/>
-                <w:u w:val="single"/>
-                <w:lang w:val="en-IN" w:eastAsia="en-IN"/>
-              </w:rPr>
-            </w:pPr>
-          </w:p>
-          <w:p>
-            <w:pPr>
-              <w:spacing w:after="0" w:line="240" w:lineRule="auto"/>
-              <w:rPr>
-                <w:rFonts w:ascii="Times New Roman" w:eastAsia="Times New Roman" w:hAnsi="Times New Roman" w:cs="Times New Roman"/>
-                <w:sz w:val="32"/>
-                <w:szCs w:val="32"/>
-                <w:u w:val="single"/>
-                <w:lang w:val="en-IN" w:eastAsia="en-IN"/>
-              </w:rPr>
-            </w:pPr>
-          </w:p>
-          <w:p>
-            <w:pPr>
-              <w:spacing w:after="0" w:line="240" w:lineRule="auto"/>
-              <w:rPr>
-                <w:rFonts w:ascii="Times New Roman" w:eastAsia="Times New Roman" w:hAnsi="Times New Roman" w:cs="Times New Roman"/>
-                <w:sz w:val="32"/>
-                <w:szCs w:val="32"/>
-                <w:u w:val="single"/>
-                <w:lang w:val="en-IN" w:eastAsia="en-IN"/>
-              </w:rPr>
-            </w:pPr>
-          </w:p>
-          <w:p>
-            <w:pPr>
-              <w:spacing w:after="0" w:line="240" w:lineRule="auto"/>
-              <w:jc w:val="center"/>
-              <w:rPr>
-                <w:sz w:val="32"/>
-                <w:szCs w:val="32"/>
-                <w:u w:val="single"/>
-              </w:rPr>
-            </w:pPr>
-            <w:r>
-              <w:rPr>
-                <w:sz w:val="32"/>
-                <w:szCs w:val="32"/>
-                <w:u w:val="single"/>
-              </w:rPr>
-              <w:lastRenderedPageBreak/>
-              <w:t>Conclusion</w:t>
-            </w:r>
-          </w:p>
-          <w:p>
-            <w:pPr>
-              <w:spacing w:before="100" w:beforeAutospacing="1" w:after="100" w:afterAutospacing="1" w:line="240" w:lineRule="auto"/>
-              <w:rPr>
-                <w:rFonts w:ascii="Times New Roman" w:eastAsia="Times New Roman" w:hAnsi="Times New Roman" w:cs="Times New Roman"/>
-                <w:sz w:val="24"/>
-                <w:szCs w:val="24"/>
-                <w:lang w:val="en-IN" w:eastAsia="en-IN"/>
-              </w:rPr>
-            </w:pPr>
-            <w:r>
-              <w:rPr>
-                <w:rFonts w:ascii="Times New Roman" w:eastAsia="Times New Roman" w:hAnsi="Times New Roman" w:cs="Times New Roman"/>
-                <w:sz w:val="24"/>
-                <w:szCs w:val="24"/>
-                <w:lang w:val="en-IN" w:eastAsia="en-IN"/>
-              </w:rPr>
-              <w:t xml:space="preserve">The first phase of the internship at </w:t>
-            </w:r>
-            <w:r>
-              <w:rPr>
-                <w:rFonts w:ascii="Times New Roman" w:eastAsia="Times New Roman" w:hAnsi="Times New Roman" w:cs="Times New Roman"/>
-                <w:b/>
-                <w:bCs/>
-                <w:sz w:val="24"/>
-                <w:szCs w:val="24"/>
-                <w:lang w:val="en-IN" w:eastAsia="en-IN"/>
-              </w:rPr>
-              <w:t>Incedo Inc.</w:t>
-            </w:r>
-            <w:r>
-              <w:rPr>
-                <w:rFonts w:ascii="Times New Roman" w:eastAsia="Times New Roman" w:hAnsi="Times New Roman" w:cs="Times New Roman"/>
-                <w:sz w:val="24"/>
-                <w:szCs w:val="24"/>
-                <w:lang w:val="en-IN" w:eastAsia="en-IN"/>
-              </w:rPr>
-              <w:t xml:space="preserve"> has been a valuable learning experience.</w:t>
-            </w:r>
-          </w:p>
-          <w:p>
-            <w:pPr>
-              <w:spacing w:before="100" w:beforeAutospacing="1" w:after="100" w:afterAutospacing="1" w:line="240" w:lineRule="auto"/>
-              <w:rPr>
-                <w:rFonts w:ascii="Times New Roman" w:eastAsia="Times New Roman" w:hAnsi="Times New Roman" w:cs="Times New Roman"/>
-                <w:sz w:val="24"/>
-                <w:szCs w:val="24"/>
-                <w:lang w:val="en-IN" w:eastAsia="en-IN"/>
-              </w:rPr>
-            </w:pPr>
-            <w:r>
-              <w:rPr>
-                <w:rFonts w:ascii="Times New Roman" w:eastAsia="Times New Roman" w:hAnsi="Times New Roman" w:cs="Times New Roman"/>
-                <w:sz w:val="24"/>
-                <w:szCs w:val="24"/>
-                <w:lang w:val="en-IN" w:eastAsia="en-IN"/>
-              </w:rPr>
-              <w:t xml:space="preserve">The structured training program provided exposure to </w:t>
-            </w:r>
-            <w:r>
-              <w:rPr>
-                <w:rFonts w:ascii="Times New Roman" w:eastAsia="Times New Roman" w:hAnsi="Times New Roman" w:cs="Times New Roman"/>
-                <w:b/>
-                <w:bCs/>
-                <w:sz w:val="24"/>
-                <w:szCs w:val="24"/>
-                <w:lang w:val="en-IN" w:eastAsia="en-IN"/>
-              </w:rPr>
-              <w:t>Java full stack development, microservices architecture, cloud technologies, and financial industry domain knowledge</w:t>
-            </w:r>
-            <w:r>
-              <w:rPr>
-                <w:rFonts w:ascii="Times New Roman" w:eastAsia="Times New Roman" w:hAnsi="Times New Roman" w:cs="Times New Roman"/>
-                <w:sz w:val="24"/>
-                <w:szCs w:val="24"/>
-                <w:lang w:val="en-IN" w:eastAsia="en-IN"/>
-              </w:rPr>
-              <w:t>.</w:t>
-            </w:r>
-          </w:p>
-          <w:p>
-            <w:pPr>
-              <w:spacing w:before="100" w:beforeAutospacing="1" w:after="100" w:afterAutospacing="1" w:line="240" w:lineRule="auto"/>
-              <w:rPr>
-                <w:rFonts w:ascii="Times New Roman" w:eastAsia="Times New Roman" w:hAnsi="Times New Roman" w:cs="Times New Roman"/>
-                <w:sz w:val="24"/>
-                <w:szCs w:val="24"/>
-                <w:lang w:val="en-IN" w:eastAsia="en-IN"/>
-              </w:rPr>
-            </w:pPr>
-            <w:r>
-              <w:rPr>
-                <w:rFonts w:ascii="Times New Roman" w:eastAsia="Times New Roman" w:hAnsi="Times New Roman" w:cs="Times New Roman"/>
-                <w:sz w:val="24"/>
-                <w:szCs w:val="24"/>
-                <w:lang w:val="en-IN" w:eastAsia="en-IN"/>
-              </w:rPr>
-              <w:t>The hands-on project and AI training helped in understanding how modern enterprise systems are designed and deployed.</w:t>
-            </w:r>
-          </w:p>
-          <w:p>
-            <w:pPr>
-              <w:spacing w:before="100" w:beforeAutospacing="1" w:after="100" w:afterAutospacing="1" w:line="240" w:lineRule="auto"/>
-              <w:rPr>
-                <w:rFonts w:ascii="Times New Roman" w:eastAsia="Times New Roman" w:hAnsi="Times New Roman" w:cs="Times New Roman"/>
-                <w:sz w:val="24"/>
-                <w:szCs w:val="24"/>
-                <w:lang w:val="en-IN" w:eastAsia="en-IN"/>
-              </w:rPr>
-            </w:pPr>
-            <w:r>
-              <w:rPr>
-                <w:rFonts w:ascii="Times New Roman" w:eastAsia="Times New Roman" w:hAnsi="Times New Roman" w:cs="Times New Roman"/>
-                <w:sz w:val="24"/>
-                <w:szCs w:val="24"/>
-                <w:lang w:val="en-IN" w:eastAsia="en-IN"/>
-              </w:rPr>
-              <w:t xml:space="preserve">The ongoing </w:t>
-            </w:r>
-            <w:r>
-              <w:rPr>
-                <w:rFonts w:ascii="Times New Roman" w:eastAsia="Times New Roman" w:hAnsi="Times New Roman" w:cs="Times New Roman"/>
-                <w:b/>
-                <w:bCs/>
-                <w:sz w:val="24"/>
-                <w:szCs w:val="24"/>
-                <w:lang w:val="en-IN" w:eastAsia="en-IN"/>
-              </w:rPr>
-              <w:t>Agentic AI training on AWS</w:t>
-            </w:r>
-            <w:r>
-              <w:rPr>
-                <w:rFonts w:ascii="Times New Roman" w:eastAsia="Times New Roman" w:hAnsi="Times New Roman" w:cs="Times New Roman"/>
-                <w:sz w:val="24"/>
-                <w:szCs w:val="24"/>
-                <w:lang w:val="en-IN" w:eastAsia="en-IN"/>
-              </w:rPr>
-              <w:t xml:space="preserve"> is further expanding my knowledge in emerging technologies that are transforming the future of software development.</w:t>
-            </w:r>
-          </w:p>
-          <w:p>
-            <w:pPr>
-              <w:spacing w:before="100" w:beforeAutospacing="1" w:after="100" w:afterAutospacing="1" w:line="240" w:lineRule="auto"/>
-              <w:rPr>
-                <w:rFonts w:ascii="Times New Roman" w:eastAsia="Times New Roman" w:hAnsi="Times New Roman" w:cs="Times New Roman"/>
-                <w:sz w:val="24"/>
-                <w:szCs w:val="24"/>
-                <w:lang w:val="en-IN" w:eastAsia="en-IN"/>
-              </w:rPr>
-            </w:pPr>
-            <w:r>
-              <w:rPr>
-                <w:rFonts w:ascii="Times New Roman" w:eastAsia="Times New Roman" w:hAnsi="Times New Roman" w:cs="Times New Roman"/>
-                <w:sz w:val="24"/>
-                <w:szCs w:val="24"/>
-                <w:lang w:val="en-IN" w:eastAsia="en-IN"/>
-              </w:rPr>
-              <w:t xml:space="preserve">This internship is helping me develop both </w:t>
-            </w:r>
-            <w:r>
-              <w:rPr>
-                <w:rFonts w:ascii="Times New Roman" w:eastAsia="Times New Roman" w:hAnsi="Times New Roman" w:cs="Times New Roman"/>
-                <w:b/>
-                <w:bCs/>
-                <w:sz w:val="24"/>
-                <w:szCs w:val="24"/>
-                <w:lang w:val="en-IN" w:eastAsia="en-IN"/>
-              </w:rPr>
-              <w:t>technical expertise and industry knowledge required for a career in software engineering and AI-driven systems</w:t>
-            </w:r>
-            <w:r>
-              <w:rPr>
-                <w:rFonts w:ascii="Times New Roman" w:eastAsia="Times New Roman" w:hAnsi="Times New Roman" w:cs="Times New Roman"/>
-                <w:sz w:val="24"/>
-                <w:szCs w:val="24"/>
-                <w:lang w:val="en-IN" w:eastAsia="en-IN"/>
-              </w:rPr>
-              <w:t>.</w:t>
-            </w:r>
-          </w:p>
-          <w:p>
-            <w:pPr>
-              <w:spacing w:after="0" w:line="240" w:lineRule="auto"/>
-              <w:rPr>
-                <w:rFonts w:ascii="Times New Roman" w:eastAsia="Times New Roman" w:hAnsi="Times New Roman" w:cs="Times New Roman"/>
-                <w:sz w:val="32"/>
-                <w:szCs w:val="32"/>
-                <w:u w:val="single"/>
-                <w:lang w:val="en-IN" w:eastAsia="en-IN"/>
-              </w:rPr>
-            </w:pPr>
-          </w:p>
-          <w:p>
-            <w:pPr>
-              <w:spacing w:after="0" w:line="240" w:lineRule="auto"/>
-              <w:rPr>
-                <w:rFonts w:ascii="Times New Roman" w:eastAsia="Times New Roman" w:hAnsi="Times New Roman" w:cs="Times New Roman"/>
-                <w:sz w:val="32"/>
-                <w:szCs w:val="32"/>
-                <w:u w:val="single"/>
-                <w:lang w:val="en-IN" w:eastAsia="en-IN"/>
-              </w:rPr>
-            </w:pPr>
-          </w:p>
-          <w:p>
-            <w:pPr>
-              <w:spacing w:after="0" w:line="240" w:lineRule="auto"/>
-              <w:rPr>
-                <w:rFonts w:ascii="Times New Roman" w:eastAsia="Times New Roman" w:hAnsi="Times New Roman" w:cs="Times New Roman"/>
-                <w:sz w:val="32"/>
-                <w:szCs w:val="32"/>
-                <w:u w:val="single"/>
-                <w:lang w:val="en-IN" w:eastAsia="en-IN"/>
-              </w:rPr>
-            </w:pPr>
-          </w:p>
-          <w:p>
-            <w:pPr>
-              <w:spacing w:after="0" w:line="240" w:lineRule="auto"/>
-              <w:rPr>
-                <w:rFonts w:ascii="Times New Roman" w:eastAsia="Times New Roman" w:hAnsi="Times New Roman" w:cs="Times New Roman"/>
-                <w:sz w:val="32"/>
-                <w:szCs w:val="32"/>
-                <w:u w:val="single"/>
-                <w:lang w:val="en-IN" w:eastAsia="en-IN"/>
-              </w:rPr>
-            </w:pPr>
-          </w:p>
-          <w:p>
-            <w:pPr>
-              <w:spacing w:after="0" w:line="240" w:lineRule="auto"/>
-              <w:rPr>
-                <w:rFonts w:ascii="Times New Roman" w:eastAsia="Times New Roman" w:hAnsi="Times New Roman" w:cs="Times New Roman"/>
-                <w:sz w:val="32"/>
-                <w:szCs w:val="32"/>
-                <w:u w:val="single"/>
-                <w:lang w:val="en-IN" w:eastAsia="en-IN"/>
-              </w:rPr>
-            </w:pPr>
-          </w:p>
-          <w:p>
-            <w:pPr>
-              <w:spacing w:after="0" w:line="240" w:lineRule="auto"/>
-              <w:rPr>
-                <w:rFonts w:ascii="Times New Roman" w:eastAsia="Times New Roman" w:hAnsi="Times New Roman" w:cs="Times New Roman"/>
-                <w:sz w:val="32"/>
-                <w:szCs w:val="32"/>
-                <w:u w:val="single"/>
-                <w:lang w:val="en-IN" w:eastAsia="en-IN"/>
-              </w:rPr>
-            </w:pPr>
-          </w:p>
-          <w:p>
-            <w:pPr>
-              <w:spacing w:after="0" w:line="240" w:lineRule="auto"/>
-              <w:rPr>
-                <w:rFonts w:ascii="Times New Roman" w:eastAsia="Times New Roman" w:hAnsi="Times New Roman" w:cs="Times New Roman"/>
-                <w:sz w:val="32"/>
-                <w:szCs w:val="32"/>
-                <w:u w:val="single"/>
-                <w:lang w:val="en-IN" w:eastAsia="en-IN"/>
-              </w:rPr>
-            </w:pPr>
-          </w:p>
-          <w:p>
-            <w:pPr>
-              <w:spacing w:after="0" w:line="240" w:lineRule="auto"/>
-              <w:rPr>
-                <w:rFonts w:ascii="Times New Roman" w:eastAsia="Times New Roman" w:hAnsi="Times New Roman" w:cs="Times New Roman"/>
-                <w:sz w:val="32"/>
-                <w:szCs w:val="32"/>
-                <w:u w:val="single"/>
-                <w:lang w:val="en-IN" w:eastAsia="en-IN"/>
-              </w:rPr>
-            </w:pPr>
-          </w:p>
-          <w:p>
-            <w:pPr>
-              <w:spacing w:after="0" w:line="240" w:lineRule="auto"/>
-              <w:rPr>
-                <w:rFonts w:ascii="Times New Roman" w:eastAsia="Times New Roman" w:hAnsi="Times New Roman" w:cs="Times New Roman"/>
-                <w:sz w:val="32"/>
-                <w:szCs w:val="32"/>
-                <w:u w:val="single"/>
-                <w:lang w:val="en-IN" w:eastAsia="en-IN"/>
-              </w:rPr>
-            </w:pPr>
-          </w:p>
-          <w:p>
-            <w:pPr>
-              <w:spacing w:after="0" w:line="240" w:lineRule="auto"/>
-              <w:rPr>
-                <w:rFonts w:ascii="Times New Roman" w:eastAsia="Times New Roman" w:hAnsi="Times New Roman" w:cs="Times New Roman"/>
-                <w:sz w:val="32"/>
-                <w:szCs w:val="32"/>
-                <w:u w:val="single"/>
-                <w:lang w:val="en-IN" w:eastAsia="en-IN"/>
-              </w:rPr>
-            </w:pPr>
-          </w:p>
-          <w:p>
-            <w:pPr>
-              <w:spacing w:after="0" w:line="240" w:lineRule="auto"/>
-              <w:rPr>
-                <w:rFonts w:ascii="Times New Roman" w:eastAsia="Times New Roman" w:hAnsi="Times New Roman" w:cs="Times New Roman"/>
-                <w:sz w:val="32"/>
-                <w:szCs w:val="32"/>
-                <w:u w:val="single"/>
-                <w:lang w:val="en-IN" w:eastAsia="en-IN"/>
-              </w:rPr>
-            </w:pPr>
-          </w:p>
-          <w:p>
-            <w:pPr>
-              <w:spacing w:after="0" w:line="240" w:lineRule="auto"/>
-              <w:rPr>
-                <w:rFonts w:ascii="Times New Roman" w:eastAsia="Times New Roman" w:hAnsi="Times New Roman" w:cs="Times New Roman"/>
-                <w:sz w:val="32"/>
-                <w:szCs w:val="32"/>
-                <w:u w:val="single"/>
-                <w:lang w:val="en-IN" w:eastAsia="en-IN"/>
-              </w:rPr>
-            </w:pPr>
-          </w:p>
-          <w:p>
-            <w:pPr>
-              <w:spacing w:after="0" w:line="240" w:lineRule="auto"/>
-              <w:rPr>
-                <w:rFonts w:ascii="Times New Roman" w:eastAsia="Times New Roman" w:hAnsi="Times New Roman" w:cs="Times New Roman"/>
-                <w:sz w:val="32"/>
-                <w:szCs w:val="32"/>
-                <w:u w:val="single"/>
-                <w:lang w:val="en-IN" w:eastAsia="en-IN"/>
-              </w:rPr>
-            </w:pPr>
-          </w:p>
-          <w:p>
-            <w:pPr>
-              <w:spacing w:after="0" w:line="240" w:lineRule="auto"/>
-              <w:rPr>
-                <w:rFonts w:ascii="Times New Roman" w:eastAsia="Times New Roman" w:hAnsi="Times New Roman" w:cs="Times New Roman"/>
-                <w:sz w:val="32"/>
-                <w:szCs w:val="32"/>
-                <w:u w:val="single"/>
-                <w:lang w:val="en-IN" w:eastAsia="en-IN"/>
-              </w:rPr>
-            </w:pPr>
-          </w:p>
-          <w:p>
-            <w:pPr>
-              <w:spacing w:after="0" w:line="240" w:lineRule="auto"/>
-              <w:rPr>
-                <w:rFonts w:ascii="Times New Roman" w:eastAsia="Times New Roman" w:hAnsi="Times New Roman" w:cs="Times New Roman"/>
-                <w:sz w:val="32"/>
-                <w:szCs w:val="32"/>
-                <w:u w:val="single"/>
-                <w:lang w:val="en-IN" w:eastAsia="en-IN"/>
-              </w:rPr>
-            </w:pPr>
-          </w:p>
-          <w:p>
-            <w:pPr>
-              <w:spacing w:after="0" w:line="240" w:lineRule="auto"/>
-              <w:rPr>
-                <w:rFonts w:ascii="Times New Roman" w:eastAsia="Times New Roman" w:hAnsi="Times New Roman" w:cs="Times New Roman"/>
-                <w:sz w:val="32"/>
-                <w:szCs w:val="32"/>
-                <w:u w:val="single"/>
-                <w:lang w:val="en-IN" w:eastAsia="en-IN"/>
-              </w:rPr>
-            </w:pPr>
-          </w:p>
-          <w:p>
-            <w:pPr>
-              <w:spacing w:after="0" w:line="240" w:lineRule="auto"/>
-              <w:rPr>
-                <w:rFonts w:ascii="Times New Roman" w:eastAsia="Times New Roman" w:hAnsi="Times New Roman" w:cs="Times New Roman"/>
-                <w:sz w:val="32"/>
-                <w:szCs w:val="32"/>
-                <w:u w:val="single"/>
-                <w:lang w:val="en-IN" w:eastAsia="en-IN"/>
-              </w:rPr>
-            </w:pPr>
-          </w:p>
-          <w:p>
-            <w:pPr>
-              <w:spacing w:after="0" w:line="240" w:lineRule="auto"/>
-              <w:rPr>
-                <w:rFonts w:ascii="Times New Roman" w:eastAsia="Times New Roman" w:hAnsi="Times New Roman" w:cs="Times New Roman"/>
-                <w:sz w:val="32"/>
-                <w:szCs w:val="32"/>
-                <w:u w:val="single"/>
-                <w:lang w:val="en-IN" w:eastAsia="en-IN"/>
-              </w:rPr>
-            </w:pPr>
-          </w:p>
-          <w:p>
-            <w:pPr>
-              <w:spacing w:after="0" w:line="240" w:lineRule="auto"/>
-              <w:rPr>
-                <w:rFonts w:ascii="Times New Roman" w:eastAsia="Times New Roman" w:hAnsi="Times New Roman" w:cs="Times New Roman"/>
-                <w:sz w:val="32"/>
-                <w:szCs w:val="32"/>
-                <w:u w:val="single"/>
-                <w:lang w:val="en-IN" w:eastAsia="en-IN"/>
-              </w:rPr>
-            </w:pPr>
-          </w:p>
-          <w:p>
-            <w:pPr>
-              <w:spacing w:after="0" w:line="240" w:lineRule="auto"/>
-              <w:rPr>
-                <w:rFonts w:ascii="Times New Roman" w:eastAsia="Times New Roman" w:hAnsi="Times New Roman" w:cs="Times New Roman"/>
-                <w:sz w:val="32"/>
-                <w:szCs w:val="32"/>
-                <w:u w:val="single"/>
-                <w:lang w:val="en-IN" w:eastAsia="en-IN"/>
-              </w:rPr>
-            </w:pPr>
-          </w:p>
-          <w:p>
-            <w:pPr>
-              <w:spacing w:after="0" w:line="240" w:lineRule="auto"/>
-              <w:rPr>
-                <w:rFonts w:ascii="Times New Roman" w:eastAsia="Times New Roman" w:hAnsi="Times New Roman" w:cs="Times New Roman"/>
-                <w:sz w:val="32"/>
-                <w:szCs w:val="32"/>
-                <w:u w:val="single"/>
-                <w:lang w:val="en-IN" w:eastAsia="en-IN"/>
-              </w:rPr>
-            </w:pPr>
+              </w:rPr>
+            </w:pPr>
+            <w:bookmarkStart w:id="0" w:name="_GoBack"/>
+            <w:bookmarkEnd w:id="0"/>
           </w:p>
           <w:p>
             <w:pPr>
@@ -7785,8 +8684,6 @@
                 <w:lang w:val="en-IN" w:eastAsia="en-IN"/>
               </w:rPr>
             </w:pPr>
-            <w:bookmarkStart w:id="0" w:name="_GoBack"/>
-            <w:bookmarkEnd w:id="0"/>
           </w:p>
           <w:p>
             <w:pPr>
@@ -11590,6 +12487,119 @@
     </w:lvl>
   </w:abstractNum>
   <w:abstractNum w:abstractNumId="16" w15:restartNumberingAfterBreak="0">
+    <w:nsid w:val="346F361E"/>
+    <w:multiLevelType w:val="multilevel"/>
+    <w:tmpl w:val="B5644140"/>
+    <w:lvl w:ilvl="0">
+      <w:start w:val="1"/>
+      <w:numFmt w:val="decimal"/>
+      <w:lvlText w:val="%1."/>
+      <w:lvlJc w:val="left"/>
+      <w:pPr>
+        <w:tabs>
+          <w:tab w:val="num" w:pos="720"/>
+        </w:tabs>
+        <w:ind w:left="720" w:hanging="360"/>
+      </w:pPr>
+    </w:lvl>
+    <w:lvl w:ilvl="1" w:tentative="1">
+      <w:start w:val="1"/>
+      <w:numFmt w:val="decimal"/>
+      <w:lvlText w:val="%2."/>
+      <w:lvlJc w:val="left"/>
+      <w:pPr>
+        <w:tabs>
+          <w:tab w:val="num" w:pos="1440"/>
+        </w:tabs>
+        <w:ind w:left="1440" w:hanging="360"/>
+      </w:pPr>
+    </w:lvl>
+    <w:lvl w:ilvl="2" w:tentative="1">
+      <w:start w:val="1"/>
+      <w:numFmt w:val="decimal"/>
+      <w:lvlText w:val="%3."/>
+      <w:lvlJc w:val="left"/>
+      <w:pPr>
+        <w:tabs>
+          <w:tab w:val="num" w:pos="2160"/>
+        </w:tabs>
+        <w:ind w:left="2160" w:hanging="360"/>
+      </w:pPr>
+    </w:lvl>
+    <w:lvl w:ilvl="3" w:tentative="1">
+      <w:start w:val="1"/>
+      <w:numFmt w:val="decimal"/>
+      <w:lvlText w:val="%4."/>
+      <w:lvlJc w:val="left"/>
+      <w:pPr>
+        <w:tabs>
+          <w:tab w:val="num" w:pos="2880"/>
+        </w:tabs>
+        <w:ind w:left="2880" w:hanging="360"/>
+      </w:pPr>
+    </w:lvl>
+    <w:lvl w:ilvl="4" w:tentative="1">
+      <w:start w:val="1"/>
+      <w:numFmt w:val="decimal"/>
+      <w:lvlText w:val="%5."/>
+      <w:lvlJc w:val="left"/>
+      <w:pPr>
+        <w:tabs>
+          <w:tab w:val="num" w:pos="3600"/>
+        </w:tabs>
+        <w:ind w:left="3600" w:hanging="360"/>
+      </w:pPr>
+    </w:lvl>
+    <w:lvl w:ilvl="5" w:tentative="1">
+      <w:start w:val="1"/>
+      <w:numFmt w:val="decimal"/>
+      <w:lvlText w:val="%6."/>
+      <w:lvlJc w:val="left"/>
+      <w:pPr>
+        <w:tabs>
+          <w:tab w:val="num" w:pos="4320"/>
+        </w:tabs>
+        <w:ind w:left="4320" w:hanging="360"/>
+      </w:pPr>
+    </w:lvl>
+    <w:lvl w:ilvl="6" w:tentative="1">
+      <w:start w:val="1"/>
+      <w:numFmt w:val="decimal"/>
+      <w:lvlText w:val="%7."/>
+      <w:lvlJc w:val="left"/>
+      <w:pPr>
+        <w:tabs>
+          <w:tab w:val="num" w:pos="5040"/>
+        </w:tabs>
+        <w:ind w:left="5040" w:hanging="360"/>
+      </w:pPr>
+    </w:lvl>
+    <w:lvl w:ilvl="7" w:tentative="1">
+      <w:start w:val="1"/>
+      <w:numFmt w:val="decimal"/>
+      <w:lvlText w:val="%8."/>
+      <w:lvlJc w:val="left"/>
+      <w:pPr>
+        <w:tabs>
+          <w:tab w:val="num" w:pos="5760"/>
+        </w:tabs>
+        <w:ind w:left="5760" w:hanging="360"/>
+      </w:pPr>
+    </w:lvl>
+    <w:lvl w:ilvl="8" w:tentative="1">
+      <w:start w:val="1"/>
+      <w:numFmt w:val="decimal"/>
+      <w:lvlText w:val="%9."/>
+      <w:lvlJc w:val="left"/>
+      <w:pPr>
+        <w:tabs>
+          <w:tab w:val="num" w:pos="6480"/>
+        </w:tabs>
+        <w:ind w:left="6480" w:hanging="360"/>
+      </w:pPr>
+    </w:lvl>
+  </w:abstractNum>
+  <w:abstractNum w:abstractNumId="17" w15:restartNumberingAfterBreak="0">
     <w:nsid w:val="35A41668"/>
     <w:multiLevelType w:val="multilevel"/>
     <w:tmpl w:val="98A0D7EA"/>
@@ -11738,7 +12748,7 @@
       </w:rPr>
     </w:lvl>
   </w:abstractNum>
-  <w:abstractNum w:abstractNumId="17" w15:restartNumberingAfterBreak="0">
+  <w:abstractNum w:abstractNumId="18" w15:restartNumberingAfterBreak="0">
     <w:nsid w:val="387C1F22"/>
     <w:multiLevelType w:val="multilevel"/>
     <w:tmpl w:val="4476B1A2"/>
@@ -11887,7 +12897,7 @@
       </w:rPr>
     </w:lvl>
   </w:abstractNum>
-  <w:abstractNum w:abstractNumId="18" w15:restartNumberingAfterBreak="0">
+  <w:abstractNum w:abstractNumId="19" w15:restartNumberingAfterBreak="0">
     <w:nsid w:val="38FC5A63"/>
     <w:multiLevelType w:val="multilevel"/>
     <w:tmpl w:val="7C6CB040"/>
@@ -12036,7 +13046,7 @@
       </w:rPr>
     </w:lvl>
   </w:abstractNum>
-  <w:abstractNum w:abstractNumId="19" w15:restartNumberingAfterBreak="0">
+  <w:abstractNum w:abstractNumId="20" w15:restartNumberingAfterBreak="0">
     <w:nsid w:val="3B840030"/>
     <w:multiLevelType w:val="multilevel"/>
     <w:tmpl w:val="CA803464"/>
@@ -12185,7 +13195,7 @@
       </w:rPr>
     </w:lvl>
   </w:abstractNum>
-  <w:abstractNum w:abstractNumId="20" w15:restartNumberingAfterBreak="0">
+  <w:abstractNum w:abstractNumId="21" w15:restartNumberingAfterBreak="0">
     <w:nsid w:val="3CC50A33"/>
     <w:multiLevelType w:val="multilevel"/>
     <w:tmpl w:val="DBDAEAA2"/>
@@ -12334,7 +13344,7 @@
       </w:rPr>
     </w:lvl>
   </w:abstractNum>
-  <w:abstractNum w:abstractNumId="21" w15:restartNumberingAfterBreak="0">
+  <w:abstractNum w:abstractNumId="22" w15:restartNumberingAfterBreak="0">
     <w:nsid w:val="3DF6358C"/>
     <w:multiLevelType w:val="multilevel"/>
     <w:tmpl w:val="19401D36"/>
@@ -12483,7 +13493,7 @@
       </w:rPr>
     </w:lvl>
   </w:abstractNum>
-  <w:abstractNum w:abstractNumId="22" w15:restartNumberingAfterBreak="0">
+  <w:abstractNum w:abstractNumId="23" w15:restartNumberingAfterBreak="0">
     <w:nsid w:val="3EE05FFE"/>
     <w:multiLevelType w:val="multilevel"/>
     <w:tmpl w:val="9CE8DAB2"/>
@@ -12632,7 +13642,7 @@
       </w:rPr>
     </w:lvl>
   </w:abstractNum>
-  <w:abstractNum w:abstractNumId="23" w15:restartNumberingAfterBreak="0">
+  <w:abstractNum w:abstractNumId="24" w15:restartNumberingAfterBreak="0">
     <w:nsid w:val="40A674A3"/>
     <w:multiLevelType w:val="multilevel"/>
     <w:tmpl w:val="B8FAF84E"/>
@@ -12781,7 +13791,7 @@
       </w:rPr>
     </w:lvl>
   </w:abstractNum>
-  <w:abstractNum w:abstractNumId="24" w15:restartNumberingAfterBreak="0">
+  <w:abstractNum w:abstractNumId="25" w15:restartNumberingAfterBreak="0">
     <w:nsid w:val="4B7D4E0C"/>
     <w:multiLevelType w:val="hybridMultilevel"/>
     <w:tmpl w:val="AB6E3AA2"/>
@@ -12870,7 +13880,7 @@
       </w:pPr>
     </w:lvl>
   </w:abstractNum>
-  <w:abstractNum w:abstractNumId="25" w15:restartNumberingAfterBreak="0">
+  <w:abstractNum w:abstractNumId="26" w15:restartNumberingAfterBreak="0">
     <w:nsid w:val="4D631C39"/>
     <w:multiLevelType w:val="multilevel"/>
     <w:tmpl w:val="C29209B2"/>
@@ -13019,7 +14029,269 @@
       </w:rPr>
     </w:lvl>
   </w:abstractNum>
-  <w:abstractNum w:abstractNumId="26" w15:restartNumberingAfterBreak="0">
+  <w:abstractNum w:abstractNumId="27" w15:restartNumberingAfterBreak="0">
+    <w:nsid w:val="52486571"/>
+    <w:multiLevelType w:val="multilevel"/>
+    <w:tmpl w:val="CEEE21CE"/>
+    <w:lvl w:ilvl="0">
+      <w:start w:val="1"/>
+      <w:numFmt w:val="bullet"/>
+      <w:lvlText w:val=""/>
+      <w:lvlJc w:val="left"/>
+      <w:pPr>
+        <w:tabs>
+          <w:tab w:val="num" w:pos="720"/>
+        </w:tabs>
+        <w:ind w:left="720" w:hanging="360"/>
+      </w:pPr>
+      <w:rPr>
+        <w:rFonts w:ascii="Symbol" w:hAnsi="Symbol" w:hint="default"/>
+        <w:sz w:val="20"/>
+      </w:rPr>
+    </w:lvl>
+    <w:lvl w:ilvl="1" w:tentative="1">
+      <w:start w:val="1"/>
+      <w:numFmt w:val="bullet"/>
+      <w:lvlText w:val="o"/>
+      <w:lvlJc w:val="left"/>
+      <w:pPr>
+        <w:tabs>
+          <w:tab w:val="num" w:pos="1440"/>
+        </w:tabs>
+        <w:ind w:left="1440" w:hanging="360"/>
+      </w:pPr>
+      <w:rPr>
+        <w:rFonts w:ascii="Courier New" w:hAnsi="Courier New" w:hint="default"/>
+        <w:sz w:val="20"/>
+      </w:rPr>
+    </w:lvl>
+    <w:lvl w:ilvl="2" w:tentative="1">
+      <w:start w:val="1"/>
+      <w:numFmt w:val="bullet"/>
+      <w:lvlText w:val=""/>
+      <w:lvlJc w:val="left"/>
+      <w:pPr>
+        <w:tabs>
+          <w:tab w:val="num" w:pos="2160"/>
+        </w:tabs>
+        <w:ind w:left="2160" w:hanging="360"/>
+      </w:pPr>
+      <w:rPr>
+        <w:rFonts w:ascii="Wingdings" w:hAnsi="Wingdings" w:hint="default"/>
+        <w:sz w:val="20"/>
+      </w:rPr>
+    </w:lvl>
+    <w:lvl w:ilvl="3" w:tentative="1">
+      <w:start w:val="1"/>
+      <w:numFmt w:val="bullet"/>
+      <w:lvlText w:val=""/>
+      <w:lvlJc w:val="left"/>
+      <w:pPr>
+        <w:tabs>
+          <w:tab w:val="num" w:pos="2880"/>
+        </w:tabs>
+        <w:ind w:left="2880" w:hanging="360"/>
+      </w:pPr>
+      <w:rPr>
+        <w:rFonts w:ascii="Wingdings" w:hAnsi="Wingdings" w:hint="default"/>
+        <w:sz w:val="20"/>
+      </w:rPr>
+    </w:lvl>
+    <w:lvl w:ilvl="4" w:tentative="1">
+      <w:start w:val="1"/>
+      <w:numFmt w:val="bullet"/>
+      <w:lvlText w:val=""/>
+      <w:lvlJc w:val="left"/>
+      <w:pPr>
+        <w:tabs>
+          <w:tab w:val="num" w:pos="3600"/>
+        </w:tabs>
+        <w:ind w:left="3600" w:hanging="360"/>
+      </w:pPr>
+      <w:rPr>
+        <w:rFonts w:ascii="Wingdings" w:hAnsi="Wingdings" w:hint="default"/>
+        <w:sz w:val="20"/>
+      </w:rPr>
+    </w:lvl>
+    <w:lvl w:ilvl="5" w:tentative="1">
+      <w:start w:val="1"/>
+      <w:numFmt w:val="bullet"/>
+      <w:lvlText w:val=""/>
+      <w:lvlJc w:val="left"/>
+      <w:pPr>
+        <w:tabs>
+          <w:tab w:val="num" w:pos="4320"/>
+        </w:tabs>
+        <w:ind w:left="4320" w:hanging="360"/>
+      </w:pPr>
+      <w:rPr>
+        <w:rFonts w:ascii="Wingdings" w:hAnsi="Wingdings" w:hint="default"/>
+        <w:sz w:val="20"/>
+      </w:rPr>
+    </w:lvl>
+    <w:lvl w:ilvl="6" w:tentative="1">
+      <w:start w:val="1"/>
+      <w:numFmt w:val="bullet"/>
+      <w:lvlText w:val=""/>
+      <w:lvlJc w:val="left"/>
+      <w:pPr>
+        <w:tabs>
+          <w:tab w:val="num" w:pos="5040"/>
+        </w:tabs>
+        <w:ind w:left="5040" w:hanging="360"/>
+      </w:pPr>
+      <w:rPr>
+        <w:rFonts w:ascii="Wingdings" w:hAnsi="Wingdings" w:hint="default"/>
+        <w:sz w:val="20"/>
+      </w:rPr>
+    </w:lvl>
+    <w:lvl w:ilvl="7" w:tentative="1">
+      <w:start w:val="1"/>
+      <w:numFmt w:val="bullet"/>
+      <w:lvlText w:val=""/>
+      <w:lvlJc w:val="left"/>
+      <w:pPr>
+        <w:tabs>
+          <w:tab w:val="num" w:pos="5760"/>
+        </w:tabs>
+        <w:ind w:left="5760" w:hanging="360"/>
+      </w:pPr>
+      <w:rPr>
+        <w:rFonts w:ascii="Wingdings" w:hAnsi="Wingdings" w:hint="default"/>
+        <w:sz w:val="20"/>
+      </w:rPr>
+    </w:lvl>
+    <w:lvl w:ilvl="8" w:tentative="1">
+      <w:start w:val="1"/>
+      <w:numFmt w:val="bullet"/>
+      <w:lvlText w:val=""/>
+      <w:lvlJc w:val="left"/>
+      <w:pPr>
+        <w:tabs>
+          <w:tab w:val="num" w:pos="6480"/>
+        </w:tabs>
+        <w:ind w:left="6480" w:hanging="360"/>
+      </w:pPr>
+      <w:rPr>
+        <w:rFonts w:ascii="Wingdings" w:hAnsi="Wingdings" w:hint="default"/>
+        <w:sz w:val="20"/>
+      </w:rPr>
+    </w:lvl>
+  </w:abstractNum>
+  <w:abstractNum w:abstractNumId="28" w15:restartNumberingAfterBreak="0">
+    <w:nsid w:val="5D2055B7"/>
+    <w:multiLevelType w:val="multilevel"/>
+    <w:tmpl w:val="0AEC3B1E"/>
+    <w:lvl w:ilvl="0">
+      <w:start w:val="1"/>
+      <w:numFmt w:val="decimal"/>
+      <w:lvlText w:val="%1."/>
+      <w:lvlJc w:val="left"/>
+      <w:pPr>
+        <w:tabs>
+          <w:tab w:val="num" w:pos="720"/>
+        </w:tabs>
+        <w:ind w:left="720" w:hanging="360"/>
+      </w:pPr>
+    </w:lvl>
+    <w:lvl w:ilvl="1" w:tentative="1">
+      <w:start w:val="1"/>
+      <w:numFmt w:val="decimal"/>
+      <w:lvlText w:val="%2."/>
+      <w:lvlJc w:val="left"/>
+      <w:pPr>
+        <w:tabs>
+          <w:tab w:val="num" w:pos="1440"/>
+        </w:tabs>
+        <w:ind w:left="1440" w:hanging="360"/>
+      </w:pPr>
+    </w:lvl>
+    <w:lvl w:ilvl="2" w:tentative="1">
+      <w:start w:val="1"/>
+      <w:numFmt w:val="decimal"/>
+      <w:lvlText w:val="%3."/>
+      <w:lvlJc w:val="left"/>
+      <w:pPr>
+        <w:tabs>
+          <w:tab w:val="num" w:pos="2160"/>
+        </w:tabs>
+        <w:ind w:left="2160" w:hanging="360"/>
+      </w:pPr>
+    </w:lvl>
+    <w:lvl w:ilvl="3" w:tentative="1">
+      <w:start w:val="1"/>
+      <w:numFmt w:val="decimal"/>
+      <w:lvlText w:val="%4."/>
+      <w:lvlJc w:val="left"/>
+      <w:pPr>
+        <w:tabs>
+          <w:tab w:val="num" w:pos="2880"/>
+        </w:tabs>
+        <w:ind w:left="2880" w:hanging="360"/>
+      </w:pPr>
+    </w:lvl>
+    <w:lvl w:ilvl="4" w:tentative="1">
+      <w:start w:val="1"/>
+      <w:numFmt w:val="decimal"/>
+      <w:lvlText w:val="%5."/>
+      <w:lvlJc w:val="left"/>
+      <w:pPr>
+        <w:tabs>
+          <w:tab w:val="num" w:pos="3600"/>
+        </w:tabs>
+        <w:ind w:left="3600" w:hanging="360"/>
+      </w:pPr>
+    </w:lvl>
+    <w:lvl w:ilvl="5" w:tentative="1">
+      <w:start w:val="1"/>
+      <w:numFmt w:val="decimal"/>
+      <w:lvlText w:val="%6."/>
+      <w:lvlJc w:val="left"/>
+      <w:pPr>
+        <w:tabs>
+          <w:tab w:val="num" w:pos="4320"/>
+        </w:tabs>
+        <w:ind w:left="4320" w:hanging="360"/>
+      </w:pPr>
+    </w:lvl>
+    <w:lvl w:ilvl="6" w:tentative="1">
+      <w:start w:val="1"/>
+      <w:numFmt w:val="decimal"/>
+      <w:lvlText w:val="%7."/>
+      <w:lvlJc w:val="left"/>
+      <w:pPr>
+        <w:tabs>
+          <w:tab w:val="num" w:pos="5040"/>
+        </w:tabs>
+        <w:ind w:left="5040" w:hanging="360"/>
+      </w:pPr>
+    </w:lvl>
+    <w:lvl w:ilvl="7" w:tentative="1">
+      <w:start w:val="1"/>
+      <w:numFmt w:val="decimal"/>
+      <w:lvlText w:val="%8."/>
+      <w:lvlJc w:val="left"/>
+      <w:pPr>
+        <w:tabs>
+          <w:tab w:val="num" w:pos="5760"/>
+        </w:tabs>
+        <w:ind w:left="5760" w:hanging="360"/>
+      </w:pPr>
+    </w:lvl>
+    <w:lvl w:ilvl="8" w:tentative="1">
+      <w:start w:val="1"/>
+      <w:numFmt w:val="decimal"/>
+      <w:lvlText w:val="%9."/>
+      <w:lvlJc w:val="left"/>
+      <w:pPr>
+        <w:tabs>
+          <w:tab w:val="num" w:pos="6480"/>
+        </w:tabs>
+        <w:ind w:left="6480" w:hanging="360"/>
+      </w:pPr>
+    </w:lvl>
+  </w:abstractNum>
+  <w:abstractNum w:abstractNumId="29" w15:restartNumberingAfterBreak="0">
     <w:nsid w:val="6186256D"/>
     <w:multiLevelType w:val="multilevel"/>
     <w:tmpl w:val="094C00A2"/>
@@ -13168,7 +14440,7 @@
       </w:rPr>
     </w:lvl>
   </w:abstractNum>
-  <w:abstractNum w:abstractNumId="27" w15:restartNumberingAfterBreak="0">
+  <w:abstractNum w:abstractNumId="30" w15:restartNumberingAfterBreak="0">
     <w:nsid w:val="661A429A"/>
     <w:multiLevelType w:val="multilevel"/>
     <w:tmpl w:val="88FA40FC"/>
@@ -13317,7 +14589,7 @@
       </w:rPr>
     </w:lvl>
   </w:abstractNum>
-  <w:abstractNum w:abstractNumId="28" w15:restartNumberingAfterBreak="0">
+  <w:abstractNum w:abstractNumId="31" w15:restartNumberingAfterBreak="0">
     <w:nsid w:val="678E00B1"/>
     <w:multiLevelType w:val="multilevel"/>
     <w:tmpl w:val="485C5F46"/>
@@ -13466,7 +14738,7 @@
       </w:rPr>
     </w:lvl>
   </w:abstractNum>
-  <w:abstractNum w:abstractNumId="29" w15:restartNumberingAfterBreak="0">
+  <w:abstractNum w:abstractNumId="32" w15:restartNumberingAfterBreak="0">
     <w:nsid w:val="6AEA5D0F"/>
     <w:multiLevelType w:val="multilevel"/>
     <w:tmpl w:val="AD320AF6"/>
@@ -13615,7 +14887,7 @@
       </w:rPr>
     </w:lvl>
   </w:abstractNum>
-  <w:abstractNum w:abstractNumId="30" w15:restartNumberingAfterBreak="0">
+  <w:abstractNum w:abstractNumId="33" w15:restartNumberingAfterBreak="0">
     <w:nsid w:val="6E631471"/>
     <w:multiLevelType w:val="multilevel"/>
     <w:tmpl w:val="E46C8724"/>
@@ -13765,22 +15037,22 @@
     </w:lvl>
   </w:abstractNum>
   <w:num w:numId="1">
-    <w:abstractNumId w:val="24"/>
+    <w:abstractNumId w:val="25"/>
   </w:num>
   <w:num w:numId="2">
-    <w:abstractNumId w:val="27"/>
+    <w:abstractNumId w:val="30"/>
   </w:num>
   <w:num w:numId="3">
     <w:abstractNumId w:val="9"/>
   </w:num>
   <w:num w:numId="4">
-    <w:abstractNumId w:val="28"/>
+    <w:abstractNumId w:val="31"/>
   </w:num>
   <w:num w:numId="5">
     <w:abstractNumId w:val="12"/>
   </w:num>
   <w:num w:numId="6">
-    <w:abstractNumId w:val="21"/>
+    <w:abstractNumId w:val="22"/>
   </w:num>
   <w:num w:numId="7">
     <w:abstractNumId w:val="3"/>
@@ -13789,46 +15061,46 @@
     <w:abstractNumId w:val="15"/>
   </w:num>
   <w:num w:numId="9">
-    <w:abstractNumId w:val="18"/>
+    <w:abstractNumId w:val="19"/>
   </w:num>
   <w:num w:numId="10">
     <w:abstractNumId w:val="5"/>
   </w:num>
   <w:num w:numId="11">
-    <w:abstractNumId w:val="16"/>
+    <w:abstractNumId w:val="17"/>
   </w:num>
   <w:num w:numId="12">
-    <w:abstractNumId w:val="26"/>
+    <w:abstractNumId w:val="29"/>
   </w:num>
   <w:num w:numId="13">
-    <w:abstractNumId w:val="23"/>
+    <w:abstractNumId w:val="24"/>
   </w:num>
   <w:num w:numId="14">
     <w:abstractNumId w:val="14"/>
   </w:num>
   <w:num w:numId="15">
-    <w:abstractNumId w:val="20"/>
+    <w:abstractNumId w:val="21"/>
   </w:num>
   <w:num w:numId="16">
-    <w:abstractNumId w:val="29"/>
+    <w:abstractNumId w:val="32"/>
   </w:num>
   <w:num w:numId="17">
     <w:abstractNumId w:val="0"/>
   </w:num>
   <w:num w:numId="18">
-    <w:abstractNumId w:val="25"/>
+    <w:abstractNumId w:val="26"/>
   </w:num>
   <w:num w:numId="19">
     <w:abstractNumId w:val="6"/>
   </w:num>
   <w:num w:numId="20">
-    <w:abstractNumId w:val="17"/>
+    <w:abstractNumId w:val="18"/>
   </w:num>
   <w:num w:numId="21">
-    <w:abstractNumId w:val="22"/>
+    <w:abstractNumId w:val="23"/>
   </w:num>
   <w:num w:numId="22">
-    <w:abstractNumId w:val="30"/>
+    <w:abstractNumId w:val="33"/>
   </w:num>
   <w:num w:numId="23">
     <w:abstractNumId w:val="7"/>
@@ -13837,7 +15109,7 @@
     <w:abstractNumId w:val="1"/>
   </w:num>
   <w:num w:numId="25">
-    <w:abstractNumId w:val="19"/>
+    <w:abstractNumId w:val="20"/>
   </w:num>
   <w:num w:numId="26">
     <w:abstractNumId w:val="8"/>
@@ -13856,6 +15128,15 @@
   </w:num>
   <w:num w:numId="31">
     <w:abstractNumId w:val="13"/>
+  </w:num>
+  <w:num w:numId="32">
+    <w:abstractNumId w:val="28"/>
+  </w:num>
+  <w:num w:numId="33">
+    <w:abstractNumId w:val="16"/>
+  </w:num>
+  <w:num w:numId="34">
+    <w:abstractNumId w:val="27"/>
   </w:num>
 </w:numbering>
 </file>
@@ -14262,6 +15543,27 @@
       <w:lang w:val="en-US"/>
     </w:rPr>
   </w:style>
+  <w:style w:type="paragraph" w:styleId="Heading1">
+    <w:name w:val="heading 1"/>
+    <w:basedOn w:val="Normal"/>
+    <w:next w:val="Normal"/>
+    <w:link w:val="Heading1Char"/>
+    <w:uiPriority w:val="9"/>
+    <w:qFormat/>
+    <w:rsid w:val="00CC10D1"/>
+    <w:pPr>
+      <w:keepNext/>
+      <w:keepLines/>
+      <w:spacing w:before="240" w:after="0"/>
+      <w:outlineLvl w:val="0"/>
+    </w:pPr>
+    <w:rPr>
+      <w:rFonts w:asciiTheme="majorHAnsi" w:eastAsiaTheme="majorEastAsia" w:hAnsiTheme="majorHAnsi" w:cstheme="majorBidi"/>
+      <w:color w:val="2E74B5" w:themeColor="accent1" w:themeShade="BF"/>
+      <w:sz w:val="32"/>
+      <w:szCs w:val="32"/>
+    </w:rPr>
+  </w:style>
   <w:style w:type="paragraph" w:styleId="Heading2">
     <w:name w:val="heading 2"/>
     <w:basedOn w:val="Normal"/>
@@ -14486,6 +15788,113 @@
       <w:iCs/>
       <w:color w:val="2E74B5" w:themeColor="accent1" w:themeShade="BF"/>
       <w:lang w:val="en-US"/>
+    </w:rPr>
+  </w:style>
+  <w:style w:type="paragraph" w:styleId="z-TopofForm">
+    <w:name w:val="HTML Top of Form"/>
+    <w:basedOn w:val="Normal"/>
+    <w:next w:val="Normal"/>
+    <w:link w:val="z-TopofFormChar"/>
+    <w:hidden/>
+    <w:uiPriority w:val="99"/>
+    <w:semiHidden/>
+    <w:unhideWhenUsed/>
+    <w:rsid w:val="005B0D33"/>
+    <w:pPr>
+      <w:pBdr>
+        <w:bottom w:val="single" w:sz="6" w:space="1" w:color="auto"/>
+      </w:pBdr>
+      <w:spacing w:after="0" w:line="240" w:lineRule="auto"/>
+      <w:jc w:val="center"/>
+    </w:pPr>
+    <w:rPr>
+      <w:rFonts w:ascii="Arial" w:eastAsia="Times New Roman" w:hAnsi="Arial" w:cs="Arial"/>
+      <w:vanish/>
+      <w:sz w:val="16"/>
+      <w:szCs w:val="16"/>
+      <w:lang w:val="en-IN" w:eastAsia="en-IN"/>
+    </w:rPr>
+  </w:style>
+  <w:style w:type="character" w:customStyle="1" w:styleId="z-TopofFormChar">
+    <w:name w:val="z-Top of Form Char"/>
+    <w:basedOn w:val="DefaultParagraphFont"/>
+    <w:link w:val="z-TopofForm"/>
+    <w:uiPriority w:val="99"/>
+    <w:semiHidden/>
+    <w:rsid w:val="005B0D33"/>
+    <w:rPr>
+      <w:rFonts w:ascii="Arial" w:eastAsia="Times New Roman" w:hAnsi="Arial" w:cs="Arial"/>
+      <w:vanish/>
+      <w:sz w:val="16"/>
+      <w:szCs w:val="16"/>
+      <w:lang w:eastAsia="en-IN"/>
+    </w:rPr>
+  </w:style>
+  <w:style w:type="paragraph" w:styleId="z-BottomofForm">
+    <w:name w:val="HTML Bottom of Form"/>
+    <w:basedOn w:val="Normal"/>
+    <w:next w:val="Normal"/>
+    <w:link w:val="z-BottomofFormChar"/>
+    <w:hidden/>
+    <w:uiPriority w:val="99"/>
+    <w:semiHidden/>
+    <w:unhideWhenUsed/>
+    <w:rsid w:val="005B0D33"/>
+    <w:pPr>
+      <w:pBdr>
+        <w:top w:val="single" w:sz="6" w:space="1" w:color="auto"/>
+      </w:pBdr>
+      <w:spacing w:after="0" w:line="240" w:lineRule="auto"/>
+      <w:jc w:val="center"/>
+    </w:pPr>
+    <w:rPr>
+      <w:rFonts w:ascii="Arial" w:eastAsia="Times New Roman" w:hAnsi="Arial" w:cs="Arial"/>
+      <w:vanish/>
+      <w:sz w:val="16"/>
+      <w:szCs w:val="16"/>
+      <w:lang w:val="en-IN" w:eastAsia="en-IN"/>
+    </w:rPr>
+  </w:style>
+  <w:style w:type="character" w:customStyle="1" w:styleId="z-BottomofFormChar">
+    <w:name w:val="z-Bottom of Form Char"/>
+    <w:basedOn w:val="DefaultParagraphFont"/>
+    <w:link w:val="z-BottomofForm"/>
+    <w:uiPriority w:val="99"/>
+    <w:semiHidden/>
+    <w:rsid w:val="005B0D33"/>
+    <w:rPr>
+      <w:rFonts w:ascii="Arial" w:eastAsia="Times New Roman" w:hAnsi="Arial" w:cs="Arial"/>
+      <w:vanish/>
+      <w:sz w:val="16"/>
+      <w:szCs w:val="16"/>
+      <w:lang w:eastAsia="en-IN"/>
+    </w:rPr>
+  </w:style>
+  <w:style w:type="character" w:customStyle="1" w:styleId="Heading1Char">
+    <w:name w:val="Heading 1 Char"/>
+    <w:basedOn w:val="DefaultParagraphFont"/>
+    <w:link w:val="Heading1"/>
+    <w:uiPriority w:val="9"/>
+    <w:rsid w:val="00CC10D1"/>
+    <w:rPr>
+      <w:rFonts w:asciiTheme="majorHAnsi" w:eastAsiaTheme="majorEastAsia" w:hAnsiTheme="majorHAnsi" w:cstheme="majorBidi"/>
+      <w:color w:val="2E74B5" w:themeColor="accent1" w:themeShade="BF"/>
+      <w:sz w:val="32"/>
+      <w:szCs w:val="32"/>
+      <w:lang w:val="en-US"/>
+    </w:rPr>
+  </w:style>
+  <w:style w:type="character" w:styleId="HTMLCode">
+    <w:name w:val="HTML Code"/>
+    <w:basedOn w:val="DefaultParagraphFont"/>
+    <w:uiPriority w:val="99"/>
+    <w:semiHidden/>
+    <w:unhideWhenUsed/>
+    <w:rsid w:val="00CC10D1"/>
+    <w:rPr>
+      <w:rFonts w:ascii="Courier New" w:eastAsia="Times New Roman" w:hAnsi="Courier New" w:cs="Courier New"/>
+      <w:sz w:val="20"/>
+      <w:szCs w:val="20"/>
     </w:rPr>
   </w:style>
 </w:styles>
